--- a/skills/yao-geo-page-blueprint/examples/demo/lingxu-yao-geo-page-blueprint-demo.docx
+++ b/skills/yao-geo-page-blueprint/examples/demo/lingxu-yao-geo-page-blueprint-demo.docx
@@ -9,9 +9,8 @@
       </w:pPr>
       <w:r>
         <w:rPr>
-          <w:rFonts w:ascii="Arial" w:eastAsia="Microsoft YaHei" w:hAnsi="Arial"/>
+          <w:rFonts w:ascii="Georgia" w:eastAsia="Source Han Serif SC" w:hAnsi="Georgia"/>
           <w:sz w:val="44"/>
-          <w:b/>
         </w:rPr>
         <w:t xml:space="preserve">GEO 友好产品页设计方案示例</w:t>
       </w:r>
@@ -62,9 +61,8 @@
       </w:pPr>
       <w:r>
         <w:rPr>
-          <w:rFonts w:ascii="Arial" w:eastAsia="Microsoft YaHei" w:hAnsi="Arial"/>
+          <w:rFonts w:ascii="Georgia" w:eastAsia="Source Han Serif SC" w:hAnsi="Georgia"/>
           <w:sz w:val="31"/>
-          <w:b/>
         </w:rPr>
         <w:t xml:space="preserve">封面摘要</w:t>
       </w:r>
@@ -81,12 +79,12 @@
           <w:right w:w="110" w:type="dxa"/>
         </w:tblCellMar>
         <w:tblBorders>
-          <w:top w:val="single" w:sz="6" w:color="D7DEE8"/>
-          <w:left w:val="single" w:sz="6" w:color="D7DEE8"/>
-          <w:bottom w:val="single" w:sz="6" w:color="D7DEE8"/>
-          <w:right w:val="single" w:sz="6" w:color="D7DEE8"/>
-          <w:insideH w:val="single" w:sz="6" w:color="D7DEE8"/>
-          <w:insideV w:val="single" w:sz="6" w:color="D7DEE8"/>
+          <w:top w:val="single" w:sz="6" w:color="E8E5DA"/>
+          <w:left w:val="single" w:sz="6" w:color="E8E5DA"/>
+          <w:bottom w:val="single" w:sz="6" w:color="E8E5DA"/>
+          <w:right w:val="single" w:sz="6" w:color="E8E5DA"/>
+          <w:insideH w:val="single" w:sz="6" w:color="E8E5DA"/>
+          <w:insideV w:val="single" w:sz="6" w:color="E8E5DA"/>
         </w:tblBorders>
       </w:tblPr>
       <w:tblGrid>
@@ -99,7 +97,7 @@
           <w:tcPr>
             <w:tcW w:w="1100" w:type="dxa"/>
             <w:vAlign w:val="center"/>
-            <w:shd w:fill="EEF3F7"/>
+            <w:shd w:fill="F3F0E8"/>
             <w:tcMar>
               <w:top w:w="110" w:type="dxa"/>
               <w:left w:w="110" w:type="dxa"/>
@@ -126,7 +124,7 @@
           <w:tcPr>
             <w:tcW w:w="2785" w:type="dxa"/>
             <w:vAlign w:val="center"/>
-            <w:shd w:fill="EEF3F7"/>
+            <w:shd w:fill="F3F0E8"/>
             <w:tcMar>
               <w:top w:w="110" w:type="dxa"/>
               <w:left w:w="110" w:type="dxa"/>
@@ -153,7 +151,7 @@
           <w:tcPr>
             <w:tcW w:w="4915" w:type="dxa"/>
             <w:vAlign w:val="center"/>
-            <w:shd w:fill="EEF3F7"/>
+            <w:shd w:fill="F3F0E8"/>
             <w:tcMar>
               <w:top w:w="110" w:type="dxa"/>
               <w:left w:w="110" w:type="dxa"/>
@@ -493,9 +491,8 @@
       </w:pPr>
       <w:r>
         <w:rPr>
-          <w:rFonts w:ascii="Arial" w:eastAsia="Microsoft YaHei" w:hAnsi="Arial"/>
+          <w:rFonts w:ascii="Georgia" w:eastAsia="Source Han Serif SC" w:hAnsi="Georgia"/>
           <w:sz w:val="31"/>
-          <w:b/>
         </w:rPr>
         <w:t xml:space="preserve">执行摘要</w:t>
       </w:r>
@@ -572,9 +569,2434 @@
       </w:pPr>
       <w:r>
         <w:rPr>
+          <w:rFonts w:ascii="Georgia" w:eastAsia="Source Han Serif SC" w:hAnsi="Georgia"/>
+          <w:sz w:val="31"/>
+        </w:rPr>
+        <w:t xml:space="preserve">输入、假设与边界</w:t>
+      </w:r>
+    </w:p>
+    <w:p>
+      <w:pPr>
+        <w:spacing w:after="75" w:line="276" w:lineRule="auto"/>
+        <w:wordWrap/>
+      </w:pPr>
+      <w:r>
+        <w:rPr>
           <w:rFonts w:ascii="Arial" w:eastAsia="Microsoft YaHei" w:hAnsi="Arial"/>
+          <w:sz w:val="21"/>
+        </w:rPr>
+        <w:t xml:space="preserve">本节把已知输入、设计假设、限制条件和待确认项先显性化，避免后续页面蓝图把未核验信息写成事实。</w:t>
+      </w:r>
+    </w:p>
+    <w:tbl>
+      <w:tblPr>
+        <w:tblW w:w="8800" w:type="dxa"/>
+        <w:tblInd w:w="0" w:type="dxa"/>
+        <w:tblLayout w:type="fixed"/>
+        <w:tblCellMar>
+          <w:top w:w="110" w:type="dxa"/>
+          <w:left w:w="110" w:type="dxa"/>
+          <w:bottom w:w="110" w:type="dxa"/>
+          <w:right w:w="110" w:type="dxa"/>
+        </w:tblCellMar>
+        <w:tblBorders>
+          <w:top w:val="single" w:sz="6" w:color="E8E5DA"/>
+          <w:left w:val="single" w:sz="6" w:color="E8E5DA"/>
+          <w:bottom w:val="single" w:sz="6" w:color="E8E5DA"/>
+          <w:right w:val="single" w:sz="6" w:color="E8E5DA"/>
+          <w:insideH w:val="single" w:sz="6" w:color="E8E5DA"/>
+          <w:insideV w:val="single" w:sz="6" w:color="E8E5DA"/>
+        </w:tblBorders>
+      </w:tblPr>
+      <w:tblGrid>
+        <w:gridCol w:w="1100"/>
+        <w:gridCol w:w="2647"/>
+        <w:gridCol w:w="2647"/>
+        <w:gridCol w:w="2406"/>
+      </w:tblGrid>
+      <w:tr>
+        <w:tc>
+          <w:tcPr>
+            <w:tcW w:w="1100" w:type="dxa"/>
+            <w:vAlign w:val="center"/>
+            <w:shd w:fill="F3F0E8"/>
+            <w:tcMar>
+              <w:top w:w="110" w:type="dxa"/>
+              <w:left w:w="110" w:type="dxa"/>
+              <w:bottom w:w="110" w:type="dxa"/>
+              <w:right w:w="110" w:type="dxa"/>
+            </w:tcMar>
+          </w:tcPr>
+          <w:p>
+            <w:pPr>
+              <w:spacing w:after="55" w:line="276" w:lineRule="auto"/>
+              <w:wordWrap/>
+            </w:pPr>
+            <w:r>
+              <w:rPr>
+                <w:rFonts w:ascii="Arial" w:eastAsia="Microsoft YaHei" w:hAnsi="Arial"/>
+                <w:sz w:val="17"/>
+                <w:b/>
+              </w:rPr>
+              <w:t xml:space="preserve">维度</w:t>
+            </w:r>
+          </w:p>
+        </w:tc>
+        <w:tc>
+          <w:tcPr>
+            <w:tcW w:w="2647" w:type="dxa"/>
+            <w:vAlign w:val="center"/>
+            <w:shd w:fill="F3F0E8"/>
+            <w:tcMar>
+              <w:top w:w="110" w:type="dxa"/>
+              <w:left w:w="110" w:type="dxa"/>
+              <w:bottom w:w="110" w:type="dxa"/>
+              <w:right w:w="110" w:type="dxa"/>
+            </w:tcMar>
+          </w:tcPr>
+          <w:p>
+            <w:pPr>
+              <w:spacing w:after="55" w:line="276" w:lineRule="auto"/>
+              <w:wordWrap/>
+            </w:pPr>
+            <w:r>
+              <w:rPr>
+                <w:rFonts w:ascii="Arial" w:eastAsia="Microsoft YaHei" w:hAnsi="Arial"/>
+                <w:sz w:val="17"/>
+                <w:b/>
+              </w:rPr>
+              <w:t xml:space="preserve">已知输入</w:t>
+            </w:r>
+          </w:p>
+        </w:tc>
+        <w:tc>
+          <w:tcPr>
+            <w:tcW w:w="2647" w:type="dxa"/>
+            <w:vAlign w:val="center"/>
+            <w:shd w:fill="F3F0E8"/>
+            <w:tcMar>
+              <w:top w:w="110" w:type="dxa"/>
+              <w:left w:w="110" w:type="dxa"/>
+              <w:bottom w:w="110" w:type="dxa"/>
+              <w:right w:w="110" w:type="dxa"/>
+            </w:tcMar>
+          </w:tcPr>
+          <w:p>
+            <w:pPr>
+              <w:spacing w:after="55" w:line="276" w:lineRule="auto"/>
+              <w:wordWrap/>
+            </w:pPr>
+            <w:r>
+              <w:rPr>
+                <w:rFonts w:ascii="Arial" w:eastAsia="Microsoft YaHei" w:hAnsi="Arial"/>
+                <w:sz w:val="17"/>
+                <w:b/>
+              </w:rPr>
+              <w:t xml:space="preserve">设计假设</w:t>
+            </w:r>
+          </w:p>
+        </w:tc>
+        <w:tc>
+          <w:tcPr>
+            <w:tcW w:w="2406" w:type="dxa"/>
+            <w:vAlign w:val="center"/>
+            <w:shd w:fill="F3F0E8"/>
+            <w:tcMar>
+              <w:top w:w="110" w:type="dxa"/>
+              <w:left w:w="110" w:type="dxa"/>
+              <w:bottom w:w="110" w:type="dxa"/>
+              <w:right w:w="110" w:type="dxa"/>
+            </w:tcMar>
+          </w:tcPr>
+          <w:p>
+            <w:pPr>
+              <w:spacing w:after="55" w:line="276" w:lineRule="auto"/>
+              <w:wordWrap/>
+            </w:pPr>
+            <w:r>
+              <w:rPr>
+                <w:rFonts w:ascii="Arial" w:eastAsia="Microsoft YaHei" w:hAnsi="Arial"/>
+                <w:sz w:val="17"/>
+                <w:b/>
+              </w:rPr>
+              <w:t xml:space="preserve">需要确认</w:t>
+            </w:r>
+          </w:p>
+        </w:tc>
+      </w:tr>
+      <w:tr>
+        <w:tc>
+          <w:tcPr>
+            <w:tcW w:w="1100" w:type="dxa"/>
+            <w:vAlign w:val="center"/>
+            <w:tcMar>
+              <w:top w:w="110" w:type="dxa"/>
+              <w:left w:w="110" w:type="dxa"/>
+              <w:bottom w:w="110" w:type="dxa"/>
+              <w:right w:w="110" w:type="dxa"/>
+            </w:tcMar>
+          </w:tcPr>
+          <w:p>
+            <w:pPr>
+              <w:spacing w:after="55" w:line="276" w:lineRule="auto"/>
+              <w:wordWrap/>
+            </w:pPr>
+            <w:r>
+              <w:rPr>
+                <w:rFonts w:ascii="Arial" w:eastAsia="Microsoft YaHei" w:hAnsi="Arial"/>
+                <w:sz w:val="17"/>
+              </w:rPr>
+              <w:t xml:space="preserve">目标内容</w:t>
+            </w:r>
+          </w:p>
+        </w:tc>
+        <w:tc>
+          <w:tcPr>
+            <w:tcW w:w="2647" w:type="dxa"/>
+            <w:vAlign w:val="center"/>
+            <w:tcMar>
+              <w:top w:w="110" w:type="dxa"/>
+              <w:left w:w="110" w:type="dxa"/>
+              <w:bottom w:w="110" w:type="dxa"/>
+              <w:right w:w="110" w:type="dxa"/>
+            </w:tcMar>
+          </w:tcPr>
+          <w:p>
+            <w:pPr>
+              <w:spacing w:after="55" w:line="276" w:lineRule="auto"/>
+              <w:wordWrap/>
+            </w:pPr>
+            <w:r>
+              <w:rPr>
+                <w:rFonts w:ascii="Arial" w:eastAsia="Microsoft YaHei" w:hAnsi="Arial"/>
+                <w:sz w:val="17"/>
+              </w:rPr>
+              <w:t xml:space="preserve">岭序商机云 的页面蓝图与国内 AI 平台答案抽取</w:t>
+            </w:r>
+          </w:p>
+        </w:tc>
+        <w:tc>
+          <w:tcPr>
+            <w:tcW w:w="2647" w:type="dxa"/>
+            <w:vAlign w:val="center"/>
+            <w:tcMar>
+              <w:top w:w="110" w:type="dxa"/>
+              <w:left w:w="110" w:type="dxa"/>
+              <w:bottom w:w="110" w:type="dxa"/>
+              <w:right w:w="110" w:type="dxa"/>
+            </w:tcMar>
+          </w:tcPr>
+          <w:p>
+            <w:pPr>
+              <w:spacing w:after="55" w:line="276" w:lineRule="auto"/>
+              <w:wordWrap/>
+            </w:pPr>
+            <w:r>
+              <w:rPr>
+                <w:rFonts w:ascii="Arial" w:eastAsia="Microsoft YaHei" w:hAnsi="Arial"/>
+                <w:sz w:val="17"/>
+              </w:rPr>
+              <w:t xml:space="preserve">页面以中文简体输出，服务官网页面与公众号同步版本</w:t>
+            </w:r>
+          </w:p>
+        </w:tc>
+        <w:tc>
+          <w:tcPr>
+            <w:tcW w:w="2406" w:type="dxa"/>
+            <w:vAlign w:val="center"/>
+            <w:tcMar>
+              <w:top w:w="110" w:type="dxa"/>
+              <w:left w:w="110" w:type="dxa"/>
+              <w:bottom w:w="110" w:type="dxa"/>
+              <w:right w:w="110" w:type="dxa"/>
+            </w:tcMar>
+          </w:tcPr>
+          <w:p>
+            <w:pPr>
+              <w:spacing w:after="55" w:line="276" w:lineRule="auto"/>
+              <w:wordWrap/>
+            </w:pPr>
+            <w:r>
+              <w:rPr>
+                <w:rFonts w:ascii="Arial" w:eastAsia="Microsoft YaHei" w:hAnsi="Arial"/>
+                <w:sz w:val="17"/>
+              </w:rPr>
+              <w:t xml:space="preserve">最终上线 URL、CMS 字段权限和视觉规范</w:t>
+            </w:r>
+          </w:p>
+        </w:tc>
+      </w:tr>
+      <w:tr>
+        <w:tc>
+          <w:tcPr>
+            <w:tcW w:w="1100" w:type="dxa"/>
+            <w:vAlign w:val="center"/>
+            <w:tcMar>
+              <w:top w:w="110" w:type="dxa"/>
+              <w:left w:w="110" w:type="dxa"/>
+              <w:bottom w:w="110" w:type="dxa"/>
+              <w:right w:w="110" w:type="dxa"/>
+            </w:tcMar>
+          </w:tcPr>
+          <w:p>
+            <w:pPr>
+              <w:spacing w:after="55" w:line="276" w:lineRule="auto"/>
+              <w:wordWrap/>
+            </w:pPr>
+            <w:r>
+              <w:rPr>
+                <w:rFonts w:ascii="Arial" w:eastAsia="Microsoft YaHei" w:hAnsi="Arial"/>
+                <w:sz w:val="17"/>
+              </w:rPr>
+              <w:t xml:space="preserve">目标问题</w:t>
+            </w:r>
+          </w:p>
+        </w:tc>
+        <w:tc>
+          <w:tcPr>
+            <w:tcW w:w="2647" w:type="dxa"/>
+            <w:vAlign w:val="center"/>
+            <w:tcMar>
+              <w:top w:w="110" w:type="dxa"/>
+              <w:left w:w="110" w:type="dxa"/>
+              <w:bottom w:w="110" w:type="dxa"/>
+              <w:right w:w="110" w:type="dxa"/>
+            </w:tcMar>
+          </w:tcPr>
+          <w:p>
+            <w:pPr>
+              <w:spacing w:after="55" w:line="276" w:lineRule="auto"/>
+              <w:wordWrap/>
+            </w:pPr>
+            <w:r>
+              <w:rPr>
+                <w:rFonts w:ascii="Arial" w:eastAsia="Microsoft YaHei" w:hAnsi="Arial"/>
+                <w:sz w:val="17"/>
+              </w:rPr>
+              <w:t xml:space="preserve">中小型 B2B 企业如何选择适合国内 AI 搜索环境的商机管理系统？</w:t>
+            </w:r>
+          </w:p>
+        </w:tc>
+        <w:tc>
+          <w:tcPr>
+            <w:tcW w:w="2647" w:type="dxa"/>
+            <w:vAlign w:val="center"/>
+            <w:tcMar>
+              <w:top w:w="110" w:type="dxa"/>
+              <w:left w:w="110" w:type="dxa"/>
+              <w:bottom w:w="110" w:type="dxa"/>
+              <w:right w:w="110" w:type="dxa"/>
+            </w:tcMar>
+          </w:tcPr>
+          <w:p>
+            <w:pPr>
+              <w:spacing w:after="55" w:line="276" w:lineRule="auto"/>
+              <w:wordWrap/>
+            </w:pPr>
+            <w:r>
+              <w:rPr>
+                <w:rFonts w:ascii="Arial" w:eastAsia="Microsoft YaHei" w:hAnsi="Arial"/>
+                <w:sz w:val="17"/>
+              </w:rPr>
+              <w:t xml:space="preserve">用户同时会追问定义、对比、适用场景、风险、实施和转化入口</w:t>
+            </w:r>
+          </w:p>
+        </w:tc>
+        <w:tc>
+          <w:tcPr>
+            <w:tcW w:w="2406" w:type="dxa"/>
+            <w:vAlign w:val="center"/>
+            <w:tcMar>
+              <w:top w:w="110" w:type="dxa"/>
+              <w:left w:w="110" w:type="dxa"/>
+              <w:bottom w:w="110" w:type="dxa"/>
+              <w:right w:w="110" w:type="dxa"/>
+            </w:tcMar>
+          </w:tcPr>
+          <w:p>
+            <w:pPr>
+              <w:spacing w:after="55" w:line="276" w:lineRule="auto"/>
+              <w:wordWrap/>
+            </w:pPr>
+            <w:r>
+              <w:rPr>
+                <w:rFonts w:ascii="Arial" w:eastAsia="Microsoft YaHei" w:hAnsi="Arial"/>
+                <w:sz w:val="17"/>
+              </w:rPr>
+              <w:t xml:space="preserve">是否需要按行业或企业规模拆分版本</w:t>
+            </w:r>
+          </w:p>
+        </w:tc>
+      </w:tr>
+      <w:tr>
+        <w:tc>
+          <w:tcPr>
+            <w:tcW w:w="1100" w:type="dxa"/>
+            <w:vAlign w:val="center"/>
+            <w:tcMar>
+              <w:top w:w="110" w:type="dxa"/>
+              <w:left w:w="110" w:type="dxa"/>
+              <w:bottom w:w="110" w:type="dxa"/>
+              <w:right w:w="110" w:type="dxa"/>
+            </w:tcMar>
+          </w:tcPr>
+          <w:p>
+            <w:pPr>
+              <w:spacing w:after="55" w:line="276" w:lineRule="auto"/>
+              <w:wordWrap/>
+            </w:pPr>
+            <w:r>
+              <w:rPr>
+                <w:rFonts w:ascii="Arial" w:eastAsia="Microsoft YaHei" w:hAnsi="Arial"/>
+                <w:sz w:val="17"/>
+              </w:rPr>
+              <w:t xml:space="preserve">品牌知识库</w:t>
+            </w:r>
+          </w:p>
+        </w:tc>
+        <w:tc>
+          <w:tcPr>
+            <w:tcW w:w="2647" w:type="dxa"/>
+            <w:vAlign w:val="center"/>
+            <w:tcMar>
+              <w:top w:w="110" w:type="dxa"/>
+              <w:left w:w="110" w:type="dxa"/>
+              <w:bottom w:w="110" w:type="dxa"/>
+              <w:right w:w="110" w:type="dxa"/>
+            </w:tcMar>
+          </w:tcPr>
+          <w:p>
+            <w:pPr>
+              <w:spacing w:after="55" w:line="276" w:lineRule="auto"/>
+              <w:wordWrap/>
+            </w:pPr>
+            <w:r>
+              <w:rPr>
+                <w:rFonts w:ascii="Arial" w:eastAsia="Microsoft YaHei" w:hAnsi="Arial"/>
+                <w:sz w:val="17"/>
+              </w:rPr>
+              <w:t xml:space="preserve">官方产品事实、公开页面、可核验证据和客户授权素材</w:t>
+            </w:r>
+          </w:p>
+        </w:tc>
+        <w:tc>
+          <w:tcPr>
+            <w:tcW w:w="2647" w:type="dxa"/>
+            <w:vAlign w:val="center"/>
+            <w:tcMar>
+              <w:top w:w="110" w:type="dxa"/>
+              <w:left w:w="110" w:type="dxa"/>
+              <w:bottom w:w="110" w:type="dxa"/>
+              <w:right w:w="110" w:type="dxa"/>
+            </w:tcMar>
+          </w:tcPr>
+          <w:p>
+            <w:pPr>
+              <w:spacing w:after="55" w:line="276" w:lineRule="auto"/>
+              <w:wordWrap/>
+            </w:pPr>
+            <w:r>
+              <w:rPr>
+                <w:rFonts w:ascii="Arial" w:eastAsia="Microsoft YaHei" w:hAnsi="Arial"/>
+                <w:sz w:val="17"/>
+              </w:rPr>
+              <w:t xml:space="preserve">未经授权的案例、价格、评分、合规承诺不写入正文或 Schema</w:t>
+            </w:r>
+          </w:p>
+        </w:tc>
+        <w:tc>
+          <w:tcPr>
+            <w:tcW w:w="2406" w:type="dxa"/>
+            <w:vAlign w:val="center"/>
+            <w:tcMar>
+              <w:top w:w="110" w:type="dxa"/>
+              <w:left w:w="110" w:type="dxa"/>
+              <w:bottom w:w="110" w:type="dxa"/>
+              <w:right w:w="110" w:type="dxa"/>
+            </w:tcMar>
+          </w:tcPr>
+          <w:p>
+            <w:pPr>
+              <w:spacing w:after="55" w:line="276" w:lineRule="auto"/>
+              <w:wordWrap/>
+            </w:pPr>
+            <w:r>
+              <w:rPr>
+                <w:rFonts w:ascii="Arial" w:eastAsia="Microsoft YaHei" w:hAnsi="Arial"/>
+                <w:sz w:val="17"/>
+              </w:rPr>
+              <w:t xml:space="preserve">哪些客户案例、数据和截图可公开</w:t>
+            </w:r>
+          </w:p>
+        </w:tc>
+      </w:tr>
+      <w:tr>
+        <w:tc>
+          <w:tcPr>
+            <w:tcW w:w="1100" w:type="dxa"/>
+            <w:vAlign w:val="center"/>
+            <w:tcMar>
+              <w:top w:w="110" w:type="dxa"/>
+              <w:left w:w="110" w:type="dxa"/>
+              <w:bottom w:w="110" w:type="dxa"/>
+              <w:right w:w="110" w:type="dxa"/>
+            </w:tcMar>
+          </w:tcPr>
+          <w:p>
+            <w:pPr>
+              <w:spacing w:after="55" w:line="276" w:lineRule="auto"/>
+              <w:wordWrap/>
+            </w:pPr>
+            <w:r>
+              <w:rPr>
+                <w:rFonts w:ascii="Arial" w:eastAsia="Microsoft YaHei" w:hAnsi="Arial"/>
+                <w:sz w:val="17"/>
+              </w:rPr>
+              <w:t xml:space="preserve">技术边界</w:t>
+            </w:r>
+          </w:p>
+        </w:tc>
+        <w:tc>
+          <w:tcPr>
+            <w:tcW w:w="2647" w:type="dxa"/>
+            <w:vAlign w:val="center"/>
+            <w:tcMar>
+              <w:top w:w="110" w:type="dxa"/>
+              <w:left w:w="110" w:type="dxa"/>
+              <w:bottom w:w="110" w:type="dxa"/>
+              <w:right w:w="110" w:type="dxa"/>
+            </w:tcMar>
+          </w:tcPr>
+          <w:p>
+            <w:pPr>
+              <w:spacing w:after="55" w:line="276" w:lineRule="auto"/>
+              <w:wordWrap/>
+            </w:pPr>
+            <w:r>
+              <w:rPr>
+                <w:rFonts w:ascii="Arial" w:eastAsia="Microsoft YaHei" w:hAnsi="Arial"/>
+                <w:sz w:val="17"/>
+              </w:rPr>
+              <w:t xml:space="preserve">HTML、Schema、CMS 字段、Word/​PDF/​Markdown/​HTML 四格式报告</w:t>
+            </w:r>
+          </w:p>
+        </w:tc>
+        <w:tc>
+          <w:tcPr>
+            <w:tcW w:w="2647" w:type="dxa"/>
+            <w:vAlign w:val="center"/>
+            <w:tcMar>
+              <w:top w:w="110" w:type="dxa"/>
+              <w:left w:w="110" w:type="dxa"/>
+              <w:bottom w:w="110" w:type="dxa"/>
+              <w:right w:w="110" w:type="dxa"/>
+            </w:tcMar>
+          </w:tcPr>
+          <w:p>
+            <w:pPr>
+              <w:spacing w:after="55" w:line="276" w:lineRule="auto"/>
+              <w:wordWrap/>
+            </w:pPr>
+            <w:r>
+              <w:rPr>
+                <w:rFonts w:ascii="Arial" w:eastAsia="Microsoft YaHei" w:hAnsi="Arial"/>
+                <w:sz w:val="17"/>
+              </w:rPr>
+              <w:t xml:space="preserve">HTML 报告采用白底、固定目录、可复制文本和稳定表格</w:t>
+            </w:r>
+          </w:p>
+        </w:tc>
+        <w:tc>
+          <w:tcPr>
+            <w:tcW w:w="2406" w:type="dxa"/>
+            <w:vAlign w:val="center"/>
+            <w:tcMar>
+              <w:top w:w="110" w:type="dxa"/>
+              <w:left w:w="110" w:type="dxa"/>
+              <w:bottom w:w="110" w:type="dxa"/>
+              <w:right w:w="110" w:type="dxa"/>
+            </w:tcMar>
+          </w:tcPr>
+          <w:p>
+            <w:pPr>
+              <w:spacing w:after="55" w:line="276" w:lineRule="auto"/>
+              <w:wordWrap/>
+            </w:pPr>
+            <w:r>
+              <w:rPr>
+                <w:rFonts w:ascii="Arial" w:eastAsia="Microsoft YaHei" w:hAnsi="Arial"/>
+                <w:sz w:val="17"/>
+              </w:rPr>
+              <w:t xml:space="preserve">CMS 是否支持 JSON-​LD、锚点、表格组件和公众号同步</w:t>
+            </w:r>
+          </w:p>
+        </w:tc>
+      </w:tr>
+      <w:tr>
+        <w:tc>
+          <w:tcPr>
+            <w:tcW w:w="1100" w:type="dxa"/>
+            <w:vAlign w:val="center"/>
+            <w:tcMar>
+              <w:top w:w="110" w:type="dxa"/>
+              <w:left w:w="110" w:type="dxa"/>
+              <w:bottom w:w="110" w:type="dxa"/>
+              <w:right w:w="110" w:type="dxa"/>
+            </w:tcMar>
+          </w:tcPr>
+          <w:p>
+            <w:pPr>
+              <w:spacing w:after="55" w:line="276" w:lineRule="auto"/>
+              <w:wordWrap/>
+            </w:pPr>
+            <w:r>
+              <w:rPr>
+                <w:rFonts w:ascii="Arial" w:eastAsia="Microsoft YaHei" w:hAnsi="Arial"/>
+                <w:sz w:val="17"/>
+              </w:rPr>
+              <w:t xml:space="preserve">合规边界</w:t>
+            </w:r>
+          </w:p>
+        </w:tc>
+        <w:tc>
+          <w:tcPr>
+            <w:tcW w:w="2647" w:type="dxa"/>
+            <w:vAlign w:val="center"/>
+            <w:tcMar>
+              <w:top w:w="110" w:type="dxa"/>
+              <w:left w:w="110" w:type="dxa"/>
+              <w:bottom w:w="110" w:type="dxa"/>
+              <w:right w:w="110" w:type="dxa"/>
+            </w:tcMar>
+          </w:tcPr>
+          <w:p>
+            <w:pPr>
+              <w:spacing w:after="55" w:line="276" w:lineRule="auto"/>
+              <w:wordWrap/>
+            </w:pPr>
+            <w:r>
+              <w:rPr>
+                <w:rFonts w:ascii="Arial" w:eastAsia="Microsoft YaHei" w:hAnsi="Arial"/>
+                <w:sz w:val="17"/>
+              </w:rPr>
+              <w:t xml:space="preserve">Schema 只能来自正文可见事实，FAQPage 不承诺 Google 富结果</w:t>
+            </w:r>
+          </w:p>
+        </w:tc>
+        <w:tc>
+          <w:tcPr>
+            <w:tcW w:w="2647" w:type="dxa"/>
+            <w:vAlign w:val="center"/>
+            <w:tcMar>
+              <w:top w:w="110" w:type="dxa"/>
+              <w:left w:w="110" w:type="dxa"/>
+              <w:bottom w:w="110" w:type="dxa"/>
+              <w:right w:w="110" w:type="dxa"/>
+            </w:tcMar>
+          </w:tcPr>
+          <w:p>
+            <w:pPr>
+              <w:spacing w:after="55" w:line="276" w:lineRule="auto"/>
+              <w:wordWrap/>
+            </w:pPr>
+            <w:r>
+              <w:rPr>
+                <w:rFonts w:ascii="Arial" w:eastAsia="Microsoft YaHei" w:hAnsi="Arial"/>
+                <w:sz w:val="17"/>
+              </w:rPr>
+              <w:t xml:space="preserve">国内 AI 平台适配以内容结构和证据质量为主，不承诺收录或引用</w:t>
+            </w:r>
+          </w:p>
+        </w:tc>
+        <w:tc>
+          <w:tcPr>
+            <w:tcW w:w="2406" w:type="dxa"/>
+            <w:vAlign w:val="center"/>
+            <w:tcMar>
+              <w:top w:w="110" w:type="dxa"/>
+              <w:left w:w="110" w:type="dxa"/>
+              <w:bottom w:w="110" w:type="dxa"/>
+              <w:right w:w="110" w:type="dxa"/>
+            </w:tcMar>
+          </w:tcPr>
+          <w:p>
+            <w:pPr>
+              <w:spacing w:after="55" w:line="276" w:lineRule="auto"/>
+              <w:wordWrap/>
+            </w:pPr>
+            <w:r>
+              <w:rPr>
+                <w:rFonts w:ascii="Arial" w:eastAsia="Microsoft YaHei" w:hAnsi="Arial"/>
+                <w:sz w:val="17"/>
+              </w:rPr>
+              <w:t xml:space="preserve">行业监管词、竞品比较红线和法务审核流程</w:t>
+            </w:r>
+          </w:p>
+        </w:tc>
+      </w:tr>
+    </w:tbl>
+    <w:p>
+      <w:pPr>
+        <w:spacing w:after="95" w:line="276" w:lineRule="auto"/>
+        <w:wordWrap/>
+      </w:pPr>
+      <w:r>
+        <w:rPr>
+          <w:rFonts w:ascii="Georgia" w:eastAsia="Source Han Serif SC" w:hAnsi="Georgia"/>
           <w:sz w:val="31"/>
-          <w:b/>
+        </w:rPr>
+        <w:t xml:space="preserve">真实数据接入与核验计划</w:t>
+      </w:r>
+    </w:p>
+    <w:p>
+      <w:pPr>
+        <w:spacing w:after="75" w:line="276" w:lineRule="auto"/>
+        <w:wordWrap/>
+      </w:pPr>
+      <w:r>
+        <w:rPr>
+          <w:rFonts w:ascii="Arial" w:eastAsia="Microsoft YaHei" w:hAnsi="Arial"/>
+          <w:sz w:val="21"/>
+        </w:rPr>
+        <w:t xml:space="preserve">本示例演示真实数据能力的工作方式：先识别数据模式，再建立来源包、来源等级、核验日期和 Schema 准入边界。</w:t>
+      </w:r>
+    </w:p>
+    <w:tbl>
+      <w:tblPr>
+        <w:tblW w:w="8800" w:type="dxa"/>
+        <w:tblInd w:w="0" w:type="dxa"/>
+        <w:tblLayout w:type="fixed"/>
+        <w:tblCellMar>
+          <w:top w:w="110" w:type="dxa"/>
+          <w:left w:w="110" w:type="dxa"/>
+          <w:bottom w:w="110" w:type="dxa"/>
+          <w:right w:w="110" w:type="dxa"/>
+        </w:tblCellMar>
+        <w:tblBorders>
+          <w:top w:val="single" w:sz="6" w:color="E8E5DA"/>
+          <w:left w:val="single" w:sz="6" w:color="E8E5DA"/>
+          <w:bottom w:val="single" w:sz="6" w:color="E8E5DA"/>
+          <w:right w:val="single" w:sz="6" w:color="E8E5DA"/>
+          <w:insideH w:val="single" w:sz="6" w:color="E8E5DA"/>
+          <w:insideV w:val="single" w:sz="6" w:color="E8E5DA"/>
+        </w:tblBorders>
+      </w:tblPr>
+      <w:tblGrid>
+        <w:gridCol w:w="1100"/>
+        <w:gridCol w:w="2848"/>
+        <w:gridCol w:w="2962"/>
+        <w:gridCol w:w="1890"/>
+      </w:tblGrid>
+      <w:tr>
+        <w:tc>
+          <w:tcPr>
+            <w:tcW w:w="1100" w:type="dxa"/>
+            <w:vAlign w:val="center"/>
+            <w:shd w:fill="F3F0E8"/>
+            <w:tcMar>
+              <w:top w:w="110" w:type="dxa"/>
+              <w:left w:w="110" w:type="dxa"/>
+              <w:bottom w:w="110" w:type="dxa"/>
+              <w:right w:w="110" w:type="dxa"/>
+            </w:tcMar>
+          </w:tcPr>
+          <w:p>
+            <w:pPr>
+              <w:spacing w:after="55" w:line="276" w:lineRule="auto"/>
+              <w:wordWrap/>
+            </w:pPr>
+            <w:r>
+              <w:rPr>
+                <w:rFonts w:ascii="Arial" w:eastAsia="Microsoft YaHei" w:hAnsi="Arial"/>
+                <w:sz w:val="17"/>
+                <w:b/>
+              </w:rPr>
+              <w:t xml:space="preserve">项目</w:t>
+            </w:r>
+          </w:p>
+        </w:tc>
+        <w:tc>
+          <w:tcPr>
+            <w:tcW w:w="2848" w:type="dxa"/>
+            <w:vAlign w:val="center"/>
+            <w:shd w:fill="F3F0E8"/>
+            <w:tcMar>
+              <w:top w:w="110" w:type="dxa"/>
+              <w:left w:w="110" w:type="dxa"/>
+              <w:bottom w:w="110" w:type="dxa"/>
+              <w:right w:w="110" w:type="dxa"/>
+            </w:tcMar>
+          </w:tcPr>
+          <w:p>
+            <w:pPr>
+              <w:spacing w:after="55" w:line="276" w:lineRule="auto"/>
+              <w:wordWrap/>
+            </w:pPr>
+            <w:r>
+              <w:rPr>
+                <w:rFonts w:ascii="Arial" w:eastAsia="Microsoft YaHei" w:hAnsi="Arial"/>
+                <w:sz w:val="17"/>
+                <w:b/>
+              </w:rPr>
+              <w:t xml:space="preserve">当前状态</w:t>
+            </w:r>
+          </w:p>
+        </w:tc>
+        <w:tc>
+          <w:tcPr>
+            <w:tcW w:w="2962" w:type="dxa"/>
+            <w:vAlign w:val="center"/>
+            <w:shd w:fill="F3F0E8"/>
+            <w:tcMar>
+              <w:top w:w="110" w:type="dxa"/>
+              <w:left w:w="110" w:type="dxa"/>
+              <w:bottom w:w="110" w:type="dxa"/>
+              <w:right w:w="110" w:type="dxa"/>
+            </w:tcMar>
+          </w:tcPr>
+          <w:p>
+            <w:pPr>
+              <w:spacing w:after="55" w:line="276" w:lineRule="auto"/>
+              <w:wordWrap/>
+            </w:pPr>
+            <w:r>
+              <w:rPr>
+                <w:rFonts w:ascii="Arial" w:eastAsia="Microsoft YaHei" w:hAnsi="Arial"/>
+                <w:sz w:val="17"/>
+                <w:b/>
+              </w:rPr>
+              <w:t xml:space="preserve">处理逻辑</w:t>
+            </w:r>
+          </w:p>
+        </w:tc>
+        <w:tc>
+          <w:tcPr>
+            <w:tcW w:w="1890" w:type="dxa"/>
+            <w:vAlign w:val="center"/>
+            <w:shd w:fill="F3F0E8"/>
+            <w:tcMar>
+              <w:top w:w="110" w:type="dxa"/>
+              <w:left w:w="110" w:type="dxa"/>
+              <w:bottom w:w="110" w:type="dxa"/>
+              <w:right w:w="110" w:type="dxa"/>
+            </w:tcMar>
+          </w:tcPr>
+          <w:p>
+            <w:pPr>
+              <w:spacing w:after="55" w:line="276" w:lineRule="auto"/>
+              <w:wordWrap/>
+            </w:pPr>
+            <w:r>
+              <w:rPr>
+                <w:rFonts w:ascii="Arial" w:eastAsia="Microsoft YaHei" w:hAnsi="Arial"/>
+                <w:sz w:val="17"/>
+                <w:b/>
+              </w:rPr>
+              <w:t xml:space="preserve">输出要求</w:t>
+            </w:r>
+          </w:p>
+        </w:tc>
+      </w:tr>
+      <w:tr>
+        <w:tc>
+          <w:tcPr>
+            <w:tcW w:w="1100" w:type="dxa"/>
+            <w:vAlign w:val="center"/>
+            <w:tcMar>
+              <w:top w:w="110" w:type="dxa"/>
+              <w:left w:w="110" w:type="dxa"/>
+              <w:bottom w:w="110" w:type="dxa"/>
+              <w:right w:w="110" w:type="dxa"/>
+            </w:tcMar>
+          </w:tcPr>
+          <w:p>
+            <w:pPr>
+              <w:spacing w:after="55" w:line="276" w:lineRule="auto"/>
+              <w:wordWrap/>
+            </w:pPr>
+            <w:r>
+              <w:rPr>
+                <w:rFonts w:ascii="Arial" w:eastAsia="Microsoft YaHei" w:hAnsi="Arial"/>
+                <w:sz w:val="17"/>
+              </w:rPr>
+              <w:t xml:space="preserve">数据模式</w:t>
+            </w:r>
+          </w:p>
+        </w:tc>
+        <w:tc>
+          <w:tcPr>
+            <w:tcW w:w="2848" w:type="dxa"/>
+            <w:vAlign w:val="center"/>
+            <w:tcMar>
+              <w:top w:w="110" w:type="dxa"/>
+              <w:left w:w="110" w:type="dxa"/>
+              <w:bottom w:w="110" w:type="dxa"/>
+              <w:right w:w="110" w:type="dxa"/>
+            </w:tcMar>
+          </w:tcPr>
+          <w:p>
+            <w:pPr>
+              <w:spacing w:after="55" w:line="276" w:lineRule="auto"/>
+              <w:wordWrap/>
+            </w:pPr>
+            <w:r>
+              <w:rPr>
+                <w:rFonts w:ascii="Arial" w:eastAsia="Microsoft YaHei" w:hAnsi="Arial"/>
+                <w:sz w:val="17"/>
+              </w:rPr>
+              <w:t xml:space="preserve">synthetic-​planning + provided-​source-​pack</w:t>
+            </w:r>
+          </w:p>
+        </w:tc>
+        <w:tc>
+          <w:tcPr>
+            <w:tcW w:w="2962" w:type="dxa"/>
+            <w:vAlign w:val="center"/>
+            <w:tcMar>
+              <w:top w:w="110" w:type="dxa"/>
+              <w:left w:w="110" w:type="dxa"/>
+              <w:bottom w:w="110" w:type="dxa"/>
+              <w:right w:w="110" w:type="dxa"/>
+            </w:tcMar>
+          </w:tcPr>
+          <w:p>
+            <w:pPr>
+              <w:spacing w:after="55" w:line="276" w:lineRule="auto"/>
+              <w:wordWrap/>
+            </w:pPr>
+            <w:r>
+              <w:rPr>
+                <w:rFonts w:ascii="Arial" w:eastAsia="Microsoft YaHei" w:hAnsi="Arial"/>
+                <w:sz w:val="17"/>
+              </w:rPr>
+              <w:t xml:space="preserve">示例报告使用虚构品牌和结构化输入，不声称外部真实市场事实</w:t>
+            </w:r>
+          </w:p>
+        </w:tc>
+        <w:tc>
+          <w:tcPr>
+            <w:tcW w:w="1890" w:type="dxa"/>
+            <w:vAlign w:val="center"/>
+            <w:tcMar>
+              <w:top w:w="110" w:type="dxa"/>
+              <w:left w:w="110" w:type="dxa"/>
+              <w:bottom w:w="110" w:type="dxa"/>
+              <w:right w:w="110" w:type="dxa"/>
+            </w:tcMar>
+          </w:tcPr>
+          <w:p>
+            <w:pPr>
+              <w:spacing w:after="55" w:line="276" w:lineRule="auto"/>
+              <w:wordWrap/>
+            </w:pPr>
+            <w:r>
+              <w:rPr>
+                <w:rFonts w:ascii="Arial" w:eastAsia="Microsoft YaHei" w:hAnsi="Arial"/>
+                <w:sz w:val="17"/>
+              </w:rPr>
+              <w:t xml:space="preserve">输出中显式标注待确认项</w:t>
+            </w:r>
+          </w:p>
+        </w:tc>
+      </w:tr>
+      <w:tr>
+        <w:tc>
+          <w:tcPr>
+            <w:tcW w:w="1100" w:type="dxa"/>
+            <w:vAlign w:val="center"/>
+            <w:tcMar>
+              <w:top w:w="110" w:type="dxa"/>
+              <w:left w:w="110" w:type="dxa"/>
+              <w:bottom w:w="110" w:type="dxa"/>
+              <w:right w:w="110" w:type="dxa"/>
+            </w:tcMar>
+          </w:tcPr>
+          <w:p>
+            <w:pPr>
+              <w:spacing w:after="55" w:line="276" w:lineRule="auto"/>
+              <w:wordWrap/>
+            </w:pPr>
+            <w:r>
+              <w:rPr>
+                <w:rFonts w:ascii="Arial" w:eastAsia="Microsoft YaHei" w:hAnsi="Arial"/>
+                <w:sz w:val="17"/>
+              </w:rPr>
+              <w:t xml:space="preserve">可用来源</w:t>
+            </w:r>
+          </w:p>
+        </w:tc>
+        <w:tc>
+          <w:tcPr>
+            <w:tcW w:w="2848" w:type="dxa"/>
+            <w:vAlign w:val="center"/>
+            <w:tcMar>
+              <w:top w:w="110" w:type="dxa"/>
+              <w:left w:w="110" w:type="dxa"/>
+              <w:bottom w:w="110" w:type="dxa"/>
+              <w:right w:w="110" w:type="dxa"/>
+            </w:tcMar>
+          </w:tcPr>
+          <w:p>
+            <w:pPr>
+              <w:spacing w:after="55" w:line="276" w:lineRule="auto"/>
+              <w:wordWrap/>
+            </w:pPr>
+            <w:r>
+              <w:rPr>
+                <w:rFonts w:ascii="Arial" w:eastAsia="Microsoft YaHei" w:hAnsi="Arial"/>
+                <w:sz w:val="17"/>
+              </w:rPr>
+              <w:t xml:space="preserve">品牌知识库、产品说明、页面诊断、客户可公开素材</w:t>
+            </w:r>
+          </w:p>
+        </w:tc>
+        <w:tc>
+          <w:tcPr>
+            <w:tcW w:w="2962" w:type="dxa"/>
+            <w:vAlign w:val="center"/>
+            <w:tcMar>
+              <w:top w:w="110" w:type="dxa"/>
+              <w:left w:w="110" w:type="dxa"/>
+              <w:bottom w:w="110" w:type="dxa"/>
+              <w:right w:w="110" w:type="dxa"/>
+            </w:tcMar>
+          </w:tcPr>
+          <w:p>
+            <w:pPr>
+              <w:spacing w:after="55" w:line="276" w:lineRule="auto"/>
+              <w:wordWrap/>
+            </w:pPr>
+            <w:r>
+              <w:rPr>
+                <w:rFonts w:ascii="Arial" w:eastAsia="Microsoft YaHei" w:hAnsi="Arial"/>
+                <w:sz w:val="17"/>
+              </w:rPr>
+              <w:t xml:space="preserve">用户提供后才能进入正文事实或 Schema 候选</w:t>
+            </w:r>
+          </w:p>
+        </w:tc>
+        <w:tc>
+          <w:tcPr>
+            <w:tcW w:w="1890" w:type="dxa"/>
+            <w:vAlign w:val="center"/>
+            <w:tcMar>
+              <w:top w:w="110" w:type="dxa"/>
+              <w:left w:w="110" w:type="dxa"/>
+              <w:bottom w:w="110" w:type="dxa"/>
+              <w:right w:w="110" w:type="dxa"/>
+            </w:tcMar>
+          </w:tcPr>
+          <w:p>
+            <w:pPr>
+              <w:spacing w:after="55" w:line="276" w:lineRule="auto"/>
+              <w:wordWrap/>
+            </w:pPr>
+            <w:r>
+              <w:rPr>
+                <w:rFonts w:ascii="Arial" w:eastAsia="Microsoft YaHei" w:hAnsi="Arial"/>
+                <w:sz w:val="17"/>
+              </w:rPr>
+              <w:t xml:space="preserve">正式交付前补齐来源包</w:t>
+            </w:r>
+          </w:p>
+        </w:tc>
+      </w:tr>
+      <w:tr>
+        <w:tc>
+          <w:tcPr>
+            <w:tcW w:w="1100" w:type="dxa"/>
+            <w:vAlign w:val="center"/>
+            <w:tcMar>
+              <w:top w:w="110" w:type="dxa"/>
+              <w:left w:w="110" w:type="dxa"/>
+              <w:bottom w:w="110" w:type="dxa"/>
+              <w:right w:w="110" w:type="dxa"/>
+            </w:tcMar>
+          </w:tcPr>
+          <w:p>
+            <w:pPr>
+              <w:spacing w:after="55" w:line="276" w:lineRule="auto"/>
+              <w:wordWrap/>
+            </w:pPr>
+            <w:r>
+              <w:rPr>
+                <w:rFonts w:ascii="Arial" w:eastAsia="Microsoft YaHei" w:hAnsi="Arial"/>
+                <w:sz w:val="17"/>
+              </w:rPr>
+              <w:t xml:space="preserve">AI 答案样本</w:t>
+            </w:r>
+          </w:p>
+        </w:tc>
+        <w:tc>
+          <w:tcPr>
+            <w:tcW w:w="2848" w:type="dxa"/>
+            <w:vAlign w:val="center"/>
+            <w:tcMar>
+              <w:top w:w="110" w:type="dxa"/>
+              <w:left w:w="110" w:type="dxa"/>
+              <w:bottom w:w="110" w:type="dxa"/>
+              <w:right w:w="110" w:type="dxa"/>
+            </w:tcMar>
+          </w:tcPr>
+          <w:p>
+            <w:pPr>
+              <w:spacing w:after="55" w:line="276" w:lineRule="auto"/>
+              <w:wordWrap/>
+            </w:pPr>
+            <w:r>
+              <w:rPr>
+                <w:rFonts w:ascii="Arial" w:eastAsia="Microsoft YaHei" w:hAnsi="Arial"/>
+                <w:sz w:val="17"/>
+              </w:rPr>
+              <w:t xml:space="preserve">Deep​Seek、豆包、千问、Kimi、元宝问答样本</w:t>
+            </w:r>
+          </w:p>
+        </w:tc>
+        <w:tc>
+          <w:tcPr>
+            <w:tcW w:w="2962" w:type="dxa"/>
+            <w:vAlign w:val="center"/>
+            <w:tcMar>
+              <w:top w:w="110" w:type="dxa"/>
+              <w:left w:w="110" w:type="dxa"/>
+              <w:bottom w:w="110" w:type="dxa"/>
+              <w:right w:w="110" w:type="dxa"/>
+            </w:tcMar>
+          </w:tcPr>
+          <w:p>
+            <w:pPr>
+              <w:spacing w:after="55" w:line="276" w:lineRule="auto"/>
+              <w:wordWrap/>
+            </w:pPr>
+            <w:r>
+              <w:rPr>
+                <w:rFonts w:ascii="Arial" w:eastAsia="Microsoft YaHei" w:hAnsi="Arial"/>
+                <w:sz w:val="17"/>
+              </w:rPr>
+              <w:t xml:space="preserve">只用于识别抽取缺口和回答结构，不作为品牌事实来源</w:t>
+            </w:r>
+          </w:p>
+        </w:tc>
+        <w:tc>
+          <w:tcPr>
+            <w:tcW w:w="1890" w:type="dxa"/>
+            <w:vAlign w:val="center"/>
+            <w:tcMar>
+              <w:top w:w="110" w:type="dxa"/>
+              <w:left w:w="110" w:type="dxa"/>
+              <w:bottom w:w="110" w:type="dxa"/>
+              <w:right w:w="110" w:type="dxa"/>
+            </w:tcMar>
+          </w:tcPr>
+          <w:p>
+            <w:pPr>
+              <w:spacing w:after="55" w:line="276" w:lineRule="auto"/>
+              <w:wordWrap/>
+            </w:pPr>
+            <w:r>
+              <w:rPr>
+                <w:rFonts w:ascii="Arial" w:eastAsia="Microsoft YaHei" w:hAnsi="Arial"/>
+                <w:sz w:val="17"/>
+              </w:rPr>
+              <w:t xml:space="preserve">采样问题、回答时间、引用来源需记录</w:t>
+            </w:r>
+          </w:p>
+        </w:tc>
+      </w:tr>
+      <w:tr>
+        <w:tc>
+          <w:tcPr>
+            <w:tcW w:w="1100" w:type="dxa"/>
+            <w:vAlign w:val="center"/>
+            <w:tcMar>
+              <w:top w:w="110" w:type="dxa"/>
+              <w:left w:w="110" w:type="dxa"/>
+              <w:bottom w:w="110" w:type="dxa"/>
+              <w:right w:w="110" w:type="dxa"/>
+            </w:tcMar>
+          </w:tcPr>
+          <w:p>
+            <w:pPr>
+              <w:spacing w:after="55" w:line="276" w:lineRule="auto"/>
+              <w:wordWrap/>
+            </w:pPr>
+            <w:r>
+              <w:rPr>
+                <w:rFonts w:ascii="Arial" w:eastAsia="Microsoft YaHei" w:hAnsi="Arial"/>
+                <w:sz w:val="17"/>
+              </w:rPr>
+              <w:t xml:space="preserve">可进入 Schema</w:t>
+            </w:r>
+          </w:p>
+        </w:tc>
+        <w:tc>
+          <w:tcPr>
+            <w:tcW w:w="2848" w:type="dxa"/>
+            <w:vAlign w:val="center"/>
+            <w:tcMar>
+              <w:top w:w="110" w:type="dxa"/>
+              <w:left w:w="110" w:type="dxa"/>
+              <w:bottom w:w="110" w:type="dxa"/>
+              <w:right w:w="110" w:type="dxa"/>
+            </w:tcMar>
+          </w:tcPr>
+          <w:p>
+            <w:pPr>
+              <w:spacing w:after="55" w:line="276" w:lineRule="auto"/>
+              <w:wordWrap/>
+            </w:pPr>
+            <w:r>
+              <w:rPr>
+                <w:rFonts w:ascii="Arial" w:eastAsia="Microsoft YaHei" w:hAnsi="Arial"/>
+                <w:sz w:val="17"/>
+              </w:rPr>
+              <w:t xml:space="preserve">官方或客户授权且正文可见的稳定事实</w:t>
+            </w:r>
+          </w:p>
+        </w:tc>
+        <w:tc>
+          <w:tcPr>
+            <w:tcW w:w="2962" w:type="dxa"/>
+            <w:vAlign w:val="center"/>
+            <w:tcMar>
+              <w:top w:w="110" w:type="dxa"/>
+              <w:left w:w="110" w:type="dxa"/>
+              <w:bottom w:w="110" w:type="dxa"/>
+              <w:right w:w="110" w:type="dxa"/>
+            </w:tcMar>
+          </w:tcPr>
+          <w:p>
+            <w:pPr>
+              <w:spacing w:after="55" w:line="276" w:lineRule="auto"/>
+              <w:wordWrap/>
+            </w:pPr>
+            <w:r>
+              <w:rPr>
+                <w:rFonts w:ascii="Arial" w:eastAsia="Microsoft YaHei" w:hAnsi="Arial"/>
+                <w:sz w:val="17"/>
+              </w:rPr>
+              <w:t xml:space="preserve">价格、评分、客户结果、资质默认不进入</w:t>
+            </w:r>
+          </w:p>
+        </w:tc>
+        <w:tc>
+          <w:tcPr>
+            <w:tcW w:w="1890" w:type="dxa"/>
+            <w:vAlign w:val="center"/>
+            <w:tcMar>
+              <w:top w:w="110" w:type="dxa"/>
+              <w:left w:w="110" w:type="dxa"/>
+              <w:bottom w:w="110" w:type="dxa"/>
+              <w:right w:w="110" w:type="dxa"/>
+            </w:tcMar>
+          </w:tcPr>
+          <w:p>
+            <w:pPr>
+              <w:spacing w:after="55" w:line="276" w:lineRule="auto"/>
+              <w:wordWrap/>
+            </w:pPr>
+            <w:r>
+              <w:rPr>
+                <w:rFonts w:ascii="Arial" w:eastAsia="Microsoft YaHei" w:hAnsi="Arial"/>
+                <w:sz w:val="17"/>
+              </w:rPr>
+              <w:t xml:space="preserve">由内容、法务、前端共同复核</w:t>
+            </w:r>
+          </w:p>
+        </w:tc>
+      </w:tr>
+      <w:tr>
+        <w:tc>
+          <w:tcPr>
+            <w:tcW w:w="1100" w:type="dxa"/>
+            <w:vAlign w:val="center"/>
+            <w:tcMar>
+              <w:top w:w="110" w:type="dxa"/>
+              <w:left w:w="110" w:type="dxa"/>
+              <w:bottom w:w="110" w:type="dxa"/>
+              <w:right w:w="110" w:type="dxa"/>
+            </w:tcMar>
+          </w:tcPr>
+          <w:p>
+            <w:pPr>
+              <w:spacing w:after="55" w:line="276" w:lineRule="auto"/>
+              <w:wordWrap/>
+            </w:pPr>
+            <w:r>
+              <w:rPr>
+                <w:rFonts w:ascii="Arial" w:eastAsia="Microsoft YaHei" w:hAnsi="Arial"/>
+                <w:sz w:val="17"/>
+              </w:rPr>
+              <w:t xml:space="preserve">待补采</w:t>
+            </w:r>
+          </w:p>
+        </w:tc>
+        <w:tc>
+          <w:tcPr>
+            <w:tcW w:w="2848" w:type="dxa"/>
+            <w:vAlign w:val="center"/>
+            <w:tcMar>
+              <w:top w:w="110" w:type="dxa"/>
+              <w:left w:w="110" w:type="dxa"/>
+              <w:bottom w:w="110" w:type="dxa"/>
+              <w:right w:w="110" w:type="dxa"/>
+            </w:tcMar>
+          </w:tcPr>
+          <w:p>
+            <w:pPr>
+              <w:spacing w:after="55" w:line="276" w:lineRule="auto"/>
+              <w:wordWrap/>
+            </w:pPr>
+            <w:r>
+              <w:rPr>
+                <w:rFonts w:ascii="Arial" w:eastAsia="Microsoft YaHei" w:hAnsi="Arial"/>
+                <w:sz w:val="17"/>
+              </w:rPr>
+              <w:t xml:space="preserve">官网 URL、产品目录、帮助文档、合规条款、授权案例</w:t>
+            </w:r>
+          </w:p>
+        </w:tc>
+        <w:tc>
+          <w:tcPr>
+            <w:tcW w:w="2962" w:type="dxa"/>
+            <w:vAlign w:val="center"/>
+            <w:tcMar>
+              <w:top w:w="110" w:type="dxa"/>
+              <w:left w:w="110" w:type="dxa"/>
+              <w:bottom w:w="110" w:type="dxa"/>
+              <w:right w:w="110" w:type="dxa"/>
+            </w:tcMar>
+          </w:tcPr>
+          <w:p>
+            <w:pPr>
+              <w:spacing w:after="55" w:line="276" w:lineRule="auto"/>
+              <w:wordWrap/>
+            </w:pPr>
+            <w:r>
+              <w:rPr>
+                <w:rFonts w:ascii="Arial" w:eastAsia="Microsoft YaHei" w:hAnsi="Arial"/>
+                <w:sz w:val="17"/>
+              </w:rPr>
+              <w:t xml:space="preserve">没有来源时只保留为页面占位或待确认项</w:t>
+            </w:r>
+          </w:p>
+        </w:tc>
+        <w:tc>
+          <w:tcPr>
+            <w:tcW w:w="1890" w:type="dxa"/>
+            <w:vAlign w:val="center"/>
+            <w:tcMar>
+              <w:top w:w="110" w:type="dxa"/>
+              <w:left w:w="110" w:type="dxa"/>
+              <w:bottom w:w="110" w:type="dxa"/>
+              <w:right w:w="110" w:type="dxa"/>
+            </w:tcMar>
+          </w:tcPr>
+          <w:p>
+            <w:pPr>
+              <w:spacing w:after="55" w:line="276" w:lineRule="auto"/>
+              <w:wordWrap/>
+            </w:pPr>
+            <w:r>
+              <w:rPr>
+                <w:rFonts w:ascii="Arial" w:eastAsia="Microsoft YaHei" w:hAnsi="Arial"/>
+                <w:sz w:val="17"/>
+              </w:rPr>
+              <w:t xml:space="preserve">上线前完成证据台账</w:t>
+            </w:r>
+          </w:p>
+        </w:tc>
+      </w:tr>
+    </w:tbl>
+    <w:p>
+      <w:pPr>
+        <w:spacing w:after="95" w:line="276" w:lineRule="auto"/>
+        <w:wordWrap/>
+      </w:pPr>
+      <w:r>
+        <w:rPr>
+          <w:rFonts w:ascii="Georgia" w:eastAsia="Source Han Serif SC" w:hAnsi="Georgia"/>
+          <w:sz w:val="31"/>
+        </w:rPr>
+        <w:t xml:space="preserve">查询意图与 Query Fan-​out 覆盖</w:t>
+      </w:r>
+    </w:p>
+    <w:p>
+      <w:pPr>
+        <w:spacing w:after="75" w:line="276" w:lineRule="auto"/>
+        <w:wordWrap/>
+      </w:pPr>
+      <w:r>
+        <w:rPr>
+          <w:rFonts w:ascii="Arial" w:eastAsia="Microsoft YaHei" w:hAnsi="Arial"/>
+          <w:sz w:val="21"/>
+        </w:rPr>
+        <w:t xml:space="preserve">本节把单一目标问题扩展为 AI 和真实用户会继续追问的子问题，并把每个子问题映射到可落地页面模块。</w:t>
+      </w:r>
+    </w:p>
+    <w:tbl>
+      <w:tblPr>
+        <w:tblW w:w="8800" w:type="dxa"/>
+        <w:tblInd w:w="0" w:type="dxa"/>
+        <w:tblLayout w:type="fixed"/>
+        <w:tblCellMar>
+          <w:top w:w="110" w:type="dxa"/>
+          <w:left w:w="110" w:type="dxa"/>
+          <w:bottom w:w="110" w:type="dxa"/>
+          <w:right w:w="110" w:type="dxa"/>
+        </w:tblCellMar>
+        <w:tblBorders>
+          <w:top w:val="single" w:sz="6" w:color="E8E5DA"/>
+          <w:left w:val="single" w:sz="6" w:color="E8E5DA"/>
+          <w:bottom w:val="single" w:sz="6" w:color="E8E5DA"/>
+          <w:right w:val="single" w:sz="6" w:color="E8E5DA"/>
+          <w:insideH w:val="single" w:sz="6" w:color="E8E5DA"/>
+          <w:insideV w:val="single" w:sz="6" w:color="E8E5DA"/>
+        </w:tblBorders>
+      </w:tblPr>
+      <w:tblGrid>
+        <w:gridCol w:w="1294"/>
+        <w:gridCol w:w="826"/>
+        <w:gridCol w:w="2445"/>
+        <w:gridCol w:w="2002"/>
+        <w:gridCol w:w="2233"/>
+      </w:tblGrid>
+      <w:tr>
+        <w:tc>
+          <w:tcPr>
+            <w:tcW w:w="1294" w:type="dxa"/>
+            <w:vAlign w:val="center"/>
+            <w:shd w:fill="F3F0E8"/>
+            <w:tcMar>
+              <w:top w:w="110" w:type="dxa"/>
+              <w:left w:w="110" w:type="dxa"/>
+              <w:bottom w:w="110" w:type="dxa"/>
+              <w:right w:w="110" w:type="dxa"/>
+            </w:tcMar>
+          </w:tcPr>
+          <w:p>
+            <w:pPr>
+              <w:spacing w:after="55" w:line="276" w:lineRule="auto"/>
+              <w:wordWrap/>
+            </w:pPr>
+            <w:r>
+              <w:rPr>
+                <w:rFonts w:ascii="Arial" w:eastAsia="Microsoft YaHei" w:hAnsi="Arial"/>
+                <w:sz w:val="17"/>
+                <w:b/>
+              </w:rPr>
+              <w:t xml:space="preserve">主问题/​子问题</w:t>
+            </w:r>
+          </w:p>
+        </w:tc>
+        <w:tc>
+          <w:tcPr>
+            <w:tcW w:w="826" w:type="dxa"/>
+            <w:vAlign w:val="center"/>
+            <w:shd w:fill="F3F0E8"/>
+            <w:tcMar>
+              <w:top w:w="110" w:type="dxa"/>
+              <w:left w:w="110" w:type="dxa"/>
+              <w:bottom w:w="110" w:type="dxa"/>
+              <w:right w:w="110" w:type="dxa"/>
+            </w:tcMar>
+          </w:tcPr>
+          <w:p>
+            <w:pPr>
+              <w:spacing w:after="55" w:line="276" w:lineRule="auto"/>
+              <w:wordWrap/>
+            </w:pPr>
+            <w:r>
+              <w:rPr>
+                <w:rFonts w:ascii="Arial" w:eastAsia="Microsoft YaHei" w:hAnsi="Arial"/>
+                <w:sz w:val="17"/>
+                <w:b/>
+              </w:rPr>
+              <w:t xml:space="preserve">用户阶段</w:t>
+            </w:r>
+          </w:p>
+        </w:tc>
+        <w:tc>
+          <w:tcPr>
+            <w:tcW w:w="2445" w:type="dxa"/>
+            <w:vAlign w:val="center"/>
+            <w:shd w:fill="F3F0E8"/>
+            <w:tcMar>
+              <w:top w:w="110" w:type="dxa"/>
+              <w:left w:w="110" w:type="dxa"/>
+              <w:bottom w:w="110" w:type="dxa"/>
+              <w:right w:w="110" w:type="dxa"/>
+            </w:tcMar>
+          </w:tcPr>
+          <w:p>
+            <w:pPr>
+              <w:spacing w:after="55" w:line="276" w:lineRule="auto"/>
+              <w:wordWrap/>
+            </w:pPr>
+            <w:r>
+              <w:rPr>
+                <w:rFonts w:ascii="Arial" w:eastAsia="Microsoft YaHei" w:hAnsi="Arial"/>
+                <w:sz w:val="17"/>
+                <w:b/>
+              </w:rPr>
+              <w:t xml:space="preserve">答案形态</w:t>
+            </w:r>
+          </w:p>
+        </w:tc>
+        <w:tc>
+          <w:tcPr>
+            <w:tcW w:w="2002" w:type="dxa"/>
+            <w:vAlign w:val="center"/>
+            <w:shd w:fill="F3F0E8"/>
+            <w:tcMar>
+              <w:top w:w="110" w:type="dxa"/>
+              <w:left w:w="110" w:type="dxa"/>
+              <w:bottom w:w="110" w:type="dxa"/>
+              <w:right w:w="110" w:type="dxa"/>
+            </w:tcMar>
+          </w:tcPr>
+          <w:p>
+            <w:pPr>
+              <w:spacing w:after="55" w:line="276" w:lineRule="auto"/>
+              <w:wordWrap/>
+            </w:pPr>
+            <w:r>
+              <w:rPr>
+                <w:rFonts w:ascii="Arial" w:eastAsia="Microsoft YaHei" w:hAnsi="Arial"/>
+                <w:sz w:val="17"/>
+                <w:b/>
+              </w:rPr>
+              <w:t xml:space="preserve">页面承接模块</w:t>
+            </w:r>
+          </w:p>
+        </w:tc>
+        <w:tc>
+          <w:tcPr>
+            <w:tcW w:w="2233" w:type="dxa"/>
+            <w:vAlign w:val="center"/>
+            <w:shd w:fill="F3F0E8"/>
+            <w:tcMar>
+              <w:top w:w="110" w:type="dxa"/>
+              <w:left w:w="110" w:type="dxa"/>
+              <w:bottom w:w="110" w:type="dxa"/>
+              <w:right w:w="110" w:type="dxa"/>
+            </w:tcMar>
+          </w:tcPr>
+          <w:p>
+            <w:pPr>
+              <w:spacing w:after="55" w:line="276" w:lineRule="auto"/>
+              <w:wordWrap/>
+            </w:pPr>
+            <w:r>
+              <w:rPr>
+                <w:rFonts w:ascii="Arial" w:eastAsia="Microsoft YaHei" w:hAnsi="Arial"/>
+                <w:sz w:val="17"/>
+                <w:b/>
+              </w:rPr>
+              <w:t xml:space="preserve">AI 抽取信号</w:t>
+            </w:r>
+          </w:p>
+        </w:tc>
+      </w:tr>
+      <w:tr>
+        <w:tc>
+          <w:tcPr>
+            <w:tcW w:w="1294" w:type="dxa"/>
+            <w:vAlign w:val="center"/>
+            <w:tcMar>
+              <w:top w:w="110" w:type="dxa"/>
+              <w:left w:w="110" w:type="dxa"/>
+              <w:bottom w:w="110" w:type="dxa"/>
+              <w:right w:w="110" w:type="dxa"/>
+            </w:tcMar>
+          </w:tcPr>
+          <w:p>
+            <w:pPr>
+              <w:spacing w:after="55" w:line="276" w:lineRule="auto"/>
+              <w:wordWrap/>
+            </w:pPr>
+            <w:r>
+              <w:rPr>
+                <w:rFonts w:ascii="Arial" w:eastAsia="Microsoft YaHei" w:hAnsi="Arial"/>
+                <w:sz w:val="17"/>
+              </w:rPr>
+              <w:t xml:space="preserve">是什么</w:t>
+            </w:r>
+          </w:p>
+        </w:tc>
+        <w:tc>
+          <w:tcPr>
+            <w:tcW w:w="826" w:type="dxa"/>
+            <w:vAlign w:val="center"/>
+            <w:tcMar>
+              <w:top w:w="110" w:type="dxa"/>
+              <w:left w:w="110" w:type="dxa"/>
+              <w:bottom w:w="110" w:type="dxa"/>
+              <w:right w:w="110" w:type="dxa"/>
+            </w:tcMar>
+          </w:tcPr>
+          <w:p>
+            <w:pPr>
+              <w:spacing w:after="55" w:line="276" w:lineRule="auto"/>
+              <w:wordWrap/>
+            </w:pPr>
+            <w:r>
+              <w:rPr>
+                <w:rFonts w:ascii="Arial" w:eastAsia="Microsoft YaHei" w:hAnsi="Arial"/>
+                <w:sz w:val="17"/>
+              </w:rPr>
+              <w:t xml:space="preserve">认知/​定义</w:t>
+            </w:r>
+          </w:p>
+        </w:tc>
+        <w:tc>
+          <w:tcPr>
+            <w:tcW w:w="2445" w:type="dxa"/>
+            <w:vAlign w:val="center"/>
+            <w:tcMar>
+              <w:top w:w="110" w:type="dxa"/>
+              <w:left w:w="110" w:type="dxa"/>
+              <w:bottom w:w="110" w:type="dxa"/>
+              <w:right w:w="110" w:type="dxa"/>
+            </w:tcMar>
+          </w:tcPr>
+          <w:p>
+            <w:pPr>
+              <w:spacing w:after="55" w:line="276" w:lineRule="auto"/>
+              <w:wordWrap/>
+            </w:pPr>
+            <w:r>
+              <w:rPr>
+                <w:rFonts w:ascii="Arial" w:eastAsia="Microsoft YaHei" w:hAnsi="Arial"/>
+                <w:sz w:val="17"/>
+              </w:rPr>
+              <w:t xml:space="preserve">一句话直接答案 + 结构化摘要</w:t>
+            </w:r>
+          </w:p>
+        </w:tc>
+        <w:tc>
+          <w:tcPr>
+            <w:tcW w:w="2002" w:type="dxa"/>
+            <w:vAlign w:val="center"/>
+            <w:tcMar>
+              <w:top w:w="110" w:type="dxa"/>
+              <w:left w:w="110" w:type="dxa"/>
+              <w:bottom w:w="110" w:type="dxa"/>
+              <w:right w:w="110" w:type="dxa"/>
+            </w:tcMar>
+          </w:tcPr>
+          <w:p>
+            <w:pPr>
+              <w:spacing w:after="55" w:line="276" w:lineRule="auto"/>
+              <w:wordWrap/>
+            </w:pPr>
+            <w:r>
+              <w:rPr>
+                <w:rFonts w:ascii="Arial" w:eastAsia="Microsoft YaHei" w:hAnsi="Arial"/>
+                <w:sz w:val="17"/>
+              </w:rPr>
+              <w:t xml:space="preserve">首屏直接答案、核心事实卡</w:t>
+            </w:r>
+          </w:p>
+        </w:tc>
+        <w:tc>
+          <w:tcPr>
+            <w:tcW w:w="2233" w:type="dxa"/>
+            <w:vAlign w:val="center"/>
+            <w:tcMar>
+              <w:top w:w="110" w:type="dxa"/>
+              <w:left w:w="110" w:type="dxa"/>
+              <w:bottom w:w="110" w:type="dxa"/>
+              <w:right w:w="110" w:type="dxa"/>
+            </w:tcMar>
+          </w:tcPr>
+          <w:p>
+            <w:pPr>
+              <w:spacing w:after="55" w:line="276" w:lineRule="auto"/>
+              <w:wordWrap/>
+            </w:pPr>
+            <w:r>
+              <w:rPr>
+                <w:rFonts w:ascii="Arial" w:eastAsia="Microsoft YaHei" w:hAnsi="Arial"/>
+                <w:sz w:val="17"/>
+              </w:rPr>
+              <w:t xml:space="preserve">定义句、品牌实体、页面类型</w:t>
+            </w:r>
+          </w:p>
+        </w:tc>
+      </w:tr>
+      <w:tr>
+        <w:tc>
+          <w:tcPr>
+            <w:tcW w:w="1294" w:type="dxa"/>
+            <w:vAlign w:val="center"/>
+            <w:tcMar>
+              <w:top w:w="110" w:type="dxa"/>
+              <w:left w:w="110" w:type="dxa"/>
+              <w:bottom w:w="110" w:type="dxa"/>
+              <w:right w:w="110" w:type="dxa"/>
+            </w:tcMar>
+          </w:tcPr>
+          <w:p>
+            <w:pPr>
+              <w:spacing w:after="55" w:line="276" w:lineRule="auto"/>
+              <w:wordWrap/>
+            </w:pPr>
+            <w:r>
+              <w:rPr>
+                <w:rFonts w:ascii="Arial" w:eastAsia="Microsoft YaHei" w:hAnsi="Arial"/>
+                <w:sz w:val="17"/>
+              </w:rPr>
+              <w:t xml:space="preserve">适合谁</w:t>
+            </w:r>
+          </w:p>
+        </w:tc>
+        <w:tc>
+          <w:tcPr>
+            <w:tcW w:w="826" w:type="dxa"/>
+            <w:vAlign w:val="center"/>
+            <w:tcMar>
+              <w:top w:w="110" w:type="dxa"/>
+              <w:left w:w="110" w:type="dxa"/>
+              <w:bottom w:w="110" w:type="dxa"/>
+              <w:right w:w="110" w:type="dxa"/>
+            </w:tcMar>
+          </w:tcPr>
+          <w:p>
+            <w:pPr>
+              <w:spacing w:after="55" w:line="276" w:lineRule="auto"/>
+              <w:wordWrap/>
+            </w:pPr>
+            <w:r>
+              <w:rPr>
+                <w:rFonts w:ascii="Arial" w:eastAsia="Microsoft YaHei" w:hAnsi="Arial"/>
+                <w:sz w:val="17"/>
+              </w:rPr>
+              <w:t xml:space="preserve">评估/​分型</w:t>
+            </w:r>
+          </w:p>
+        </w:tc>
+        <w:tc>
+          <w:tcPr>
+            <w:tcW w:w="2445" w:type="dxa"/>
+            <w:vAlign w:val="center"/>
+            <w:tcMar>
+              <w:top w:w="110" w:type="dxa"/>
+              <w:left w:w="110" w:type="dxa"/>
+              <w:bottom w:w="110" w:type="dxa"/>
+              <w:right w:w="110" w:type="dxa"/>
+            </w:tcMar>
+          </w:tcPr>
+          <w:p>
+            <w:pPr>
+              <w:spacing w:after="55" w:line="276" w:lineRule="auto"/>
+              <w:wordWrap/>
+            </w:pPr>
+            <w:r>
+              <w:rPr>
+                <w:rFonts w:ascii="Arial" w:eastAsia="Microsoft YaHei" w:hAnsi="Arial"/>
+                <w:sz w:val="17"/>
+              </w:rPr>
+              <w:t xml:space="preserve">适用对象、限制条件、典型场景</w:t>
+            </w:r>
+          </w:p>
+        </w:tc>
+        <w:tc>
+          <w:tcPr>
+            <w:tcW w:w="2002" w:type="dxa"/>
+            <w:vAlign w:val="center"/>
+            <w:tcMar>
+              <w:top w:w="110" w:type="dxa"/>
+              <w:left w:w="110" w:type="dxa"/>
+              <w:bottom w:w="110" w:type="dxa"/>
+              <w:right w:w="110" w:type="dxa"/>
+            </w:tcMar>
+          </w:tcPr>
+          <w:p>
+            <w:pPr>
+              <w:spacing w:after="55" w:line="276" w:lineRule="auto"/>
+              <w:wordWrap/>
+            </w:pPr>
+            <w:r>
+              <w:rPr>
+                <w:rFonts w:ascii="Arial" w:eastAsia="Microsoft YaHei" w:hAnsi="Arial"/>
+                <w:sz w:val="17"/>
+              </w:rPr>
+              <w:t xml:space="preserve">判断框架、场景表</w:t>
+            </w:r>
+          </w:p>
+        </w:tc>
+        <w:tc>
+          <w:tcPr>
+            <w:tcW w:w="2233" w:type="dxa"/>
+            <w:vAlign w:val="center"/>
+            <w:tcMar>
+              <w:top w:w="110" w:type="dxa"/>
+              <w:left w:w="110" w:type="dxa"/>
+              <w:bottom w:w="110" w:type="dxa"/>
+              <w:right w:w="110" w:type="dxa"/>
+            </w:tcMar>
+          </w:tcPr>
+          <w:p>
+            <w:pPr>
+              <w:spacing w:after="55" w:line="276" w:lineRule="auto"/>
+              <w:wordWrap/>
+            </w:pPr>
+            <w:r>
+              <w:rPr>
+                <w:rFonts w:ascii="Arial" w:eastAsia="Microsoft YaHei" w:hAnsi="Arial"/>
+                <w:sz w:val="17"/>
+              </w:rPr>
+              <w:t xml:space="preserve">人群、行业、规模、边界</w:t>
+            </w:r>
+          </w:p>
+        </w:tc>
+      </w:tr>
+      <w:tr>
+        <w:tc>
+          <w:tcPr>
+            <w:tcW w:w="1294" w:type="dxa"/>
+            <w:vAlign w:val="center"/>
+            <w:tcMar>
+              <w:top w:w="110" w:type="dxa"/>
+              <w:left w:w="110" w:type="dxa"/>
+              <w:bottom w:w="110" w:type="dxa"/>
+              <w:right w:w="110" w:type="dxa"/>
+            </w:tcMar>
+          </w:tcPr>
+          <w:p>
+            <w:pPr>
+              <w:spacing w:after="55" w:line="276" w:lineRule="auto"/>
+              <w:wordWrap/>
+            </w:pPr>
+            <w:r>
+              <w:rPr>
+                <w:rFonts w:ascii="Arial" w:eastAsia="Microsoft YaHei" w:hAnsi="Arial"/>
+                <w:sz w:val="17"/>
+              </w:rPr>
+              <w:t xml:space="preserve">和替代方案怎么比</w:t>
+            </w:r>
+          </w:p>
+        </w:tc>
+        <w:tc>
+          <w:tcPr>
+            <w:tcW w:w="826" w:type="dxa"/>
+            <w:vAlign w:val="center"/>
+            <w:tcMar>
+              <w:top w:w="110" w:type="dxa"/>
+              <w:left w:w="110" w:type="dxa"/>
+              <w:bottom w:w="110" w:type="dxa"/>
+              <w:right w:w="110" w:type="dxa"/>
+            </w:tcMar>
+          </w:tcPr>
+          <w:p>
+            <w:pPr>
+              <w:spacing w:after="55" w:line="276" w:lineRule="auto"/>
+              <w:wordWrap/>
+            </w:pPr>
+            <w:r>
+              <w:rPr>
+                <w:rFonts w:ascii="Arial" w:eastAsia="Microsoft YaHei" w:hAnsi="Arial"/>
+                <w:sz w:val="17"/>
+              </w:rPr>
+              <w:t xml:space="preserve">比较/​决策</w:t>
+            </w:r>
+          </w:p>
+        </w:tc>
+        <w:tc>
+          <w:tcPr>
+            <w:tcW w:w="2445" w:type="dxa"/>
+            <w:vAlign w:val="center"/>
+            <w:tcMar>
+              <w:top w:w="110" w:type="dxa"/>
+              <w:left w:w="110" w:type="dxa"/>
+              <w:bottom w:w="110" w:type="dxa"/>
+              <w:right w:w="110" w:type="dxa"/>
+            </w:tcMar>
+          </w:tcPr>
+          <w:p>
+            <w:pPr>
+              <w:spacing w:after="55" w:line="276" w:lineRule="auto"/>
+              <w:wordWrap/>
+            </w:pPr>
+            <w:r>
+              <w:rPr>
+                <w:rFonts w:ascii="Arial" w:eastAsia="Microsoft YaHei" w:hAnsi="Arial"/>
+                <w:sz w:val="17"/>
+              </w:rPr>
+              <w:t xml:space="preserve">同口径对比表与选择建议</w:t>
+            </w:r>
+          </w:p>
+        </w:tc>
+        <w:tc>
+          <w:tcPr>
+            <w:tcW w:w="2002" w:type="dxa"/>
+            <w:vAlign w:val="center"/>
+            <w:tcMar>
+              <w:top w:w="110" w:type="dxa"/>
+              <w:left w:w="110" w:type="dxa"/>
+              <w:bottom w:w="110" w:type="dxa"/>
+              <w:right w:w="110" w:type="dxa"/>
+            </w:tcMar>
+          </w:tcPr>
+          <w:p>
+            <w:pPr>
+              <w:spacing w:after="55" w:line="276" w:lineRule="auto"/>
+              <w:wordWrap/>
+            </w:pPr>
+            <w:r>
+              <w:rPr>
+                <w:rFonts w:ascii="Arial" w:eastAsia="Microsoft YaHei" w:hAnsi="Arial"/>
+                <w:sz w:val="17"/>
+              </w:rPr>
+              <w:t xml:space="preserve">对比表、证据区</w:t>
+            </w:r>
+          </w:p>
+        </w:tc>
+        <w:tc>
+          <w:tcPr>
+            <w:tcW w:w="2233" w:type="dxa"/>
+            <w:vAlign w:val="center"/>
+            <w:tcMar>
+              <w:top w:w="110" w:type="dxa"/>
+              <w:left w:w="110" w:type="dxa"/>
+              <w:bottom w:w="110" w:type="dxa"/>
+              <w:right w:w="110" w:type="dxa"/>
+            </w:tcMar>
+          </w:tcPr>
+          <w:p>
+            <w:pPr>
+              <w:spacing w:after="55" w:line="276" w:lineRule="auto"/>
+              <w:wordWrap/>
+            </w:pPr>
+            <w:r>
+              <w:rPr>
+                <w:rFonts w:ascii="Arial" w:eastAsia="Microsoft YaHei" w:hAnsi="Arial"/>
+                <w:sz w:val="17"/>
+              </w:rPr>
+              <w:t xml:space="preserve">维度、口径、优势、限制</w:t>
+            </w:r>
+          </w:p>
+        </w:tc>
+      </w:tr>
+      <w:tr>
+        <w:tc>
+          <w:tcPr>
+            <w:tcW w:w="1294" w:type="dxa"/>
+            <w:vAlign w:val="center"/>
+            <w:tcMar>
+              <w:top w:w="110" w:type="dxa"/>
+              <w:left w:w="110" w:type="dxa"/>
+              <w:bottom w:w="110" w:type="dxa"/>
+              <w:right w:w="110" w:type="dxa"/>
+            </w:tcMar>
+          </w:tcPr>
+          <w:p>
+            <w:pPr>
+              <w:spacing w:after="55" w:line="276" w:lineRule="auto"/>
+              <w:wordWrap/>
+            </w:pPr>
+            <w:r>
+              <w:rPr>
+                <w:rFonts w:ascii="Arial" w:eastAsia="Microsoft YaHei" w:hAnsi="Arial"/>
+                <w:sz w:val="17"/>
+              </w:rPr>
+              <w:t xml:space="preserve">有什么风险</w:t>
+            </w:r>
+          </w:p>
+        </w:tc>
+        <w:tc>
+          <w:tcPr>
+            <w:tcW w:w="826" w:type="dxa"/>
+            <w:vAlign w:val="center"/>
+            <w:tcMar>
+              <w:top w:w="110" w:type="dxa"/>
+              <w:left w:w="110" w:type="dxa"/>
+              <w:bottom w:w="110" w:type="dxa"/>
+              <w:right w:w="110" w:type="dxa"/>
+            </w:tcMar>
+          </w:tcPr>
+          <w:p>
+            <w:pPr>
+              <w:spacing w:after="55" w:line="276" w:lineRule="auto"/>
+              <w:wordWrap/>
+            </w:pPr>
+            <w:r>
+              <w:rPr>
+                <w:rFonts w:ascii="Arial" w:eastAsia="Microsoft YaHei" w:hAnsi="Arial"/>
+                <w:sz w:val="17"/>
+              </w:rPr>
+              <w:t xml:space="preserve">风险/​合规</w:t>
+            </w:r>
+          </w:p>
+        </w:tc>
+        <w:tc>
+          <w:tcPr>
+            <w:tcW w:w="2445" w:type="dxa"/>
+            <w:vAlign w:val="center"/>
+            <w:tcMar>
+              <w:top w:w="110" w:type="dxa"/>
+              <w:left w:w="110" w:type="dxa"/>
+              <w:bottom w:w="110" w:type="dxa"/>
+              <w:right w:w="110" w:type="dxa"/>
+            </w:tcMar>
+          </w:tcPr>
+          <w:p>
+            <w:pPr>
+              <w:spacing w:after="55" w:line="276" w:lineRule="auto"/>
+              <w:wordWrap/>
+            </w:pPr>
+            <w:r>
+              <w:rPr>
+                <w:rFonts w:ascii="Arial" w:eastAsia="Microsoft YaHei" w:hAnsi="Arial"/>
+                <w:sz w:val="17"/>
+              </w:rPr>
+              <w:t xml:space="preserve">风险提示、证据要求、待确认项</w:t>
+            </w:r>
+          </w:p>
+        </w:tc>
+        <w:tc>
+          <w:tcPr>
+            <w:tcW w:w="2002" w:type="dxa"/>
+            <w:vAlign w:val="center"/>
+            <w:tcMar>
+              <w:top w:w="110" w:type="dxa"/>
+              <w:left w:w="110" w:type="dxa"/>
+              <w:bottom w:w="110" w:type="dxa"/>
+              <w:right w:w="110" w:type="dxa"/>
+            </w:tcMar>
+          </w:tcPr>
+          <w:p>
+            <w:pPr>
+              <w:spacing w:after="55" w:line="276" w:lineRule="auto"/>
+              <w:wordWrap/>
+            </w:pPr>
+            <w:r>
+              <w:rPr>
+                <w:rFonts w:ascii="Arial" w:eastAsia="Microsoft YaHei" w:hAnsi="Arial"/>
+                <w:sz w:val="17"/>
+              </w:rPr>
+              <w:t xml:space="preserve">证据区、质量自检</w:t>
+            </w:r>
+          </w:p>
+        </w:tc>
+        <w:tc>
+          <w:tcPr>
+            <w:tcW w:w="2233" w:type="dxa"/>
+            <w:vAlign w:val="center"/>
+            <w:tcMar>
+              <w:top w:w="110" w:type="dxa"/>
+              <w:left w:w="110" w:type="dxa"/>
+              <w:bottom w:w="110" w:type="dxa"/>
+              <w:right w:w="110" w:type="dxa"/>
+            </w:tcMar>
+          </w:tcPr>
+          <w:p>
+            <w:pPr>
+              <w:spacing w:after="55" w:line="276" w:lineRule="auto"/>
+              <w:wordWrap/>
+            </w:pPr>
+            <w:r>
+              <w:rPr>
+                <w:rFonts w:ascii="Arial" w:eastAsia="Microsoft YaHei" w:hAnsi="Arial"/>
+                <w:sz w:val="17"/>
+              </w:rPr>
+              <w:t xml:space="preserve">限制、不可写事实、来源</w:t>
+            </w:r>
+          </w:p>
+        </w:tc>
+      </w:tr>
+      <w:tr>
+        <w:tc>
+          <w:tcPr>
+            <w:tcW w:w="1294" w:type="dxa"/>
+            <w:vAlign w:val="center"/>
+            <w:tcMar>
+              <w:top w:w="110" w:type="dxa"/>
+              <w:left w:w="110" w:type="dxa"/>
+              <w:bottom w:w="110" w:type="dxa"/>
+              <w:right w:w="110" w:type="dxa"/>
+            </w:tcMar>
+          </w:tcPr>
+          <w:p>
+            <w:pPr>
+              <w:spacing w:after="55" w:line="276" w:lineRule="auto"/>
+              <w:wordWrap/>
+            </w:pPr>
+            <w:r>
+              <w:rPr>
+                <w:rFonts w:ascii="Arial" w:eastAsia="Microsoft YaHei" w:hAnsi="Arial"/>
+                <w:sz w:val="17"/>
+              </w:rPr>
+              <w:t xml:space="preserve">如何落地</w:t>
+            </w:r>
+          </w:p>
+        </w:tc>
+        <w:tc>
+          <w:tcPr>
+            <w:tcW w:w="826" w:type="dxa"/>
+            <w:vAlign w:val="center"/>
+            <w:tcMar>
+              <w:top w:w="110" w:type="dxa"/>
+              <w:left w:w="110" w:type="dxa"/>
+              <w:bottom w:w="110" w:type="dxa"/>
+              <w:right w:w="110" w:type="dxa"/>
+            </w:tcMar>
+          </w:tcPr>
+          <w:p>
+            <w:pPr>
+              <w:spacing w:after="55" w:line="276" w:lineRule="auto"/>
+              <w:wordWrap/>
+            </w:pPr>
+            <w:r>
+              <w:rPr>
+                <w:rFonts w:ascii="Arial" w:eastAsia="Microsoft YaHei" w:hAnsi="Arial"/>
+                <w:sz w:val="17"/>
+              </w:rPr>
+              <w:t xml:space="preserve">实施/​转化</w:t>
+            </w:r>
+          </w:p>
+        </w:tc>
+        <w:tc>
+          <w:tcPr>
+            <w:tcW w:w="2445" w:type="dxa"/>
+            <w:vAlign w:val="center"/>
+            <w:tcMar>
+              <w:top w:w="110" w:type="dxa"/>
+              <w:left w:w="110" w:type="dxa"/>
+              <w:bottom w:w="110" w:type="dxa"/>
+              <w:right w:w="110" w:type="dxa"/>
+            </w:tcMar>
+          </w:tcPr>
+          <w:p>
+            <w:pPr>
+              <w:spacing w:after="55" w:line="276" w:lineRule="auto"/>
+              <w:wordWrap/>
+            </w:pPr>
+            <w:r>
+              <w:rPr>
+                <w:rFonts w:ascii="Arial" w:eastAsia="Microsoft YaHei" w:hAnsi="Arial"/>
+                <w:sz w:val="17"/>
+              </w:rPr>
+              <w:t xml:space="preserve">步骤、CMS 字段、开发验收</w:t>
+            </w:r>
+          </w:p>
+        </w:tc>
+        <w:tc>
+          <w:tcPr>
+            <w:tcW w:w="2002" w:type="dxa"/>
+            <w:vAlign w:val="center"/>
+            <w:tcMar>
+              <w:top w:w="110" w:type="dxa"/>
+              <w:left w:w="110" w:type="dxa"/>
+              <w:bottom w:w="110" w:type="dxa"/>
+              <w:right w:w="110" w:type="dxa"/>
+            </w:tcMar>
+          </w:tcPr>
+          <w:p>
+            <w:pPr>
+              <w:spacing w:after="55" w:line="276" w:lineRule="auto"/>
+              <w:wordWrap/>
+            </w:pPr>
+            <w:r>
+              <w:rPr>
+                <w:rFonts w:ascii="Arial" w:eastAsia="Microsoft YaHei" w:hAnsi="Arial"/>
+                <w:sz w:val="17"/>
+              </w:rPr>
+              <w:t xml:space="preserve">HTML、CMS、实施验收</w:t>
+            </w:r>
+          </w:p>
+        </w:tc>
+        <w:tc>
+          <w:tcPr>
+            <w:tcW w:w="2233" w:type="dxa"/>
+            <w:vAlign w:val="center"/>
+            <w:tcMar>
+              <w:top w:w="110" w:type="dxa"/>
+              <w:left w:w="110" w:type="dxa"/>
+              <w:bottom w:w="110" w:type="dxa"/>
+              <w:right w:w="110" w:type="dxa"/>
+            </w:tcMar>
+          </w:tcPr>
+          <w:p>
+            <w:pPr>
+              <w:spacing w:after="55" w:line="276" w:lineRule="auto"/>
+              <w:wordWrap/>
+            </w:pPr>
+            <w:r>
+              <w:rPr>
+                <w:rFonts w:ascii="Arial" w:eastAsia="Microsoft YaHei" w:hAnsi="Arial"/>
+                <w:sz w:val="17"/>
+              </w:rPr>
+              <w:t xml:space="preserve">字段、责任人、检查方法</w:t>
+            </w:r>
+          </w:p>
+        </w:tc>
+      </w:tr>
+      <w:tr>
+        <w:tc>
+          <w:tcPr>
+            <w:tcW w:w="1294" w:type="dxa"/>
+            <w:vAlign w:val="center"/>
+            <w:tcMar>
+              <w:top w:w="110" w:type="dxa"/>
+              <w:left w:w="110" w:type="dxa"/>
+              <w:bottom w:w="110" w:type="dxa"/>
+              <w:right w:w="110" w:type="dxa"/>
+            </w:tcMar>
+          </w:tcPr>
+          <w:p>
+            <w:pPr>
+              <w:spacing w:after="55" w:line="276" w:lineRule="auto"/>
+              <w:wordWrap/>
+            </w:pPr>
+            <w:r>
+              <w:rPr>
+                <w:rFonts w:ascii="Arial" w:eastAsia="Microsoft YaHei" w:hAnsi="Arial"/>
+                <w:sz w:val="17"/>
+              </w:rPr>
+              <w:t xml:space="preserve">是否可信</w:t>
+            </w:r>
+          </w:p>
+        </w:tc>
+        <w:tc>
+          <w:tcPr>
+            <w:tcW w:w="826" w:type="dxa"/>
+            <w:vAlign w:val="center"/>
+            <w:tcMar>
+              <w:top w:w="110" w:type="dxa"/>
+              <w:left w:w="110" w:type="dxa"/>
+              <w:bottom w:w="110" w:type="dxa"/>
+              <w:right w:w="110" w:type="dxa"/>
+            </w:tcMar>
+          </w:tcPr>
+          <w:p>
+            <w:pPr>
+              <w:spacing w:after="55" w:line="276" w:lineRule="auto"/>
+              <w:wordWrap/>
+            </w:pPr>
+            <w:r>
+              <w:rPr>
+                <w:rFonts w:ascii="Arial" w:eastAsia="Microsoft YaHei" w:hAnsi="Arial"/>
+                <w:sz w:val="17"/>
+              </w:rPr>
+              <w:t xml:space="preserve">验证/​复核</w:t>
+            </w:r>
+          </w:p>
+        </w:tc>
+        <w:tc>
+          <w:tcPr>
+            <w:tcW w:w="2445" w:type="dxa"/>
+            <w:vAlign w:val="center"/>
+            <w:tcMar>
+              <w:top w:w="110" w:type="dxa"/>
+              <w:left w:w="110" w:type="dxa"/>
+              <w:bottom w:w="110" w:type="dxa"/>
+              <w:right w:w="110" w:type="dxa"/>
+            </w:tcMar>
+          </w:tcPr>
+          <w:p>
+            <w:pPr>
+              <w:spacing w:after="55" w:line="276" w:lineRule="auto"/>
+              <w:wordWrap/>
+            </w:pPr>
+            <w:r>
+              <w:rPr>
+                <w:rFonts w:ascii="Arial" w:eastAsia="Microsoft YaHei" w:hAnsi="Arial"/>
+                <w:sz w:val="17"/>
+              </w:rPr>
+              <w:t xml:space="preserve">来源台账、案例、更新时间</w:t>
+            </w:r>
+          </w:p>
+        </w:tc>
+        <w:tc>
+          <w:tcPr>
+            <w:tcW w:w="2002" w:type="dxa"/>
+            <w:vAlign w:val="center"/>
+            <w:tcMar>
+              <w:top w:w="110" w:type="dxa"/>
+              <w:left w:w="110" w:type="dxa"/>
+              <w:bottom w:w="110" w:type="dxa"/>
+              <w:right w:w="110" w:type="dxa"/>
+            </w:tcMar>
+          </w:tcPr>
+          <w:p>
+            <w:pPr>
+              <w:spacing w:after="55" w:line="276" w:lineRule="auto"/>
+              <w:wordWrap/>
+            </w:pPr>
+            <w:r>
+              <w:rPr>
+                <w:rFonts w:ascii="Arial" w:eastAsia="Microsoft YaHei" w:hAnsi="Arial"/>
+                <w:sz w:val="17"/>
+              </w:rPr>
+              <w:t xml:space="preserve">证据区、案例模块</w:t>
+            </w:r>
+          </w:p>
+        </w:tc>
+        <w:tc>
+          <w:tcPr>
+            <w:tcW w:w="2233" w:type="dxa"/>
+            <w:vAlign w:val="center"/>
+            <w:tcMar>
+              <w:top w:w="110" w:type="dxa"/>
+              <w:left w:w="110" w:type="dxa"/>
+              <w:bottom w:w="110" w:type="dxa"/>
+              <w:right w:w="110" w:type="dxa"/>
+            </w:tcMar>
+          </w:tcPr>
+          <w:p>
+            <w:pPr>
+              <w:spacing w:after="55" w:line="276" w:lineRule="auto"/>
+              <w:wordWrap/>
+            </w:pPr>
+            <w:r>
+              <w:rPr>
+                <w:rFonts w:ascii="Arial" w:eastAsia="Microsoft YaHei" w:hAnsi="Arial"/>
+                <w:sz w:val="17"/>
+              </w:rPr>
+              <w:t xml:space="preserve">来源、日期、页面锚点</w:t>
+            </w:r>
+          </w:p>
+        </w:tc>
+      </w:tr>
+      <w:tr>
+        <w:tc>
+          <w:tcPr>
+            <w:tcW w:w="1294" w:type="dxa"/>
+            <w:vAlign w:val="center"/>
+            <w:tcMar>
+              <w:top w:w="110" w:type="dxa"/>
+              <w:left w:w="110" w:type="dxa"/>
+              <w:bottom w:w="110" w:type="dxa"/>
+              <w:right w:w="110" w:type="dxa"/>
+            </w:tcMar>
+          </w:tcPr>
+          <w:p>
+            <w:pPr>
+              <w:spacing w:after="55" w:line="276" w:lineRule="auto"/>
+              <w:wordWrap/>
+            </w:pPr>
+            <w:r>
+              <w:rPr>
+                <w:rFonts w:ascii="Arial" w:eastAsia="Microsoft YaHei" w:hAnsi="Arial"/>
+                <w:sz w:val="17"/>
+              </w:rPr>
+              <w:t xml:space="preserve">下一步做什么</w:t>
+            </w:r>
+          </w:p>
+        </w:tc>
+        <w:tc>
+          <w:tcPr>
+            <w:tcW w:w="826" w:type="dxa"/>
+            <w:vAlign w:val="center"/>
+            <w:tcMar>
+              <w:top w:w="110" w:type="dxa"/>
+              <w:left w:w="110" w:type="dxa"/>
+              <w:bottom w:w="110" w:type="dxa"/>
+              <w:right w:w="110" w:type="dxa"/>
+            </w:tcMar>
+          </w:tcPr>
+          <w:p>
+            <w:pPr>
+              <w:spacing w:after="55" w:line="276" w:lineRule="auto"/>
+              <w:wordWrap/>
+            </w:pPr>
+            <w:r>
+              <w:rPr>
+                <w:rFonts w:ascii="Arial" w:eastAsia="Microsoft YaHei" w:hAnsi="Arial"/>
+                <w:sz w:val="17"/>
+              </w:rPr>
+              <w:t xml:space="preserve">转化/​行动</w:t>
+            </w:r>
+          </w:p>
+        </w:tc>
+        <w:tc>
+          <w:tcPr>
+            <w:tcW w:w="2445" w:type="dxa"/>
+            <w:vAlign w:val="center"/>
+            <w:tcMar>
+              <w:top w:w="110" w:type="dxa"/>
+              <w:left w:w="110" w:type="dxa"/>
+              <w:bottom w:w="110" w:type="dxa"/>
+              <w:right w:w="110" w:type="dxa"/>
+            </w:tcMar>
+          </w:tcPr>
+          <w:p>
+            <w:pPr>
+              <w:spacing w:after="55" w:line="276" w:lineRule="auto"/>
+              <w:wordWrap/>
+            </w:pPr>
+            <w:r>
+              <w:rPr>
+                <w:rFonts w:ascii="Arial" w:eastAsia="Microsoft YaHei" w:hAnsi="Arial"/>
+                <w:sz w:val="17"/>
+              </w:rPr>
+              <w:t xml:space="preserve">弱 CTA 与强 CTA 的触发位置</w:t>
+            </w:r>
+          </w:p>
+        </w:tc>
+        <w:tc>
+          <w:tcPr>
+            <w:tcW w:w="2002" w:type="dxa"/>
+            <w:vAlign w:val="center"/>
+            <w:tcMar>
+              <w:top w:w="110" w:type="dxa"/>
+              <w:left w:w="110" w:type="dxa"/>
+              <w:bottom w:w="110" w:type="dxa"/>
+              <w:right w:w="110" w:type="dxa"/>
+            </w:tcMar>
+          </w:tcPr>
+          <w:p>
+            <w:pPr>
+              <w:spacing w:after="55" w:line="276" w:lineRule="auto"/>
+              <w:wordWrap/>
+            </w:pPr>
+            <w:r>
+              <w:rPr>
+                <w:rFonts w:ascii="Arial" w:eastAsia="Microsoft YaHei" w:hAnsi="Arial"/>
+                <w:sz w:val="17"/>
+              </w:rPr>
+              <w:t xml:space="preserve">转化模块、结尾摘要</w:t>
+            </w:r>
+          </w:p>
+        </w:tc>
+        <w:tc>
+          <w:tcPr>
+            <w:tcW w:w="2233" w:type="dxa"/>
+            <w:vAlign w:val="center"/>
+            <w:tcMar>
+              <w:top w:w="110" w:type="dxa"/>
+              <w:left w:w="110" w:type="dxa"/>
+              <w:bottom w:w="110" w:type="dxa"/>
+              <w:right w:w="110" w:type="dxa"/>
+            </w:tcMar>
+          </w:tcPr>
+          <w:p>
+            <w:pPr>
+              <w:spacing w:after="55" w:line="276" w:lineRule="auto"/>
+              <w:wordWrap/>
+            </w:pPr>
+            <w:r>
+              <w:rPr>
+                <w:rFonts w:ascii="Arial" w:eastAsia="Microsoft YaHei" w:hAnsi="Arial"/>
+                <w:sz w:val="17"/>
+              </w:rPr>
+              <w:t xml:space="preserve">动作、入口、上下文</w:t>
+            </w:r>
+          </w:p>
+        </w:tc>
+      </w:tr>
+    </w:tbl>
+    <w:p>
+      <w:pPr>
+        <w:spacing w:after="95" w:line="276" w:lineRule="auto"/>
+        <w:wordWrap/>
+      </w:pPr>
+      <w:r>
+        <w:rPr>
+          <w:rFonts w:ascii="Georgia" w:eastAsia="Source Han Serif SC" w:hAnsi="Georgia"/>
+          <w:sz w:val="31"/>
         </w:rPr>
         <w:t xml:space="preserve">GEO 页面设计方案</w:t>
       </w:r>
@@ -604,12 +3026,12 @@
           <w:right w:w="110" w:type="dxa"/>
         </w:tblCellMar>
         <w:tblBorders>
-          <w:top w:val="single" w:sz="6" w:color="D7DEE8"/>
-          <w:left w:val="single" w:sz="6" w:color="D7DEE8"/>
-          <w:bottom w:val="single" w:sz="6" w:color="D7DEE8"/>
-          <w:right w:val="single" w:sz="6" w:color="D7DEE8"/>
-          <w:insideH w:val="single" w:sz="6" w:color="D7DEE8"/>
-          <w:insideV w:val="single" w:sz="6" w:color="D7DEE8"/>
+          <w:top w:val="single" w:sz="6" w:color="E8E5DA"/>
+          <w:left w:val="single" w:sz="6" w:color="E8E5DA"/>
+          <w:bottom w:val="single" w:sz="6" w:color="E8E5DA"/>
+          <w:right w:val="single" w:sz="6" w:color="E8E5DA"/>
+          <w:insideH w:val="single" w:sz="6" w:color="E8E5DA"/>
+          <w:insideV w:val="single" w:sz="6" w:color="E8E5DA"/>
         </w:tblBorders>
       </w:tblPr>
       <w:tblGrid>
@@ -623,7 +3045,7 @@
           <w:tcPr>
             <w:tcW w:w="1100" w:type="dxa"/>
             <w:vAlign w:val="center"/>
-            <w:shd w:fill="EEF3F7"/>
+            <w:shd w:fill="F3F0E8"/>
             <w:tcMar>
               <w:top w:w="110" w:type="dxa"/>
               <w:left w:w="110" w:type="dxa"/>
@@ -650,7 +3072,7 @@
           <w:tcPr>
             <w:tcW w:w="3866" w:type="dxa"/>
             <w:vAlign w:val="center"/>
-            <w:shd w:fill="EEF3F7"/>
+            <w:shd w:fill="F3F0E8"/>
             <w:tcMar>
               <w:top w:w="110" w:type="dxa"/>
               <w:left w:w="110" w:type="dxa"/>
@@ -677,7 +3099,7 @@
           <w:tcPr>
             <w:tcW w:w="2152" w:type="dxa"/>
             <w:vAlign w:val="center"/>
-            <w:shd w:fill="EEF3F7"/>
+            <w:shd w:fill="F3F0E8"/>
             <w:tcMar>
               <w:top w:w="110" w:type="dxa"/>
               <w:left w:w="110" w:type="dxa"/>
@@ -704,7 +3126,7 @@
           <w:tcPr>
             <w:tcW w:w="1682" w:type="dxa"/>
             <w:vAlign w:val="center"/>
-            <w:shd w:fill="EEF3F7"/>
+            <w:shd w:fill="F3F0E8"/>
             <w:tcMar>
               <w:top w:w="110" w:type="dxa"/>
               <w:left w:w="110" w:type="dxa"/>
@@ -1042,9 +3464,8 @@
       </w:pPr>
       <w:r>
         <w:rPr>
-          <w:rFonts w:ascii="Arial" w:eastAsia="Microsoft YaHei" w:hAnsi="Arial"/>
+          <w:rFonts w:ascii="Georgia" w:eastAsia="Source Han Serif SC" w:hAnsi="Georgia"/>
           <w:sz w:val="31"/>
-          <w:b/>
         </w:rPr>
         <w:t xml:space="preserve">研究依据与页面设计原则</w:t>
       </w:r>
@@ -1074,26 +3495,26 @@
           <w:right w:w="110" w:type="dxa"/>
         </w:tblCellMar>
         <w:tblBorders>
-          <w:top w:val="single" w:sz="6" w:color="D7DEE8"/>
-          <w:left w:val="single" w:sz="6" w:color="D7DEE8"/>
-          <w:bottom w:val="single" w:sz="6" w:color="D7DEE8"/>
-          <w:right w:val="single" w:sz="6" w:color="D7DEE8"/>
-          <w:insideH w:val="single" w:sz="6" w:color="D7DEE8"/>
-          <w:insideV w:val="single" w:sz="6" w:color="D7DEE8"/>
+          <w:top w:val="single" w:sz="6" w:color="E8E5DA"/>
+          <w:left w:val="single" w:sz="6" w:color="E8E5DA"/>
+          <w:bottom w:val="single" w:sz="6" w:color="E8E5DA"/>
+          <w:right w:val="single" w:sz="6" w:color="E8E5DA"/>
+          <w:insideH w:val="single" w:sz="6" w:color="E8E5DA"/>
+          <w:insideV w:val="single" w:sz="6" w:color="E8E5DA"/>
         </w:tblBorders>
       </w:tblPr>
       <w:tblGrid>
-        <w:gridCol w:w="1986"/>
-        <w:gridCol w:w="2726"/>
-        <w:gridCol w:w="2726"/>
-        <w:gridCol w:w="1362"/>
+        <w:gridCol w:w="1794"/>
+        <w:gridCol w:w="2451"/>
+        <w:gridCol w:w="2451"/>
+        <w:gridCol w:w="2104"/>
       </w:tblGrid>
       <w:tr>
         <w:tc>
           <w:tcPr>
-            <w:tcW w:w="1986" w:type="dxa"/>
-            <w:vAlign w:val="center"/>
-            <w:shd w:fill="EEF3F7"/>
+            <w:tcW w:w="1794" w:type="dxa"/>
+            <w:vAlign w:val="center"/>
+            <w:shd w:fill="F3F0E8"/>
             <w:tcMar>
               <w:top w:w="110" w:type="dxa"/>
               <w:left w:w="110" w:type="dxa"/>
@@ -1118,9 +3539,9 @@
         </w:tc>
         <w:tc>
           <w:tcPr>
-            <w:tcW w:w="2726" w:type="dxa"/>
-            <w:vAlign w:val="center"/>
-            <w:shd w:fill="EEF3F7"/>
+            <w:tcW w:w="2451" w:type="dxa"/>
+            <w:vAlign w:val="center"/>
+            <w:shd w:fill="F3F0E8"/>
             <w:tcMar>
               <w:top w:w="110" w:type="dxa"/>
               <w:left w:w="110" w:type="dxa"/>
@@ -1145,9 +3566,9 @@
         </w:tc>
         <w:tc>
           <w:tcPr>
-            <w:tcW w:w="2726" w:type="dxa"/>
-            <w:vAlign w:val="center"/>
-            <w:shd w:fill="EEF3F7"/>
+            <w:tcW w:w="2451" w:type="dxa"/>
+            <w:vAlign w:val="center"/>
+            <w:shd w:fill="F3F0E8"/>
             <w:tcMar>
               <w:top w:w="110" w:type="dxa"/>
               <w:left w:w="110" w:type="dxa"/>
@@ -1172,9 +3593,9 @@
         </w:tc>
         <w:tc>
           <w:tcPr>
-            <w:tcW w:w="1362" w:type="dxa"/>
-            <w:vAlign w:val="center"/>
-            <w:shd w:fill="EEF3F7"/>
+            <w:tcW w:w="2104" w:type="dxa"/>
+            <w:vAlign w:val="center"/>
+            <w:shd w:fill="F3F0E8"/>
             <w:tcMar>
               <w:top w:w="110" w:type="dxa"/>
               <w:left w:w="110" w:type="dxa"/>
@@ -1201,7 +3622,7 @@
       <w:tr>
         <w:tc>
           <w:tcPr>
-            <w:tcW w:w="1986" w:type="dxa"/>
+            <w:tcW w:w="1794" w:type="dxa"/>
             <w:vAlign w:val="center"/>
             <w:tcMar>
               <w:top w:w="110" w:type="dxa"/>
@@ -1226,7 +3647,7 @@
         </w:tc>
         <w:tc>
           <w:tcPr>
-            <w:tcW w:w="2726" w:type="dxa"/>
+            <w:tcW w:w="2451" w:type="dxa"/>
             <w:vAlign w:val="center"/>
             <w:tcMar>
               <w:top w:w="110" w:type="dxa"/>
@@ -1251,7 +3672,7 @@
         </w:tc>
         <w:tc>
           <w:tcPr>
-            <w:tcW w:w="2726" w:type="dxa"/>
+            <w:tcW w:w="2451" w:type="dxa"/>
             <w:vAlign w:val="center"/>
             <w:tcMar>
               <w:top w:w="110" w:type="dxa"/>
@@ -1276,7 +3697,7 @@
         </w:tc>
         <w:tc>
           <w:tcPr>
-            <w:tcW w:w="1362" w:type="dxa"/>
+            <w:tcW w:w="2104" w:type="dxa"/>
             <w:vAlign w:val="center"/>
             <w:tcMar>
               <w:top w:w="110" w:type="dxa"/>
@@ -1303,7 +3724,7 @@
       <w:tr>
         <w:tc>
           <w:tcPr>
-            <w:tcW w:w="1986" w:type="dxa"/>
+            <w:tcW w:w="1794" w:type="dxa"/>
             <w:vAlign w:val="center"/>
             <w:tcMar>
               <w:top w:w="110" w:type="dxa"/>
@@ -1328,7 +3749,7 @@
         </w:tc>
         <w:tc>
           <w:tcPr>
-            <w:tcW w:w="2726" w:type="dxa"/>
+            <w:tcW w:w="2451" w:type="dxa"/>
             <w:vAlign w:val="center"/>
             <w:tcMar>
               <w:top w:w="110" w:type="dxa"/>
@@ -1353,7 +3774,7 @@
         </w:tc>
         <w:tc>
           <w:tcPr>
-            <w:tcW w:w="2726" w:type="dxa"/>
+            <w:tcW w:w="2451" w:type="dxa"/>
             <w:vAlign w:val="center"/>
             <w:tcMar>
               <w:top w:w="110" w:type="dxa"/>
@@ -1378,7 +3799,7 @@
         </w:tc>
         <w:tc>
           <w:tcPr>
-            <w:tcW w:w="1362" w:type="dxa"/>
+            <w:tcW w:w="2104" w:type="dxa"/>
             <w:vAlign w:val="center"/>
             <w:tcMar>
               <w:top w:w="110" w:type="dxa"/>
@@ -1405,7 +3826,7 @@
       <w:tr>
         <w:tc>
           <w:tcPr>
-            <w:tcW w:w="1986" w:type="dxa"/>
+            <w:tcW w:w="1794" w:type="dxa"/>
             <w:vAlign w:val="center"/>
             <w:tcMar>
               <w:top w:w="110" w:type="dxa"/>
@@ -1430,7 +3851,7 @@
         </w:tc>
         <w:tc>
           <w:tcPr>
-            <w:tcW w:w="2726" w:type="dxa"/>
+            <w:tcW w:w="2451" w:type="dxa"/>
             <w:vAlign w:val="center"/>
             <w:tcMar>
               <w:top w:w="110" w:type="dxa"/>
@@ -1455,7 +3876,7 @@
         </w:tc>
         <w:tc>
           <w:tcPr>
-            <w:tcW w:w="2726" w:type="dxa"/>
+            <w:tcW w:w="2451" w:type="dxa"/>
             <w:vAlign w:val="center"/>
             <w:tcMar>
               <w:top w:w="110" w:type="dxa"/>
@@ -1480,7 +3901,7 @@
         </w:tc>
         <w:tc>
           <w:tcPr>
-            <w:tcW w:w="1362" w:type="dxa"/>
+            <w:tcW w:w="2104" w:type="dxa"/>
             <w:vAlign w:val="center"/>
             <w:tcMar>
               <w:top w:w="110" w:type="dxa"/>
@@ -1507,7 +3928,7 @@
       <w:tr>
         <w:tc>
           <w:tcPr>
-            <w:tcW w:w="1986" w:type="dxa"/>
+            <w:tcW w:w="1794" w:type="dxa"/>
             <w:vAlign w:val="center"/>
             <w:tcMar>
               <w:top w:w="110" w:type="dxa"/>
@@ -1532,7 +3953,7 @@
         </w:tc>
         <w:tc>
           <w:tcPr>
-            <w:tcW w:w="2726" w:type="dxa"/>
+            <w:tcW w:w="2451" w:type="dxa"/>
             <w:vAlign w:val="center"/>
             <w:tcMar>
               <w:top w:w="110" w:type="dxa"/>
@@ -1557,7 +3978,7 @@
         </w:tc>
         <w:tc>
           <w:tcPr>
-            <w:tcW w:w="2726" w:type="dxa"/>
+            <w:tcW w:w="2451" w:type="dxa"/>
             <w:vAlign w:val="center"/>
             <w:tcMar>
               <w:top w:w="110" w:type="dxa"/>
@@ -1582,7 +4003,7 @@
         </w:tc>
         <w:tc>
           <w:tcPr>
-            <w:tcW w:w="1362" w:type="dxa"/>
+            <w:tcW w:w="2104" w:type="dxa"/>
             <w:vAlign w:val="center"/>
             <w:tcMar>
               <w:top w:w="110" w:type="dxa"/>
@@ -1609,7 +4030,7 @@
       <w:tr>
         <w:tc>
           <w:tcPr>
-            <w:tcW w:w="1986" w:type="dxa"/>
+            <w:tcW w:w="1794" w:type="dxa"/>
             <w:vAlign w:val="center"/>
             <w:tcMar>
               <w:top w:w="110" w:type="dxa"/>
@@ -1634,7 +4055,7 @@
         </w:tc>
         <w:tc>
           <w:tcPr>
-            <w:tcW w:w="2726" w:type="dxa"/>
+            <w:tcW w:w="2451" w:type="dxa"/>
             <w:vAlign w:val="center"/>
             <w:tcMar>
               <w:top w:w="110" w:type="dxa"/>
@@ -1659,7 +4080,7 @@
         </w:tc>
         <w:tc>
           <w:tcPr>
-            <w:tcW w:w="2726" w:type="dxa"/>
+            <w:tcW w:w="2451" w:type="dxa"/>
             <w:vAlign w:val="center"/>
             <w:tcMar>
               <w:top w:w="110" w:type="dxa"/>
@@ -1684,7 +4105,7 @@
         </w:tc>
         <w:tc>
           <w:tcPr>
-            <w:tcW w:w="1362" w:type="dxa"/>
+            <w:tcW w:w="2104" w:type="dxa"/>
             <w:vAlign w:val="center"/>
             <w:tcMar>
               <w:top w:w="110" w:type="dxa"/>
@@ -1704,6 +4125,516 @@
                 <w:sz w:val="17"/>
               </w:rPr>
               <w:t xml:space="preserve">FAQ 模块、Schema 建议</w:t>
+            </w:r>
+          </w:p>
+        </w:tc>
+      </w:tr>
+      <w:tr>
+        <w:tc>
+          <w:tcPr>
+            <w:tcW w:w="1794" w:type="dxa"/>
+            <w:vAlign w:val="center"/>
+            <w:tcMar>
+              <w:top w:w="110" w:type="dxa"/>
+              <w:left w:w="110" w:type="dxa"/>
+              <w:bottom w:w="110" w:type="dxa"/>
+              <w:right w:w="110" w:type="dxa"/>
+            </w:tcMar>
+          </w:tcPr>
+          <w:p>
+            <w:pPr>
+              <w:spacing w:after="55" w:line="276" w:lineRule="auto"/>
+              <w:wordWrap/>
+            </w:pPr>
+            <w:r>
+              <w:rPr>
+                <w:rFonts w:ascii="Arial" w:eastAsia="Microsoft YaHei" w:hAnsi="Arial"/>
+                <w:sz w:val="17"/>
+              </w:rPr>
+              <w:t xml:space="preserve">Google 生成式 AI 搜索优化指南</w:t>
+            </w:r>
+          </w:p>
+        </w:tc>
+        <w:tc>
+          <w:tcPr>
+            <w:tcW w:w="2451" w:type="dxa"/>
+            <w:vAlign w:val="center"/>
+            <w:tcMar>
+              <w:top w:w="110" w:type="dxa"/>
+              <w:left w:w="110" w:type="dxa"/>
+              <w:bottom w:w="110" w:type="dxa"/>
+              <w:right w:w="110" w:type="dxa"/>
+            </w:tcMar>
+          </w:tcPr>
+          <w:p>
+            <w:pPr>
+              <w:spacing w:after="55" w:line="276" w:lineRule="auto"/>
+              <w:wordWrap/>
+            </w:pPr>
+            <w:r>
+              <w:rPr>
+                <w:rFonts w:ascii="Arial" w:eastAsia="Microsoft YaHei" w:hAnsi="Arial"/>
+                <w:sz w:val="17"/>
+              </w:rPr>
+              <w:t xml:space="preserve">生成式搜索依赖核心搜索质量、RAG、query fan-​out、可抓取内容、语义 HTML 和页面体验</w:t>
+            </w:r>
+          </w:p>
+        </w:tc>
+        <w:tc>
+          <w:tcPr>
+            <w:tcW w:w="2451" w:type="dxa"/>
+            <w:vAlign w:val="center"/>
+            <w:tcMar>
+              <w:top w:w="110" w:type="dxa"/>
+              <w:left w:w="110" w:type="dxa"/>
+              <w:bottom w:w="110" w:type="dxa"/>
+              <w:right w:w="110" w:type="dxa"/>
+            </w:tcMar>
+          </w:tcPr>
+          <w:p>
+            <w:pPr>
+              <w:spacing w:after="55" w:line="276" w:lineRule="auto"/>
+              <w:wordWrap/>
+            </w:pPr>
+            <w:r>
+              <w:rPr>
+                <w:rFonts w:ascii="Arial" w:eastAsia="Microsoft YaHei" w:hAnsi="Arial"/>
+                <w:sz w:val="17"/>
+              </w:rPr>
+              <w:t xml:space="preserve">页面要覆盖主问题与合理子问题，正文可抓取，模块标题清楚</w:t>
+            </w:r>
+          </w:p>
+        </w:tc>
+        <w:tc>
+          <w:tcPr>
+            <w:tcW w:w="2104" w:type="dxa"/>
+            <w:vAlign w:val="center"/>
+            <w:tcMar>
+              <w:top w:w="110" w:type="dxa"/>
+              <w:left w:w="110" w:type="dxa"/>
+              <w:bottom w:w="110" w:type="dxa"/>
+              <w:right w:w="110" w:type="dxa"/>
+            </w:tcMar>
+          </w:tcPr>
+          <w:p>
+            <w:pPr>
+              <w:spacing w:after="55" w:line="276" w:lineRule="auto"/>
+              <w:wordWrap/>
+            </w:pPr>
+            <w:r>
+              <w:rPr>
+                <w:rFonts w:ascii="Arial" w:eastAsia="Microsoft YaHei" w:hAnsi="Arial"/>
+                <w:sz w:val="17"/>
+              </w:rPr>
+              <w:t xml:space="preserve">输入边界、Query Fan-​out、HTML 结构、移动端建议</w:t>
+            </w:r>
+          </w:p>
+        </w:tc>
+      </w:tr>
+      <w:tr>
+        <w:tc>
+          <w:tcPr>
+            <w:tcW w:w="1794" w:type="dxa"/>
+            <w:vAlign w:val="center"/>
+            <w:tcMar>
+              <w:top w:w="110" w:type="dxa"/>
+              <w:left w:w="110" w:type="dxa"/>
+              <w:bottom w:w="110" w:type="dxa"/>
+              <w:right w:w="110" w:type="dxa"/>
+            </w:tcMar>
+          </w:tcPr>
+          <w:p>
+            <w:pPr>
+              <w:spacing w:after="55" w:line="276" w:lineRule="auto"/>
+              <w:wordWrap/>
+            </w:pPr>
+            <w:r>
+              <w:rPr>
+                <w:rFonts w:ascii="Arial" w:eastAsia="Microsoft YaHei" w:hAnsi="Arial"/>
+                <w:sz w:val="17"/>
+              </w:rPr>
+              <w:t xml:space="preserve">Google 结构化数据通用规则</w:t>
+            </w:r>
+          </w:p>
+        </w:tc>
+        <w:tc>
+          <w:tcPr>
+            <w:tcW w:w="2451" w:type="dxa"/>
+            <w:vAlign w:val="center"/>
+            <w:tcMar>
+              <w:top w:w="110" w:type="dxa"/>
+              <w:left w:w="110" w:type="dxa"/>
+              <w:bottom w:w="110" w:type="dxa"/>
+              <w:right w:w="110" w:type="dxa"/>
+            </w:tcMar>
+          </w:tcPr>
+          <w:p>
+            <w:pPr>
+              <w:spacing w:after="55" w:line="276" w:lineRule="auto"/>
+              <w:wordWrap/>
+            </w:pPr>
+            <w:r>
+              <w:rPr>
+                <w:rFonts w:ascii="Arial" w:eastAsia="Microsoft YaHei" w:hAnsi="Arial"/>
+                <w:sz w:val="17"/>
+              </w:rPr>
+              <w:t xml:space="preserve">结构化数据必须代表页面主体内容，隐藏、误导、过期或无关内容会破坏资格</w:t>
+            </w:r>
+          </w:p>
+        </w:tc>
+        <w:tc>
+          <w:tcPr>
+            <w:tcW w:w="2451" w:type="dxa"/>
+            <w:vAlign w:val="center"/>
+            <w:tcMar>
+              <w:top w:w="110" w:type="dxa"/>
+              <w:left w:w="110" w:type="dxa"/>
+              <w:bottom w:w="110" w:type="dxa"/>
+              <w:right w:w="110" w:type="dxa"/>
+            </w:tcMar>
+          </w:tcPr>
+          <w:p>
+            <w:pPr>
+              <w:spacing w:after="55" w:line="276" w:lineRule="auto"/>
+              <w:wordWrap/>
+            </w:pPr>
+            <w:r>
+              <w:rPr>
+                <w:rFonts w:ascii="Arial" w:eastAsia="Microsoft YaHei" w:hAnsi="Arial"/>
+                <w:sz w:val="17"/>
+              </w:rPr>
+              <w:t xml:space="preserve">Schema 候选必须标注事实来源、页面位置、禁止项和不保证展示</w:t>
+            </w:r>
+          </w:p>
+        </w:tc>
+        <w:tc>
+          <w:tcPr>
+            <w:tcW w:w="2104" w:type="dxa"/>
+            <w:vAlign w:val="center"/>
+            <w:tcMar>
+              <w:top w:w="110" w:type="dxa"/>
+              <w:left w:w="110" w:type="dxa"/>
+              <w:bottom w:w="110" w:type="dxa"/>
+              <w:right w:w="110" w:type="dxa"/>
+            </w:tcMar>
+          </w:tcPr>
+          <w:p>
+            <w:pPr>
+              <w:spacing w:after="55" w:line="276" w:lineRule="auto"/>
+              <w:wordWrap/>
+            </w:pPr>
+            <w:r>
+              <w:rPr>
+                <w:rFonts w:ascii="Arial" w:eastAsia="Microsoft YaHei" w:hAnsi="Arial"/>
+                <w:sz w:val="17"/>
+              </w:rPr>
+              <w:t xml:space="preserve">Schema 建议、CMS 字段、质量自检</w:t>
+            </w:r>
+          </w:p>
+        </w:tc>
+      </w:tr>
+      <w:tr>
+        <w:tc>
+          <w:tcPr>
+            <w:tcW w:w="1794" w:type="dxa"/>
+            <w:vAlign w:val="center"/>
+            <w:tcMar>
+              <w:top w:w="110" w:type="dxa"/>
+              <w:left w:w="110" w:type="dxa"/>
+              <w:bottom w:w="110" w:type="dxa"/>
+              <w:right w:w="110" w:type="dxa"/>
+            </w:tcMar>
+          </w:tcPr>
+          <w:p>
+            <w:pPr>
+              <w:spacing w:after="55" w:line="276" w:lineRule="auto"/>
+              <w:wordWrap/>
+            </w:pPr>
+            <w:r>
+              <w:rPr>
+                <w:rFonts w:ascii="Arial" w:eastAsia="Microsoft YaHei" w:hAnsi="Arial"/>
+                <w:sz w:val="17"/>
+              </w:rPr>
+              <w:t xml:space="preserve">Schema.​org 类型文档</w:t>
+            </w:r>
+          </w:p>
+        </w:tc>
+        <w:tc>
+          <w:tcPr>
+            <w:tcW w:w="2451" w:type="dxa"/>
+            <w:vAlign w:val="center"/>
+            <w:tcMar>
+              <w:top w:w="110" w:type="dxa"/>
+              <w:left w:w="110" w:type="dxa"/>
+              <w:bottom w:w="110" w:type="dxa"/>
+              <w:right w:w="110" w:type="dxa"/>
+            </w:tcMar>
+          </w:tcPr>
+          <w:p>
+            <w:pPr>
+              <w:spacing w:after="55" w:line="276" w:lineRule="auto"/>
+              <w:wordWrap/>
+            </w:pPr>
+            <w:r>
+              <w:rPr>
+                <w:rFonts w:ascii="Arial" w:eastAsia="Microsoft YaHei" w:hAnsi="Arial"/>
+                <w:sz w:val="17"/>
+              </w:rPr>
+              <w:t xml:space="preserve">Article、FAQPage、Product、Organization、Breadcrumb​List、Review 等类型有属性边界</w:t>
+            </w:r>
+          </w:p>
+        </w:tc>
+        <w:tc>
+          <w:tcPr>
+            <w:tcW w:w="2451" w:type="dxa"/>
+            <w:vAlign w:val="center"/>
+            <w:tcMar>
+              <w:top w:w="110" w:type="dxa"/>
+              <w:left w:w="110" w:type="dxa"/>
+              <w:bottom w:w="110" w:type="dxa"/>
+              <w:right w:w="110" w:type="dxa"/>
+            </w:tcMar>
+          </w:tcPr>
+          <w:p>
+            <w:pPr>
+              <w:spacing w:after="55" w:line="276" w:lineRule="auto"/>
+              <w:wordWrap/>
+            </w:pPr>
+            <w:r>
+              <w:rPr>
+                <w:rFonts w:ascii="Arial" w:eastAsia="Microsoft YaHei" w:hAnsi="Arial"/>
+                <w:sz w:val="17"/>
+              </w:rPr>
+              <w:t xml:space="preserve">每个 Schema 候选都说明适用条件、字段来源、@​id 关系和不适用原因</w:t>
+            </w:r>
+          </w:p>
+        </w:tc>
+        <w:tc>
+          <w:tcPr>
+            <w:tcW w:w="2104" w:type="dxa"/>
+            <w:vAlign w:val="center"/>
+            <w:tcMar>
+              <w:top w:w="110" w:type="dxa"/>
+              <w:left w:w="110" w:type="dxa"/>
+              <w:bottom w:w="110" w:type="dxa"/>
+              <w:right w:w="110" w:type="dxa"/>
+            </w:tcMar>
+          </w:tcPr>
+          <w:p>
+            <w:pPr>
+              <w:spacing w:after="55" w:line="276" w:lineRule="auto"/>
+              <w:wordWrap/>
+            </w:pPr>
+            <w:r>
+              <w:rPr>
+                <w:rFonts w:ascii="Arial" w:eastAsia="Microsoft YaHei" w:hAnsi="Arial"/>
+                <w:sz w:val="17"/>
+              </w:rPr>
+              <w:t xml:space="preserve">实体关系、Schema 建议、CMS 字段</w:t>
+            </w:r>
+          </w:p>
+        </w:tc>
+      </w:tr>
+      <w:tr>
+        <w:tc>
+          <w:tcPr>
+            <w:tcW w:w="1794" w:type="dxa"/>
+            <w:vAlign w:val="center"/>
+            <w:tcMar>
+              <w:top w:w="110" w:type="dxa"/>
+              <w:left w:w="110" w:type="dxa"/>
+              <w:bottom w:w="110" w:type="dxa"/>
+              <w:right w:w="110" w:type="dxa"/>
+            </w:tcMar>
+          </w:tcPr>
+          <w:p>
+            <w:pPr>
+              <w:spacing w:after="55" w:line="276" w:lineRule="auto"/>
+              <w:wordWrap/>
+            </w:pPr>
+            <w:r>
+              <w:rPr>
+                <w:rFonts w:ascii="Arial" w:eastAsia="Microsoft YaHei" w:hAnsi="Arial"/>
+                <w:sz w:val="17"/>
+              </w:rPr>
+              <w:t xml:space="preserve">WCAG 2.​2 与 WAI 页面结构教程</w:t>
+            </w:r>
+          </w:p>
+        </w:tc>
+        <w:tc>
+          <w:tcPr>
+            <w:tcW w:w="2451" w:type="dxa"/>
+            <w:vAlign w:val="center"/>
+            <w:tcMar>
+              <w:top w:w="110" w:type="dxa"/>
+              <w:left w:w="110" w:type="dxa"/>
+              <w:bottom w:w="110" w:type="dxa"/>
+              <w:right w:w="110" w:type="dxa"/>
+            </w:tcMar>
+          </w:tcPr>
+          <w:p>
+            <w:pPr>
+              <w:spacing w:after="55" w:line="276" w:lineRule="auto"/>
+              <w:wordWrap/>
+            </w:pPr>
+            <w:r>
+              <w:rPr>
+                <w:rFonts w:ascii="Arial" w:eastAsia="Microsoft YaHei" w:hAnsi="Arial"/>
+                <w:sz w:val="17"/>
+              </w:rPr>
+              <w:t xml:space="preserve">标题、标签、焦点、跳过重复区块和结构化导航影响真实用户与辅助技术</w:t>
+            </w:r>
+          </w:p>
+        </w:tc>
+        <w:tc>
+          <w:tcPr>
+            <w:tcW w:w="2451" w:type="dxa"/>
+            <w:vAlign w:val="center"/>
+            <w:tcMar>
+              <w:top w:w="110" w:type="dxa"/>
+              <w:left w:w="110" w:type="dxa"/>
+              <w:bottom w:w="110" w:type="dxa"/>
+              <w:right w:w="110" w:type="dxa"/>
+            </w:tcMar>
+          </w:tcPr>
+          <w:p>
+            <w:pPr>
+              <w:spacing w:after="55" w:line="276" w:lineRule="auto"/>
+              <w:wordWrap/>
+            </w:pPr>
+            <w:r>
+              <w:rPr>
+                <w:rFonts w:ascii="Arial" w:eastAsia="Microsoft YaHei" w:hAnsi="Arial"/>
+                <w:sz w:val="17"/>
+              </w:rPr>
+              <w:t xml:space="preserve">报告必须给出标题层级、锚点、键盘焦点和移动阅读顺序</w:t>
+            </w:r>
+          </w:p>
+        </w:tc>
+        <w:tc>
+          <w:tcPr>
+            <w:tcW w:w="2104" w:type="dxa"/>
+            <w:vAlign w:val="center"/>
+            <w:tcMar>
+              <w:top w:w="110" w:type="dxa"/>
+              <w:left w:w="110" w:type="dxa"/>
+              <w:bottom w:w="110" w:type="dxa"/>
+              <w:right w:w="110" w:type="dxa"/>
+            </w:tcMar>
+          </w:tcPr>
+          <w:p>
+            <w:pPr>
+              <w:spacing w:after="55" w:line="276" w:lineRule="auto"/>
+              <w:wordWrap/>
+            </w:pPr>
+            <w:r>
+              <w:rPr>
+                <w:rFonts w:ascii="Arial" w:eastAsia="Microsoft YaHei" w:hAnsi="Arial"/>
+                <w:sz w:val="17"/>
+              </w:rPr>
+              <w:t xml:space="preserve">无障碍与页面体验要求、HTML 结构样例</w:t>
+            </w:r>
+          </w:p>
+        </w:tc>
+      </w:tr>
+      <w:tr>
+        <w:tc>
+          <w:tcPr>
+            <w:tcW w:w="1794" w:type="dxa"/>
+            <w:vAlign w:val="center"/>
+            <w:tcMar>
+              <w:top w:w="110" w:type="dxa"/>
+              <w:left w:w="110" w:type="dxa"/>
+              <w:bottom w:w="110" w:type="dxa"/>
+              <w:right w:w="110" w:type="dxa"/>
+            </w:tcMar>
+          </w:tcPr>
+          <w:p>
+            <w:pPr>
+              <w:spacing w:after="55" w:line="276" w:lineRule="auto"/>
+              <w:wordWrap/>
+            </w:pPr>
+            <w:r>
+              <w:rPr>
+                <w:rFonts w:ascii="Arial" w:eastAsia="Microsoft YaHei" w:hAnsi="Arial"/>
+                <w:sz w:val="17"/>
+              </w:rPr>
+              <w:t xml:space="preserve">MDN CSS position:​ sticky</w:t>
+            </w:r>
+          </w:p>
+        </w:tc>
+        <w:tc>
+          <w:tcPr>
+            <w:tcW w:w="2451" w:type="dxa"/>
+            <w:vAlign w:val="center"/>
+            <w:tcMar>
+              <w:top w:w="110" w:type="dxa"/>
+              <w:left w:w="110" w:type="dxa"/>
+              <w:bottom w:w="110" w:type="dxa"/>
+              <w:right w:w="110" w:type="dxa"/>
+            </w:tcMar>
+          </w:tcPr>
+          <w:p>
+            <w:pPr>
+              <w:spacing w:after="55" w:line="276" w:lineRule="auto"/>
+              <w:wordWrap/>
+            </w:pPr>
+            <w:r>
+              <w:rPr>
+                <w:rFonts w:ascii="Arial" w:eastAsia="Microsoft YaHei" w:hAnsi="Arial"/>
+                <w:sz w:val="17"/>
+              </w:rPr>
+              <w:t xml:space="preserve">sticky 元素需要 top 等非 auto 偏移，并会受滚动祖先影响</w:t>
+            </w:r>
+          </w:p>
+        </w:tc>
+        <w:tc>
+          <w:tcPr>
+            <w:tcW w:w="2451" w:type="dxa"/>
+            <w:vAlign w:val="center"/>
+            <w:tcMar>
+              <w:top w:w="110" w:type="dxa"/>
+              <w:left w:w="110" w:type="dxa"/>
+              <w:bottom w:w="110" w:type="dxa"/>
+              <w:right w:w="110" w:type="dxa"/>
+            </w:tcMar>
+          </w:tcPr>
+          <w:p>
+            <w:pPr>
+              <w:spacing w:after="55" w:line="276" w:lineRule="auto"/>
+              <w:wordWrap/>
+            </w:pPr>
+            <w:r>
+              <w:rPr>
+                <w:rFonts w:ascii="Arial" w:eastAsia="Microsoft YaHei" w:hAnsi="Arial"/>
+                <w:sz w:val="17"/>
+              </w:rPr>
+              <w:t xml:space="preserve">HTML 报告目录使用 sticky 菜单，避免父容器 overflow 破坏跟随效果</w:t>
+            </w:r>
+          </w:p>
+        </w:tc>
+        <w:tc>
+          <w:tcPr>
+            <w:tcW w:w="2104" w:type="dxa"/>
+            <w:vAlign w:val="center"/>
+            <w:tcMar>
+              <w:top w:w="110" w:type="dxa"/>
+              <w:left w:w="110" w:type="dxa"/>
+              <w:bottom w:w="110" w:type="dxa"/>
+              <w:right w:w="110" w:type="dxa"/>
+            </w:tcMar>
+          </w:tcPr>
+          <w:p>
+            <w:pPr>
+              <w:spacing w:after="55" w:line="276" w:lineRule="auto"/>
+              <w:wordWrap/>
+            </w:pPr>
+            <w:r>
+              <w:rPr>
+                <w:rFonts w:ascii="Arial" w:eastAsia="Microsoft YaHei" w:hAnsi="Arial"/>
+                <w:sz w:val="17"/>
+              </w:rPr>
+              <w:t xml:space="preserve">HTML 可视化报告、质量自检</w:t>
             </w:r>
           </w:p>
         </w:tc>
@@ -1716,9 +4647,8 @@
       </w:pPr>
       <w:r>
         <w:rPr>
-          <w:rFonts w:ascii="Arial" w:eastAsia="Microsoft YaHei" w:hAnsi="Arial"/>
+          <w:rFonts w:ascii="Georgia" w:eastAsia="Source Han Serif SC" w:hAnsi="Georgia"/>
           <w:sz w:val="31"/>
-          <w:b/>
         </w:rPr>
         <w:t xml:space="preserve">页面模块与信息架构图</w:t>
       </w:r>
@@ -1748,12 +4678,12 @@
           <w:right w:w="110" w:type="dxa"/>
         </w:tblCellMar>
         <w:tblBorders>
-          <w:top w:val="single" w:sz="6" w:color="D7DEE8"/>
-          <w:left w:val="single" w:sz="6" w:color="D7DEE8"/>
-          <w:bottom w:val="single" w:sz="6" w:color="D7DEE8"/>
-          <w:right w:val="single" w:sz="6" w:color="D7DEE8"/>
-          <w:insideH w:val="single" w:sz="6" w:color="D7DEE8"/>
-          <w:insideV w:val="single" w:sz="6" w:color="D7DEE8"/>
+          <w:top w:val="single" w:sz="6" w:color="E8E5DA"/>
+          <w:left w:val="single" w:sz="6" w:color="E8E5DA"/>
+          <w:bottom w:val="single" w:sz="6" w:color="E8E5DA"/>
+          <w:right w:val="single" w:sz="6" w:color="E8E5DA"/>
+          <w:insideH w:val="single" w:sz="6" w:color="E8E5DA"/>
+          <w:insideV w:val="single" w:sz="6" w:color="E8E5DA"/>
         </w:tblBorders>
       </w:tblPr>
       <w:tblGrid>
@@ -1768,7 +4698,7 @@
           <w:tcPr>
             <w:tcW w:w="820" w:type="dxa"/>
             <w:vAlign w:val="center"/>
-            <w:shd w:fill="EEF3F7"/>
+            <w:shd w:fill="F3F0E8"/>
             <w:tcMar>
               <w:top w:w="110" w:type="dxa"/>
               <w:left w:w="110" w:type="dxa"/>
@@ -1796,7 +4726,7 @@
           <w:tcPr>
             <w:tcW w:w="1236" w:type="dxa"/>
             <w:vAlign w:val="center"/>
-            <w:shd w:fill="EEF3F7"/>
+            <w:shd w:fill="F3F0E8"/>
             <w:tcMar>
               <w:top w:w="110" w:type="dxa"/>
               <w:left w:w="110" w:type="dxa"/>
@@ -1823,7 +4753,7 @@
           <w:tcPr>
             <w:tcW w:w="1590" w:type="dxa"/>
             <w:vAlign w:val="center"/>
-            <w:shd w:fill="EEF3F7"/>
+            <w:shd w:fill="F3F0E8"/>
             <w:tcMar>
               <w:top w:w="110" w:type="dxa"/>
               <w:left w:w="110" w:type="dxa"/>
@@ -1850,7 +4780,7 @@
           <w:tcPr>
             <w:tcW w:w="2446" w:type="dxa"/>
             <w:vAlign w:val="center"/>
-            <w:shd w:fill="EEF3F7"/>
+            <w:shd w:fill="F3F0E8"/>
             <w:tcMar>
               <w:top w:w="110" w:type="dxa"/>
               <w:left w:w="110" w:type="dxa"/>
@@ -1877,7 +4807,7 @@
           <w:tcPr>
             <w:tcW w:w="2708" w:type="dxa"/>
             <w:vAlign w:val="center"/>
-            <w:shd w:fill="EEF3F7"/>
+            <w:shd w:fill="F3F0E8"/>
             <w:tcMar>
               <w:top w:w="110" w:type="dxa"/>
               <w:left w:w="110" w:type="dxa"/>
@@ -2677,9 +5607,961 @@
       </w:pPr>
       <w:r>
         <w:rPr>
+          <w:rFonts w:ascii="Georgia" w:eastAsia="Source Han Serif SC" w:hAnsi="Georgia"/>
+          <w:sz w:val="31"/>
+        </w:rPr>
+        <w:t xml:space="preserve">实体关系与知识图谱字段</w:t>
+      </w:r>
+    </w:p>
+    <w:p>
+      <w:pPr>
+        <w:spacing w:after="75" w:line="276" w:lineRule="auto"/>
+        <w:wordWrap/>
+      </w:pPr>
+      <w:r>
+        <w:rPr>
           <w:rFonts w:ascii="Arial" w:eastAsia="Microsoft YaHei" w:hAnsi="Arial"/>
+          <w:sz w:val="21"/>
+        </w:rPr>
+        <w:t xml:space="preserve">本节把页面中的品牌、产品、用户、场景、证据、替代方案和转化动作连接起来，方便 HTML 锚点、CMS 字段和 Schema @​id 共用同一事实图谱。</w:t>
+      </w:r>
+    </w:p>
+    <w:tbl>
+      <w:tblPr>
+        <w:tblW w:w="8800" w:type="dxa"/>
+        <w:tblInd w:w="0" w:type="dxa"/>
+        <w:tblLayout w:type="fixed"/>
+        <w:tblCellMar>
+          <w:top w:w="110" w:type="dxa"/>
+          <w:left w:w="110" w:type="dxa"/>
+          <w:bottom w:w="110" w:type="dxa"/>
+          <w:right w:w="110" w:type="dxa"/>
+        </w:tblCellMar>
+        <w:tblBorders>
+          <w:top w:val="single" w:sz="6" w:color="E8E5DA"/>
+          <w:left w:val="single" w:sz="6" w:color="E8E5DA"/>
+          <w:bottom w:val="single" w:sz="6" w:color="E8E5DA"/>
+          <w:right w:val="single" w:sz="6" w:color="E8E5DA"/>
+          <w:insideH w:val="single" w:sz="6" w:color="E8E5DA"/>
+          <w:insideV w:val="single" w:sz="6" w:color="E8E5DA"/>
+        </w:tblBorders>
+      </w:tblPr>
+      <w:tblGrid>
+        <w:gridCol w:w="989"/>
+        <w:gridCol w:w="820"/>
+        <w:gridCol w:w="2259"/>
+        <w:gridCol w:w="2663"/>
+        <w:gridCol w:w="2069"/>
+      </w:tblGrid>
+      <w:tr>
+        <w:tc>
+          <w:tcPr>
+            <w:tcW w:w="989" w:type="dxa"/>
+            <w:vAlign w:val="center"/>
+            <w:shd w:fill="F3F0E8"/>
+            <w:tcMar>
+              <w:top w:w="110" w:type="dxa"/>
+              <w:left w:w="110" w:type="dxa"/>
+              <w:bottom w:w="110" w:type="dxa"/>
+              <w:right w:w="110" w:type="dxa"/>
+            </w:tcMar>
+          </w:tcPr>
+          <w:p>
+            <w:pPr>
+              <w:spacing w:after="55" w:line="276" w:lineRule="auto"/>
+              <w:wordWrap/>
+            </w:pPr>
+            <w:r>
+              <w:rPr>
+                <w:rFonts w:ascii="Arial" w:eastAsia="Microsoft YaHei" w:hAnsi="Arial"/>
+                <w:sz w:val="17"/>
+                <w:b/>
+              </w:rPr>
+              <w:t xml:space="preserve">实体</w:t>
+            </w:r>
+          </w:p>
+        </w:tc>
+        <w:tc>
+          <w:tcPr>
+            <w:tcW w:w="820" w:type="dxa"/>
+            <w:vAlign w:val="center"/>
+            <w:shd w:fill="F3F0E8"/>
+            <w:tcMar>
+              <w:top w:w="110" w:type="dxa"/>
+              <w:left w:w="110" w:type="dxa"/>
+              <w:bottom w:w="110" w:type="dxa"/>
+              <w:right w:w="110" w:type="dxa"/>
+            </w:tcMar>
+          </w:tcPr>
+          <w:p>
+            <w:pPr>
+              <w:spacing w:after="55" w:line="276" w:lineRule="auto"/>
+              <w:wordWrap/>
+            </w:pPr>
+            <w:r>
+              <w:rPr>
+                <w:rFonts w:ascii="Arial" w:eastAsia="Microsoft YaHei" w:hAnsi="Arial"/>
+                <w:sz w:val="17"/>
+                <w:b/>
+              </w:rPr>
+              <w:t xml:space="preserve">类型</w:t>
+            </w:r>
+          </w:p>
+        </w:tc>
+        <w:tc>
+          <w:tcPr>
+            <w:tcW w:w="2259" w:type="dxa"/>
+            <w:vAlign w:val="center"/>
+            <w:shd w:fill="F3F0E8"/>
+            <w:tcMar>
+              <w:top w:w="110" w:type="dxa"/>
+              <w:left w:w="110" w:type="dxa"/>
+              <w:bottom w:w="110" w:type="dxa"/>
+              <w:right w:w="110" w:type="dxa"/>
+            </w:tcMar>
+          </w:tcPr>
+          <w:p>
+            <w:pPr>
+              <w:spacing w:after="55" w:line="276" w:lineRule="auto"/>
+              <w:wordWrap/>
+            </w:pPr>
+            <w:r>
+              <w:rPr>
+                <w:rFonts w:ascii="Arial" w:eastAsia="Microsoft YaHei" w:hAnsi="Arial"/>
+                <w:sz w:val="17"/>
+                <w:b/>
+              </w:rPr>
+              <w:t xml:space="preserve">关系</w:t>
+            </w:r>
+          </w:p>
+        </w:tc>
+        <w:tc>
+          <w:tcPr>
+            <w:tcW w:w="2663" w:type="dxa"/>
+            <w:vAlign w:val="center"/>
+            <w:shd w:fill="F3F0E8"/>
+            <w:tcMar>
+              <w:top w:w="110" w:type="dxa"/>
+              <w:left w:w="110" w:type="dxa"/>
+              <w:bottom w:w="110" w:type="dxa"/>
+              <w:right w:w="110" w:type="dxa"/>
+            </w:tcMar>
+          </w:tcPr>
+          <w:p>
+            <w:pPr>
+              <w:spacing w:after="55" w:line="276" w:lineRule="auto"/>
+              <w:wordWrap/>
+            </w:pPr>
+            <w:r>
+              <w:rPr>
+                <w:rFonts w:ascii="Arial" w:eastAsia="Microsoft YaHei" w:hAnsi="Arial"/>
+                <w:sz w:val="17"/>
+                <w:b/>
+              </w:rPr>
+              <w:t xml:space="preserve">来源/​字段</w:t>
+            </w:r>
+          </w:p>
+        </w:tc>
+        <w:tc>
+          <w:tcPr>
+            <w:tcW w:w="2069" w:type="dxa"/>
+            <w:vAlign w:val="center"/>
+            <w:shd w:fill="F3F0E8"/>
+            <w:tcMar>
+              <w:top w:w="110" w:type="dxa"/>
+              <w:left w:w="110" w:type="dxa"/>
+              <w:bottom w:w="110" w:type="dxa"/>
+              <w:right w:w="110" w:type="dxa"/>
+            </w:tcMar>
+          </w:tcPr>
+          <w:p>
+            <w:pPr>
+              <w:spacing w:after="55" w:line="276" w:lineRule="auto"/>
+              <w:wordWrap/>
+            </w:pPr>
+            <w:r>
+              <w:rPr>
+                <w:rFonts w:ascii="Arial" w:eastAsia="Microsoft YaHei" w:hAnsi="Arial"/>
+                <w:sz w:val="17"/>
+                <w:b/>
+              </w:rPr>
+              <w:t xml:space="preserve">页面呈现</w:t>
+            </w:r>
+          </w:p>
+        </w:tc>
+      </w:tr>
+      <w:tr>
+        <w:tc>
+          <w:tcPr>
+            <w:tcW w:w="989" w:type="dxa"/>
+            <w:vAlign w:val="center"/>
+            <w:tcMar>
+              <w:top w:w="110" w:type="dxa"/>
+              <w:left w:w="110" w:type="dxa"/>
+              <w:bottom w:w="110" w:type="dxa"/>
+              <w:right w:w="110" w:type="dxa"/>
+            </w:tcMar>
+          </w:tcPr>
+          <w:p>
+            <w:pPr>
+              <w:spacing w:after="55" w:line="276" w:lineRule="auto"/>
+              <w:wordWrap/>
+            </w:pPr>
+            <w:r>
+              <w:rPr>
+                <w:rFonts w:ascii="Arial" w:eastAsia="Microsoft YaHei" w:hAnsi="Arial"/>
+                <w:sz w:val="17"/>
+              </w:rPr>
+              <w:t xml:space="preserve">岭序商机云</w:t>
+            </w:r>
+          </w:p>
+        </w:tc>
+        <w:tc>
+          <w:tcPr>
+            <w:tcW w:w="820" w:type="dxa"/>
+            <w:vAlign w:val="center"/>
+            <w:tcMar>
+              <w:top w:w="110" w:type="dxa"/>
+              <w:left w:w="110" w:type="dxa"/>
+              <w:bottom w:w="110" w:type="dxa"/>
+              <w:right w:w="110" w:type="dxa"/>
+            </w:tcMar>
+          </w:tcPr>
+          <w:p>
+            <w:pPr>
+              <w:spacing w:after="55" w:line="276" w:lineRule="auto"/>
+              <w:wordWrap/>
+            </w:pPr>
+            <w:r>
+              <w:rPr>
+                <w:rFonts w:ascii="Arial" w:eastAsia="Microsoft YaHei" w:hAnsi="Arial"/>
+                <w:sz w:val="17"/>
+              </w:rPr>
+              <w:t xml:space="preserve">品牌/​组织</w:t>
+            </w:r>
+          </w:p>
+        </w:tc>
+        <w:tc>
+          <w:tcPr>
+            <w:tcW w:w="2259" w:type="dxa"/>
+            <w:vAlign w:val="center"/>
+            <w:tcMar>
+              <w:top w:w="110" w:type="dxa"/>
+              <w:left w:w="110" w:type="dxa"/>
+              <w:bottom w:w="110" w:type="dxa"/>
+              <w:right w:w="110" w:type="dxa"/>
+            </w:tcMar>
+          </w:tcPr>
+          <w:p>
+            <w:pPr>
+              <w:spacing w:after="55" w:line="276" w:lineRule="auto"/>
+              <w:wordWrap/>
+            </w:pPr>
+            <w:r>
+              <w:rPr>
+                <w:rFonts w:ascii="Arial" w:eastAsia="Microsoft YaHei" w:hAnsi="Arial"/>
+                <w:sz w:val="17"/>
+              </w:rPr>
+              <w:t xml:space="preserve">拥有或提供目标产品与页面主题</w:t>
+            </w:r>
+          </w:p>
+        </w:tc>
+        <w:tc>
+          <w:tcPr>
+            <w:tcW w:w="2663" w:type="dxa"/>
+            <w:vAlign w:val="center"/>
+            <w:tcMar>
+              <w:top w:w="110" w:type="dxa"/>
+              <w:left w:w="110" w:type="dxa"/>
+              <w:bottom w:w="110" w:type="dxa"/>
+              <w:right w:w="110" w:type="dxa"/>
+            </w:tcMar>
+          </w:tcPr>
+          <w:p>
+            <w:pPr>
+              <w:spacing w:after="55" w:line="276" w:lineRule="auto"/>
+              <w:wordWrap/>
+            </w:pPr>
+            <w:r>
+              <w:rPr>
+                <w:rFonts w:ascii="Arial" w:eastAsia="Microsoft YaHei" w:hAnsi="Arial"/>
+                <w:sz w:val="17"/>
+              </w:rPr>
+              <w:t xml:space="preserve">品牌知识库、官网、页面正文</w:t>
+            </w:r>
+          </w:p>
+        </w:tc>
+        <w:tc>
+          <w:tcPr>
+            <w:tcW w:w="2069" w:type="dxa"/>
+            <w:vAlign w:val="center"/>
+            <w:tcMar>
+              <w:top w:w="110" w:type="dxa"/>
+              <w:left w:w="110" w:type="dxa"/>
+              <w:bottom w:w="110" w:type="dxa"/>
+              <w:right w:w="110" w:type="dxa"/>
+            </w:tcMar>
+          </w:tcPr>
+          <w:p>
+            <w:pPr>
+              <w:spacing w:after="55" w:line="276" w:lineRule="auto"/>
+              <w:wordWrap/>
+            </w:pPr>
+            <w:r>
+              <w:rPr>
+                <w:rFonts w:ascii="Arial" w:eastAsia="Microsoft YaHei" w:hAnsi="Arial"/>
+                <w:sz w:val="17"/>
+              </w:rPr>
+              <w:t xml:space="preserve">#​brand /​ Organization @​id</w:t>
+            </w:r>
+          </w:p>
+        </w:tc>
+      </w:tr>
+      <w:tr>
+        <w:tc>
+          <w:tcPr>
+            <w:tcW w:w="989" w:type="dxa"/>
+            <w:vAlign w:val="center"/>
+            <w:tcMar>
+              <w:top w:w="110" w:type="dxa"/>
+              <w:left w:w="110" w:type="dxa"/>
+              <w:bottom w:w="110" w:type="dxa"/>
+              <w:right w:w="110" w:type="dxa"/>
+            </w:tcMar>
+          </w:tcPr>
+          <w:p>
+            <w:pPr>
+              <w:spacing w:after="55" w:line="276" w:lineRule="auto"/>
+              <w:wordWrap/>
+            </w:pPr>
+            <w:r>
+              <w:rPr>
+                <w:rFonts w:ascii="Arial" w:eastAsia="Microsoft YaHei" w:hAnsi="Arial"/>
+                <w:sz w:val="17"/>
+              </w:rPr>
+              <w:t xml:space="preserve">目标产品/​方案</w:t>
+            </w:r>
+          </w:p>
+        </w:tc>
+        <w:tc>
+          <w:tcPr>
+            <w:tcW w:w="820" w:type="dxa"/>
+            <w:vAlign w:val="center"/>
+            <w:tcMar>
+              <w:top w:w="110" w:type="dxa"/>
+              <w:left w:w="110" w:type="dxa"/>
+              <w:bottom w:w="110" w:type="dxa"/>
+              <w:right w:w="110" w:type="dxa"/>
+            </w:tcMar>
+          </w:tcPr>
+          <w:p>
+            <w:pPr>
+              <w:spacing w:after="55" w:line="276" w:lineRule="auto"/>
+              <w:wordWrap/>
+            </w:pPr>
+            <w:r>
+              <w:rPr>
+                <w:rFonts w:ascii="Arial" w:eastAsia="Microsoft YaHei" w:hAnsi="Arial"/>
+                <w:sz w:val="17"/>
+              </w:rPr>
+              <w:t xml:space="preserve">产品实体</w:t>
+            </w:r>
+          </w:p>
+        </w:tc>
+        <w:tc>
+          <w:tcPr>
+            <w:tcW w:w="2259" w:type="dxa"/>
+            <w:vAlign w:val="center"/>
+            <w:tcMar>
+              <w:top w:w="110" w:type="dxa"/>
+              <w:left w:w="110" w:type="dxa"/>
+              <w:bottom w:w="110" w:type="dxa"/>
+              <w:right w:w="110" w:type="dxa"/>
+            </w:tcMar>
+          </w:tcPr>
+          <w:p>
+            <w:pPr>
+              <w:spacing w:after="55" w:line="276" w:lineRule="auto"/>
+              <w:wordWrap/>
+            </w:pPr>
+            <w:r>
+              <w:rPr>
+                <w:rFonts w:ascii="Arial" w:eastAsia="Microsoft YaHei" w:hAnsi="Arial"/>
+                <w:sz w:val="17"/>
+              </w:rPr>
+              <w:t xml:space="preserve">服务目标用户和核心场景</w:t>
+            </w:r>
+          </w:p>
+        </w:tc>
+        <w:tc>
+          <w:tcPr>
+            <w:tcW w:w="2663" w:type="dxa"/>
+            <w:vAlign w:val="center"/>
+            <w:tcMar>
+              <w:top w:w="110" w:type="dxa"/>
+              <w:left w:w="110" w:type="dxa"/>
+              <w:bottom w:w="110" w:type="dxa"/>
+              <w:right w:w="110" w:type="dxa"/>
+            </w:tcMar>
+          </w:tcPr>
+          <w:p>
+            <w:pPr>
+              <w:spacing w:after="55" w:line="276" w:lineRule="auto"/>
+              <w:wordWrap/>
+            </w:pPr>
+            <w:r>
+              <w:rPr>
+                <w:rFonts w:ascii="Arial" w:eastAsia="Microsoft YaHei" w:hAnsi="Arial"/>
+                <w:sz w:val="17"/>
+              </w:rPr>
+              <w:t xml:space="preserve">产品事实卡、CMS product fields</w:t>
+            </w:r>
+          </w:p>
+        </w:tc>
+        <w:tc>
+          <w:tcPr>
+            <w:tcW w:w="2069" w:type="dxa"/>
+            <w:vAlign w:val="center"/>
+            <w:tcMar>
+              <w:top w:w="110" w:type="dxa"/>
+              <w:left w:w="110" w:type="dxa"/>
+              <w:bottom w:w="110" w:type="dxa"/>
+              <w:right w:w="110" w:type="dxa"/>
+            </w:tcMar>
+          </w:tcPr>
+          <w:p>
+            <w:pPr>
+              <w:spacing w:after="55" w:line="276" w:lineRule="auto"/>
+              <w:wordWrap/>
+            </w:pPr>
+            <w:r>
+              <w:rPr>
+                <w:rFonts w:ascii="Arial" w:eastAsia="Microsoft YaHei" w:hAnsi="Arial"/>
+                <w:sz w:val="17"/>
+              </w:rPr>
+              <w:t xml:space="preserve">#​product /​ Product @​id</w:t>
+            </w:r>
+          </w:p>
+        </w:tc>
+      </w:tr>
+      <w:tr>
+        <w:tc>
+          <w:tcPr>
+            <w:tcW w:w="989" w:type="dxa"/>
+            <w:vAlign w:val="center"/>
+            <w:tcMar>
+              <w:top w:w="110" w:type="dxa"/>
+              <w:left w:w="110" w:type="dxa"/>
+              <w:bottom w:w="110" w:type="dxa"/>
+              <w:right w:w="110" w:type="dxa"/>
+            </w:tcMar>
+          </w:tcPr>
+          <w:p>
+            <w:pPr>
+              <w:spacing w:after="55" w:line="276" w:lineRule="auto"/>
+              <w:wordWrap/>
+            </w:pPr>
+            <w:r>
+              <w:rPr>
+                <w:rFonts w:ascii="Arial" w:eastAsia="Microsoft YaHei" w:hAnsi="Arial"/>
+                <w:sz w:val="17"/>
+              </w:rPr>
+              <w:t xml:space="preserve">目标问题</w:t>
+            </w:r>
+          </w:p>
+        </w:tc>
+        <w:tc>
+          <w:tcPr>
+            <w:tcW w:w="820" w:type="dxa"/>
+            <w:vAlign w:val="center"/>
+            <w:tcMar>
+              <w:top w:w="110" w:type="dxa"/>
+              <w:left w:w="110" w:type="dxa"/>
+              <w:bottom w:w="110" w:type="dxa"/>
+              <w:right w:w="110" w:type="dxa"/>
+            </w:tcMar>
+          </w:tcPr>
+          <w:p>
+            <w:pPr>
+              <w:spacing w:after="55" w:line="276" w:lineRule="auto"/>
+              <w:wordWrap/>
+            </w:pPr>
+            <w:r>
+              <w:rPr>
+                <w:rFonts w:ascii="Arial" w:eastAsia="Microsoft YaHei" w:hAnsi="Arial"/>
+                <w:sz w:val="17"/>
+              </w:rPr>
+              <w:t xml:space="preserve">查询实体</w:t>
+            </w:r>
+          </w:p>
+        </w:tc>
+        <w:tc>
+          <w:tcPr>
+            <w:tcW w:w="2259" w:type="dxa"/>
+            <w:vAlign w:val="center"/>
+            <w:tcMar>
+              <w:top w:w="110" w:type="dxa"/>
+              <w:left w:w="110" w:type="dxa"/>
+              <w:bottom w:w="110" w:type="dxa"/>
+              <w:right w:w="110" w:type="dxa"/>
+            </w:tcMar>
+          </w:tcPr>
+          <w:p>
+            <w:pPr>
+              <w:spacing w:after="55" w:line="276" w:lineRule="auto"/>
+              <w:wordWrap/>
+            </w:pPr>
+            <w:r>
+              <w:rPr>
+                <w:rFonts w:ascii="Arial" w:eastAsia="Microsoft YaHei" w:hAnsi="Arial"/>
+                <w:sz w:val="17"/>
+              </w:rPr>
+              <w:t xml:space="preserve">触发首屏答案、FAQ 和判断框架</w:t>
+            </w:r>
+          </w:p>
+        </w:tc>
+        <w:tc>
+          <w:tcPr>
+            <w:tcW w:w="2663" w:type="dxa"/>
+            <w:vAlign w:val="center"/>
+            <w:tcMar>
+              <w:top w:w="110" w:type="dxa"/>
+              <w:left w:w="110" w:type="dxa"/>
+              <w:bottom w:w="110" w:type="dxa"/>
+              <w:right w:w="110" w:type="dxa"/>
+            </w:tcMar>
+          </w:tcPr>
+          <w:p>
+            <w:pPr>
+              <w:spacing w:after="55" w:line="276" w:lineRule="auto"/>
+              <w:wordWrap/>
+            </w:pPr>
+            <w:r>
+              <w:rPr>
+                <w:rFonts w:ascii="Arial" w:eastAsia="Microsoft YaHei" w:hAnsi="Arial"/>
+                <w:sz w:val="17"/>
+              </w:rPr>
+              <w:t xml:space="preserve">target_​question、query_​fanout_​items</w:t>
+            </w:r>
+          </w:p>
+        </w:tc>
+        <w:tc>
+          <w:tcPr>
+            <w:tcW w:w="2069" w:type="dxa"/>
+            <w:vAlign w:val="center"/>
+            <w:tcMar>
+              <w:top w:w="110" w:type="dxa"/>
+              <w:left w:w="110" w:type="dxa"/>
+              <w:bottom w:w="110" w:type="dxa"/>
+              <w:right w:w="110" w:type="dxa"/>
+            </w:tcMar>
+          </w:tcPr>
+          <w:p>
+            <w:pPr>
+              <w:spacing w:after="55" w:line="276" w:lineRule="auto"/>
+              <w:wordWrap/>
+            </w:pPr>
+            <w:r>
+              <w:rPr>
+                <w:rFonts w:ascii="Arial" w:eastAsia="Microsoft YaHei" w:hAnsi="Arial"/>
+                <w:sz w:val="17"/>
+              </w:rPr>
+              <w:t xml:space="preserve">#​answer /​ Article main​Entity</w:t>
+            </w:r>
+          </w:p>
+        </w:tc>
+      </w:tr>
+      <w:tr>
+        <w:tc>
+          <w:tcPr>
+            <w:tcW w:w="989" w:type="dxa"/>
+            <w:vAlign w:val="center"/>
+            <w:tcMar>
+              <w:top w:w="110" w:type="dxa"/>
+              <w:left w:w="110" w:type="dxa"/>
+              <w:bottom w:w="110" w:type="dxa"/>
+              <w:right w:w="110" w:type="dxa"/>
+            </w:tcMar>
+          </w:tcPr>
+          <w:p>
+            <w:pPr>
+              <w:spacing w:after="55" w:line="276" w:lineRule="auto"/>
+              <w:wordWrap/>
+            </w:pPr>
+            <w:r>
+              <w:rPr>
+                <w:rFonts w:ascii="Arial" w:eastAsia="Microsoft YaHei" w:hAnsi="Arial"/>
+                <w:sz w:val="17"/>
+              </w:rPr>
+              <w:t xml:space="preserve">核心场景</w:t>
+            </w:r>
+          </w:p>
+        </w:tc>
+        <w:tc>
+          <w:tcPr>
+            <w:tcW w:w="820" w:type="dxa"/>
+            <w:vAlign w:val="center"/>
+            <w:tcMar>
+              <w:top w:w="110" w:type="dxa"/>
+              <w:left w:w="110" w:type="dxa"/>
+              <w:bottom w:w="110" w:type="dxa"/>
+              <w:right w:w="110" w:type="dxa"/>
+            </w:tcMar>
+          </w:tcPr>
+          <w:p>
+            <w:pPr>
+              <w:spacing w:after="55" w:line="276" w:lineRule="auto"/>
+              <w:wordWrap/>
+            </w:pPr>
+            <w:r>
+              <w:rPr>
+                <w:rFonts w:ascii="Arial" w:eastAsia="Microsoft YaHei" w:hAnsi="Arial"/>
+                <w:sz w:val="17"/>
+              </w:rPr>
+              <w:t xml:space="preserve">场景实体</w:t>
+            </w:r>
+          </w:p>
+        </w:tc>
+        <w:tc>
+          <w:tcPr>
+            <w:tcW w:w="2259" w:type="dxa"/>
+            <w:vAlign w:val="center"/>
+            <w:tcMar>
+              <w:top w:w="110" w:type="dxa"/>
+              <w:left w:w="110" w:type="dxa"/>
+              <w:bottom w:w="110" w:type="dxa"/>
+              <w:right w:w="110" w:type="dxa"/>
+            </w:tcMar>
+          </w:tcPr>
+          <w:p>
+            <w:pPr>
+              <w:spacing w:after="55" w:line="276" w:lineRule="auto"/>
+              <w:wordWrap/>
+            </w:pPr>
+            <w:r>
+              <w:rPr>
+                <w:rFonts w:ascii="Arial" w:eastAsia="Microsoft YaHei" w:hAnsi="Arial"/>
+                <w:sz w:val="17"/>
+              </w:rPr>
+              <w:t xml:space="preserve">连接用户痛点、产品能力和案例</w:t>
+            </w:r>
+          </w:p>
+        </w:tc>
+        <w:tc>
+          <w:tcPr>
+            <w:tcW w:w="2663" w:type="dxa"/>
+            <w:vAlign w:val="center"/>
+            <w:tcMar>
+              <w:top w:w="110" w:type="dxa"/>
+              <w:left w:w="110" w:type="dxa"/>
+              <w:bottom w:w="110" w:type="dxa"/>
+              <w:right w:w="110" w:type="dxa"/>
+            </w:tcMar>
+          </w:tcPr>
+          <w:p>
+            <w:pPr>
+              <w:spacing w:after="55" w:line="276" w:lineRule="auto"/>
+              <w:wordWrap/>
+            </w:pPr>
+            <w:r>
+              <w:rPr>
+                <w:rFonts w:ascii="Arial" w:eastAsia="Microsoft YaHei" w:hAnsi="Arial"/>
+                <w:sz w:val="17"/>
+              </w:rPr>
+              <w:t xml:space="preserve">场景表、案例授权素材</w:t>
+            </w:r>
+          </w:p>
+        </w:tc>
+        <w:tc>
+          <w:tcPr>
+            <w:tcW w:w="2069" w:type="dxa"/>
+            <w:vAlign w:val="center"/>
+            <w:tcMar>
+              <w:top w:w="110" w:type="dxa"/>
+              <w:left w:w="110" w:type="dxa"/>
+              <w:bottom w:w="110" w:type="dxa"/>
+              <w:right w:w="110" w:type="dxa"/>
+            </w:tcMar>
+          </w:tcPr>
+          <w:p>
+            <w:pPr>
+              <w:spacing w:after="55" w:line="276" w:lineRule="auto"/>
+              <w:wordWrap/>
+            </w:pPr>
+            <w:r>
+              <w:rPr>
+                <w:rFonts w:ascii="Arial" w:eastAsia="Microsoft YaHei" w:hAnsi="Arial"/>
+                <w:sz w:val="17"/>
+              </w:rPr>
+              <w:t xml:space="preserve">#​scenarios</w:t>
+            </w:r>
+          </w:p>
+        </w:tc>
+      </w:tr>
+      <w:tr>
+        <w:tc>
+          <w:tcPr>
+            <w:tcW w:w="989" w:type="dxa"/>
+            <w:vAlign w:val="center"/>
+            <w:tcMar>
+              <w:top w:w="110" w:type="dxa"/>
+              <w:left w:w="110" w:type="dxa"/>
+              <w:bottom w:w="110" w:type="dxa"/>
+              <w:right w:w="110" w:type="dxa"/>
+            </w:tcMar>
+          </w:tcPr>
+          <w:p>
+            <w:pPr>
+              <w:spacing w:after="55" w:line="276" w:lineRule="auto"/>
+              <w:wordWrap/>
+            </w:pPr>
+            <w:r>
+              <w:rPr>
+                <w:rFonts w:ascii="Arial" w:eastAsia="Microsoft YaHei" w:hAnsi="Arial"/>
+                <w:sz w:val="17"/>
+              </w:rPr>
+              <w:t xml:space="preserve">证据来源</w:t>
+            </w:r>
+          </w:p>
+        </w:tc>
+        <w:tc>
+          <w:tcPr>
+            <w:tcW w:w="820" w:type="dxa"/>
+            <w:vAlign w:val="center"/>
+            <w:tcMar>
+              <w:top w:w="110" w:type="dxa"/>
+              <w:left w:w="110" w:type="dxa"/>
+              <w:bottom w:w="110" w:type="dxa"/>
+              <w:right w:w="110" w:type="dxa"/>
+            </w:tcMar>
+          </w:tcPr>
+          <w:p>
+            <w:pPr>
+              <w:spacing w:after="55" w:line="276" w:lineRule="auto"/>
+              <w:wordWrap/>
+            </w:pPr>
+            <w:r>
+              <w:rPr>
+                <w:rFonts w:ascii="Arial" w:eastAsia="Microsoft YaHei" w:hAnsi="Arial"/>
+                <w:sz w:val="17"/>
+              </w:rPr>
+              <w:t xml:space="preserve">来源实体</w:t>
+            </w:r>
+          </w:p>
+        </w:tc>
+        <w:tc>
+          <w:tcPr>
+            <w:tcW w:w="2259" w:type="dxa"/>
+            <w:vAlign w:val="center"/>
+            <w:tcMar>
+              <w:top w:w="110" w:type="dxa"/>
+              <w:left w:w="110" w:type="dxa"/>
+              <w:bottom w:w="110" w:type="dxa"/>
+              <w:right w:w="110" w:type="dxa"/>
+            </w:tcMar>
+          </w:tcPr>
+          <w:p>
+            <w:pPr>
+              <w:spacing w:after="55" w:line="276" w:lineRule="auto"/>
+              <w:wordWrap/>
+            </w:pPr>
+            <w:r>
+              <w:rPr>
+                <w:rFonts w:ascii="Arial" w:eastAsia="Microsoft YaHei" w:hAnsi="Arial"/>
+                <w:sz w:val="17"/>
+              </w:rPr>
+              <w:t xml:space="preserve">支撑事实、限制和 Schema 字段</w:t>
+            </w:r>
+          </w:p>
+        </w:tc>
+        <w:tc>
+          <w:tcPr>
+            <w:tcW w:w="2663" w:type="dxa"/>
+            <w:vAlign w:val="center"/>
+            <w:tcMar>
+              <w:top w:w="110" w:type="dxa"/>
+              <w:left w:w="110" w:type="dxa"/>
+              <w:bottom w:w="110" w:type="dxa"/>
+              <w:right w:w="110" w:type="dxa"/>
+            </w:tcMar>
+          </w:tcPr>
+          <w:p>
+            <w:pPr>
+              <w:spacing w:after="55" w:line="276" w:lineRule="auto"/>
+              <w:wordWrap/>
+            </w:pPr>
+            <w:r>
+              <w:rPr>
+                <w:rFonts w:ascii="Arial" w:eastAsia="Microsoft YaHei" w:hAnsi="Arial"/>
+                <w:sz w:val="17"/>
+              </w:rPr>
+              <w:t xml:space="preserve">evidence_​items</w:t>
+            </w:r>
+          </w:p>
+        </w:tc>
+        <w:tc>
+          <w:tcPr>
+            <w:tcW w:w="2069" w:type="dxa"/>
+            <w:vAlign w:val="center"/>
+            <w:tcMar>
+              <w:top w:w="110" w:type="dxa"/>
+              <w:left w:w="110" w:type="dxa"/>
+              <w:bottom w:w="110" w:type="dxa"/>
+              <w:right w:w="110" w:type="dxa"/>
+            </w:tcMar>
+          </w:tcPr>
+          <w:p>
+            <w:pPr>
+              <w:spacing w:after="55" w:line="276" w:lineRule="auto"/>
+              <w:wordWrap/>
+            </w:pPr>
+            <w:r>
+              <w:rPr>
+                <w:rFonts w:ascii="Arial" w:eastAsia="Microsoft YaHei" w:hAnsi="Arial"/>
+                <w:sz w:val="17"/>
+              </w:rPr>
+              <w:t xml:space="preserve">#​evidence</w:t>
+            </w:r>
+          </w:p>
+        </w:tc>
+      </w:tr>
+      <w:tr>
+        <w:tc>
+          <w:tcPr>
+            <w:tcW w:w="989" w:type="dxa"/>
+            <w:vAlign w:val="center"/>
+            <w:tcMar>
+              <w:top w:w="110" w:type="dxa"/>
+              <w:left w:w="110" w:type="dxa"/>
+              <w:bottom w:w="110" w:type="dxa"/>
+              <w:right w:w="110" w:type="dxa"/>
+            </w:tcMar>
+          </w:tcPr>
+          <w:p>
+            <w:pPr>
+              <w:spacing w:after="55" w:line="276" w:lineRule="auto"/>
+              <w:wordWrap/>
+            </w:pPr>
+            <w:r>
+              <w:rPr>
+                <w:rFonts w:ascii="Arial" w:eastAsia="Microsoft YaHei" w:hAnsi="Arial"/>
+                <w:sz w:val="17"/>
+              </w:rPr>
+              <w:t xml:space="preserve">转化动作</w:t>
+            </w:r>
+          </w:p>
+        </w:tc>
+        <w:tc>
+          <w:tcPr>
+            <w:tcW w:w="820" w:type="dxa"/>
+            <w:vAlign w:val="center"/>
+            <w:tcMar>
+              <w:top w:w="110" w:type="dxa"/>
+              <w:left w:w="110" w:type="dxa"/>
+              <w:bottom w:w="110" w:type="dxa"/>
+              <w:right w:w="110" w:type="dxa"/>
+            </w:tcMar>
+          </w:tcPr>
+          <w:p>
+            <w:pPr>
+              <w:spacing w:after="55" w:line="276" w:lineRule="auto"/>
+              <w:wordWrap/>
+            </w:pPr>
+            <w:r>
+              <w:rPr>
+                <w:rFonts w:ascii="Arial" w:eastAsia="Microsoft YaHei" w:hAnsi="Arial"/>
+                <w:sz w:val="17"/>
+              </w:rPr>
+              <w:t xml:space="preserve">行动实体</w:t>
+            </w:r>
+          </w:p>
+        </w:tc>
+        <w:tc>
+          <w:tcPr>
+            <w:tcW w:w="2259" w:type="dxa"/>
+            <w:vAlign w:val="center"/>
+            <w:tcMar>
+              <w:top w:w="110" w:type="dxa"/>
+              <w:left w:w="110" w:type="dxa"/>
+              <w:bottom w:w="110" w:type="dxa"/>
+              <w:right w:w="110" w:type="dxa"/>
+            </w:tcMar>
+          </w:tcPr>
+          <w:p>
+            <w:pPr>
+              <w:spacing w:after="55" w:line="276" w:lineRule="auto"/>
+              <w:wordWrap/>
+            </w:pPr>
+            <w:r>
+              <w:rPr>
+                <w:rFonts w:ascii="Arial" w:eastAsia="Microsoft YaHei" w:hAnsi="Arial"/>
+                <w:sz w:val="17"/>
+              </w:rPr>
+              <w:t xml:space="preserve">连接页面内容和业务目标</w:t>
+            </w:r>
+          </w:p>
+        </w:tc>
+        <w:tc>
+          <w:tcPr>
+            <w:tcW w:w="2663" w:type="dxa"/>
+            <w:vAlign w:val="center"/>
+            <w:tcMar>
+              <w:top w:w="110" w:type="dxa"/>
+              <w:left w:w="110" w:type="dxa"/>
+              <w:bottom w:w="110" w:type="dxa"/>
+              <w:right w:w="110" w:type="dxa"/>
+            </w:tcMar>
+          </w:tcPr>
+          <w:p>
+            <w:pPr>
+              <w:spacing w:after="55" w:line="276" w:lineRule="auto"/>
+              <w:wordWrap/>
+            </w:pPr>
+            <w:r>
+              <w:rPr>
+                <w:rFonts w:ascii="Arial" w:eastAsia="Microsoft YaHei" w:hAnsi="Arial"/>
+                <w:sz w:val="17"/>
+              </w:rPr>
+              <w:t xml:space="preserve">conversion_​goal、CTA 规则</w:t>
+            </w:r>
+          </w:p>
+        </w:tc>
+        <w:tc>
+          <w:tcPr>
+            <w:tcW w:w="2069" w:type="dxa"/>
+            <w:vAlign w:val="center"/>
+            <w:tcMar>
+              <w:top w:w="110" w:type="dxa"/>
+              <w:left w:w="110" w:type="dxa"/>
+              <w:bottom w:w="110" w:type="dxa"/>
+              <w:right w:w="110" w:type="dxa"/>
+            </w:tcMar>
+          </w:tcPr>
+          <w:p>
+            <w:pPr>
+              <w:spacing w:after="55" w:line="276" w:lineRule="auto"/>
+              <w:wordWrap/>
+            </w:pPr>
+            <w:r>
+              <w:rPr>
+                <w:rFonts w:ascii="Arial" w:eastAsia="Microsoft YaHei" w:hAnsi="Arial"/>
+                <w:sz w:val="17"/>
+              </w:rPr>
+              <w:t xml:space="preserve">#​conversion</w:t>
+            </w:r>
+          </w:p>
+        </w:tc>
+      </w:tr>
+    </w:tbl>
+    <w:p>
+      <w:pPr>
+        <w:spacing w:after="95" w:line="276" w:lineRule="auto"/>
+        <w:wordWrap/>
+      </w:pPr>
+      <w:r>
+        <w:rPr>
+          <w:rFonts w:ascii="Georgia" w:eastAsia="Source Han Serif SC" w:hAnsi="Georgia"/>
           <w:sz w:val="31"/>
-          <w:b/>
         </w:rPr>
         <w:t xml:space="preserve">证据区与来源台账</w:t>
       </w:r>
@@ -2709,12 +6591,12 @@
           <w:right w:w="110" w:type="dxa"/>
         </w:tblCellMar>
         <w:tblBorders>
-          <w:top w:val="single" w:sz="6" w:color="D7DEE8"/>
-          <w:left w:val="single" w:sz="6" w:color="D7DEE8"/>
-          <w:bottom w:val="single" w:sz="6" w:color="D7DEE8"/>
-          <w:right w:val="single" w:sz="6" w:color="D7DEE8"/>
-          <w:insideH w:val="single" w:sz="6" w:color="D7DEE8"/>
-          <w:insideV w:val="single" w:sz="6" w:color="D7DEE8"/>
+          <w:top w:val="single" w:sz="6" w:color="E8E5DA"/>
+          <w:left w:val="single" w:sz="6" w:color="E8E5DA"/>
+          <w:bottom w:val="single" w:sz="6" w:color="E8E5DA"/>
+          <w:right w:val="single" w:sz="6" w:color="E8E5DA"/>
+          <w:insideH w:val="single" w:sz="6" w:color="E8E5DA"/>
+          <w:insideV w:val="single" w:sz="6" w:color="E8E5DA"/>
         </w:tblBorders>
       </w:tblPr>
       <w:tblGrid>
@@ -2729,7 +6611,7 @@
           <w:tcPr>
             <w:tcW w:w="968" w:type="dxa"/>
             <w:vAlign w:val="center"/>
-            <w:shd w:fill="EEF3F7"/>
+            <w:shd w:fill="F3F0E8"/>
             <w:tcMar>
               <w:top w:w="110" w:type="dxa"/>
               <w:left w:w="110" w:type="dxa"/>
@@ -2756,7 +6638,7 @@
           <w:tcPr>
             <w:tcW w:w="3178" w:type="dxa"/>
             <w:vAlign w:val="center"/>
-            <w:shd w:fill="EEF3F7"/>
+            <w:shd w:fill="F3F0E8"/>
             <w:tcMar>
               <w:top w:w="110" w:type="dxa"/>
               <w:left w:w="110" w:type="dxa"/>
@@ -2783,7 +6665,7 @@
           <w:tcPr>
             <w:tcW w:w="820" w:type="dxa"/>
             <w:vAlign w:val="center"/>
-            <w:shd w:fill="EEF3F7"/>
+            <w:shd w:fill="F3F0E8"/>
             <w:tcMar>
               <w:top w:w="110" w:type="dxa"/>
               <w:left w:w="110" w:type="dxa"/>
@@ -2811,7 +6693,7 @@
           <w:tcPr>
             <w:tcW w:w="2380" w:type="dxa"/>
             <w:vAlign w:val="center"/>
-            <w:shd w:fill="EEF3F7"/>
+            <w:shd w:fill="F3F0E8"/>
             <w:tcMar>
               <w:top w:w="110" w:type="dxa"/>
               <w:left w:w="110" w:type="dxa"/>
@@ -2838,7 +6720,7 @@
           <w:tcPr>
             <w:tcW w:w="1454" w:type="dxa"/>
             <w:vAlign w:val="center"/>
-            <w:shd w:fill="EEF3F7"/>
+            <w:shd w:fill="F3F0E8"/>
             <w:tcMar>
               <w:top w:w="110" w:type="dxa"/>
               <w:left w:w="110" w:type="dxa"/>
@@ -3382,9 +7264,8 @@
       </w:pPr>
       <w:r>
         <w:rPr>
-          <w:rFonts w:ascii="Arial" w:eastAsia="Microsoft YaHei" w:hAnsi="Arial"/>
+          <w:rFonts w:ascii="Georgia" w:eastAsia="Source Han Serif SC" w:hAnsi="Georgia"/>
           <w:sz w:val="31"/>
-          <w:b/>
         </w:rPr>
         <w:t xml:space="preserve">AI 可抽取模块设计</w:t>
       </w:r>
@@ -3414,12 +7295,12 @@
           <w:right w:w="110" w:type="dxa"/>
         </w:tblCellMar>
         <w:tblBorders>
-          <w:top w:val="single" w:sz="6" w:color="D7DEE8"/>
-          <w:left w:val="single" w:sz="6" w:color="D7DEE8"/>
-          <w:bottom w:val="single" w:sz="6" w:color="D7DEE8"/>
-          <w:right w:val="single" w:sz="6" w:color="D7DEE8"/>
-          <w:insideH w:val="single" w:sz="6" w:color="D7DEE8"/>
-          <w:insideV w:val="single" w:sz="6" w:color="D7DEE8"/>
+          <w:top w:val="single" w:sz="6" w:color="E8E5DA"/>
+          <w:left w:val="single" w:sz="6" w:color="E8E5DA"/>
+          <w:bottom w:val="single" w:sz="6" w:color="E8E5DA"/>
+          <w:right w:val="single" w:sz="6" w:color="E8E5DA"/>
+          <w:insideH w:val="single" w:sz="6" w:color="E8E5DA"/>
+          <w:insideV w:val="single" w:sz="6" w:color="E8E5DA"/>
         </w:tblBorders>
       </w:tblPr>
       <w:tblGrid>
@@ -3434,7 +7315,7 @@
           <w:tcPr>
             <w:tcW w:w="820" w:type="dxa"/>
             <w:vAlign w:val="center"/>
-            <w:shd w:fill="EEF3F7"/>
+            <w:shd w:fill="F3F0E8"/>
             <w:tcMar>
               <w:top w:w="110" w:type="dxa"/>
               <w:left w:w="110" w:type="dxa"/>
@@ -3461,7 +7342,7 @@
           <w:tcPr>
             <w:tcW w:w="820" w:type="dxa"/>
             <w:vAlign w:val="center"/>
-            <w:shd w:fill="EEF3F7"/>
+            <w:shd w:fill="F3F0E8"/>
             <w:tcMar>
               <w:top w:w="110" w:type="dxa"/>
               <w:left w:w="110" w:type="dxa"/>
@@ -3488,7 +7369,7 @@
           <w:tcPr>
             <w:tcW w:w="2080" w:type="dxa"/>
             <w:vAlign w:val="center"/>
-            <w:shd w:fill="EEF3F7"/>
+            <w:shd w:fill="F3F0E8"/>
             <w:tcMar>
               <w:top w:w="110" w:type="dxa"/>
               <w:left w:w="110" w:type="dxa"/>
@@ -3515,7 +7396,7 @@
           <w:tcPr>
             <w:tcW w:w="1329" w:type="dxa"/>
             <w:vAlign w:val="center"/>
-            <w:shd w:fill="EEF3F7"/>
+            <w:shd w:fill="F3F0E8"/>
             <w:tcMar>
               <w:top w:w="110" w:type="dxa"/>
               <w:left w:w="110" w:type="dxa"/>
@@ -3542,7 +7423,7 @@
           <w:tcPr>
             <w:tcW w:w="3751" w:type="dxa"/>
             <w:vAlign w:val="center"/>
-            <w:shd w:fill="EEF3F7"/>
+            <w:shd w:fill="F3F0E8"/>
             <w:tcMar>
               <w:top w:w="110" w:type="dxa"/>
               <w:left w:w="110" w:type="dxa"/>
@@ -4082,9 +7963,8 @@
       </w:pPr>
       <w:r>
         <w:rPr>
-          <w:rFonts w:ascii="Arial" w:eastAsia="Microsoft YaHei" w:hAnsi="Arial"/>
+          <w:rFonts w:ascii="Georgia" w:eastAsia="Source Han Serif SC" w:hAnsi="Georgia"/>
           <w:sz w:val="31"/>
-          <w:b/>
         </w:rPr>
         <w:t xml:space="preserve">用户转化模块设计</w:t>
       </w:r>
@@ -4114,12 +7994,12 @@
           <w:right w:w="110" w:type="dxa"/>
         </w:tblCellMar>
         <w:tblBorders>
-          <w:top w:val="single" w:sz="6" w:color="D7DEE8"/>
-          <w:left w:val="single" w:sz="6" w:color="D7DEE8"/>
-          <w:bottom w:val="single" w:sz="6" w:color="D7DEE8"/>
-          <w:right w:val="single" w:sz="6" w:color="D7DEE8"/>
-          <w:insideH w:val="single" w:sz="6" w:color="D7DEE8"/>
-          <w:insideV w:val="single" w:sz="6" w:color="D7DEE8"/>
+          <w:top w:val="single" w:sz="6" w:color="E8E5DA"/>
+          <w:left w:val="single" w:sz="6" w:color="E8E5DA"/>
+          <w:bottom w:val="single" w:sz="6" w:color="E8E5DA"/>
+          <w:right w:val="single" w:sz="6" w:color="E8E5DA"/>
+          <w:insideH w:val="single" w:sz="6" w:color="E8E5DA"/>
+          <w:insideV w:val="single" w:sz="6" w:color="E8E5DA"/>
         </w:tblBorders>
       </w:tblPr>
       <w:tblGrid>
@@ -4134,7 +8014,7 @@
           <w:tcPr>
             <w:tcW w:w="932" w:type="dxa"/>
             <w:vAlign w:val="center"/>
-            <w:shd w:fill="EEF3F7"/>
+            <w:shd w:fill="F3F0E8"/>
             <w:tcMar>
               <w:top w:w="110" w:type="dxa"/>
               <w:left w:w="110" w:type="dxa"/>
@@ -4161,7 +8041,7 @@
           <w:tcPr>
             <w:tcW w:w="1163" w:type="dxa"/>
             <w:vAlign w:val="center"/>
-            <w:shd w:fill="EEF3F7"/>
+            <w:shd w:fill="F3F0E8"/>
             <w:tcMar>
               <w:top w:w="110" w:type="dxa"/>
               <w:left w:w="110" w:type="dxa"/>
@@ -4188,7 +8068,7 @@
           <w:tcPr>
             <w:tcW w:w="2136" w:type="dxa"/>
             <w:vAlign w:val="center"/>
-            <w:shd w:fill="EEF3F7"/>
+            <w:shd w:fill="F3F0E8"/>
             <w:tcMar>
               <w:top w:w="110" w:type="dxa"/>
               <w:left w:w="110" w:type="dxa"/>
@@ -4215,7 +8095,7 @@
           <w:tcPr>
             <w:tcW w:w="2311" w:type="dxa"/>
             <w:vAlign w:val="center"/>
-            <w:shd w:fill="EEF3F7"/>
+            <w:shd w:fill="F3F0E8"/>
             <w:tcMar>
               <w:top w:w="110" w:type="dxa"/>
               <w:left w:w="110" w:type="dxa"/>
@@ -4242,7 +8122,7 @@
           <w:tcPr>
             <w:tcW w:w="2258" w:type="dxa"/>
             <w:vAlign w:val="center"/>
-            <w:shd w:fill="EEF3F7"/>
+            <w:shd w:fill="F3F0E8"/>
             <w:tcMar>
               <w:top w:w="110" w:type="dxa"/>
               <w:left w:w="110" w:type="dxa"/>
@@ -4655,9 +8535,8 @@
       </w:pPr>
       <w:r>
         <w:rPr>
-          <w:rFonts w:ascii="Arial" w:eastAsia="Microsoft YaHei" w:hAnsi="Arial"/>
+          <w:rFonts w:ascii="Georgia" w:eastAsia="Source Han Serif SC" w:hAnsi="Georgia"/>
           <w:sz w:val="31"/>
-          <w:b/>
         </w:rPr>
         <w:t xml:space="preserve">HTML 结构样例</w:t>
       </w:r>
@@ -4718,9 +8597,8 @@
       </w:pPr>
       <w:r>
         <w:rPr>
-          <w:rFonts w:ascii="Arial" w:eastAsia="Microsoft YaHei" w:hAnsi="Arial"/>
+          <w:rFonts w:ascii="Georgia" w:eastAsia="Source Han Serif SC" w:hAnsi="Georgia"/>
           <w:sz w:val="31"/>
-          <w:b/>
         </w:rPr>
         <w:t xml:space="preserve">Schema 建议</w:t>
       </w:r>
@@ -4750,12 +8628,12 @@
           <w:right w:w="110" w:type="dxa"/>
         </w:tblCellMar>
         <w:tblBorders>
-          <w:top w:val="single" w:sz="6" w:color="D7DEE8"/>
-          <w:left w:val="single" w:sz="6" w:color="D7DEE8"/>
-          <w:bottom w:val="single" w:sz="6" w:color="D7DEE8"/>
-          <w:right w:val="single" w:sz="6" w:color="D7DEE8"/>
-          <w:insideH w:val="single" w:sz="6" w:color="D7DEE8"/>
-          <w:insideV w:val="single" w:sz="6" w:color="D7DEE8"/>
+          <w:top w:val="single" w:sz="6" w:color="E8E5DA"/>
+          <w:left w:val="single" w:sz="6" w:color="E8E5DA"/>
+          <w:bottom w:val="single" w:sz="6" w:color="E8E5DA"/>
+          <w:right w:val="single" w:sz="6" w:color="E8E5DA"/>
+          <w:insideH w:val="single" w:sz="6" w:color="E8E5DA"/>
+          <w:insideV w:val="single" w:sz="6" w:color="E8E5DA"/>
         </w:tblBorders>
       </w:tblPr>
       <w:tblGrid>
@@ -4769,7 +8647,7 @@
           <w:tcPr>
             <w:tcW w:w="1180" w:type="dxa"/>
             <w:vAlign w:val="center"/>
-            <w:shd w:fill="EEF3F7"/>
+            <w:shd w:fill="F3F0E8"/>
             <w:tcMar>
               <w:top w:w="110" w:type="dxa"/>
               <w:left w:w="110" w:type="dxa"/>
@@ -4796,7 +8674,7 @@
           <w:tcPr>
             <w:tcW w:w="1100" w:type="dxa"/>
             <w:vAlign w:val="center"/>
-            <w:shd w:fill="EEF3F7"/>
+            <w:shd w:fill="F3F0E8"/>
             <w:tcMar>
               <w:top w:w="110" w:type="dxa"/>
               <w:left w:w="110" w:type="dxa"/>
@@ -4823,7 +8701,7 @@
           <w:tcPr>
             <w:tcW w:w="2182" w:type="dxa"/>
             <w:vAlign w:val="center"/>
-            <w:shd w:fill="EEF3F7"/>
+            <w:shd w:fill="F3F0E8"/>
             <w:tcMar>
               <w:top w:w="110" w:type="dxa"/>
               <w:left w:w="110" w:type="dxa"/>
@@ -4850,7 +8728,7 @@
           <w:tcPr>
             <w:tcW w:w="4338" w:type="dxa"/>
             <w:vAlign w:val="center"/>
-            <w:shd w:fill="EEF3F7"/>
+            <w:shd w:fill="F3F0E8"/>
             <w:tcMar>
               <w:top w:w="110" w:type="dxa"/>
               <w:left w:w="110" w:type="dxa"/>
@@ -5290,9 +9168,8 @@
       </w:pPr>
       <w:r>
         <w:rPr>
-          <w:rFonts w:ascii="Arial" w:eastAsia="Microsoft YaHei" w:hAnsi="Arial"/>
+          <w:rFonts w:ascii="Georgia" w:eastAsia="Source Han Serif SC" w:hAnsi="Georgia"/>
           <w:sz w:val="31"/>
-          <w:b/>
         </w:rPr>
         <w:t xml:space="preserve">CMS 字段清单</w:t>
       </w:r>
@@ -5322,28 +9199,28 @@
           <w:right w:w="110" w:type="dxa"/>
         </w:tblCellMar>
         <w:tblBorders>
-          <w:top w:val="single" w:sz="6" w:color="D7DEE8"/>
-          <w:left w:val="single" w:sz="6" w:color="D7DEE8"/>
-          <w:bottom w:val="single" w:sz="6" w:color="D7DEE8"/>
-          <w:right w:val="single" w:sz="6" w:color="D7DEE8"/>
-          <w:insideH w:val="single" w:sz="6" w:color="D7DEE8"/>
-          <w:insideV w:val="single" w:sz="6" w:color="D7DEE8"/>
+          <w:top w:val="single" w:sz="6" w:color="E8E5DA"/>
+          <w:left w:val="single" w:sz="6" w:color="E8E5DA"/>
+          <w:bottom w:val="single" w:sz="6" w:color="E8E5DA"/>
+          <w:right w:val="single" w:sz="6" w:color="E8E5DA"/>
+          <w:insideH w:val="single" w:sz="6" w:color="E8E5DA"/>
+          <w:insideV w:val="single" w:sz="6" w:color="E8E5DA"/>
         </w:tblBorders>
       </w:tblPr>
       <w:tblGrid>
-        <w:gridCol w:w="1707"/>
-        <w:gridCol w:w="1413"/>
-        <w:gridCol w:w="1382"/>
-        <w:gridCol w:w="995"/>
-        <w:gridCol w:w="1800"/>
-        <w:gridCol w:w="1503"/>
+        <w:gridCol w:w="1980"/>
+        <w:gridCol w:w="1530"/>
+        <w:gridCol w:w="965"/>
+        <w:gridCol w:w="1054"/>
+        <w:gridCol w:w="2243"/>
+        <w:gridCol w:w="1028"/>
       </w:tblGrid>
       <w:tr>
         <w:tc>
           <w:tcPr>
-            <w:tcW w:w="1707" w:type="dxa"/>
-            <w:vAlign w:val="center"/>
-            <w:shd w:fill="EEF3F7"/>
+            <w:tcW w:w="1980" w:type="dxa"/>
+            <w:vAlign w:val="center"/>
+            <w:shd w:fill="F3F0E8"/>
             <w:tcMar>
               <w:top w:w="110" w:type="dxa"/>
               <w:left w:w="110" w:type="dxa"/>
@@ -5368,9 +9245,9 @@
         </w:tc>
         <w:tc>
           <w:tcPr>
-            <w:tcW w:w="1413" w:type="dxa"/>
-            <w:vAlign w:val="center"/>
-            <w:shd w:fill="EEF3F7"/>
+            <w:tcW w:w="1530" w:type="dxa"/>
+            <w:vAlign w:val="center"/>
+            <w:shd w:fill="F3F0E8"/>
             <w:tcMar>
               <w:top w:w="110" w:type="dxa"/>
               <w:left w:w="110" w:type="dxa"/>
@@ -5395,9 +9272,9 @@
         </w:tc>
         <w:tc>
           <w:tcPr>
-            <w:tcW w:w="1382" w:type="dxa"/>
-            <w:vAlign w:val="center"/>
-            <w:shd w:fill="EEF3F7"/>
+            <w:tcW w:w="965" w:type="dxa"/>
+            <w:vAlign w:val="center"/>
+            <w:shd w:fill="F3F0E8"/>
             <w:tcMar>
               <w:top w:w="110" w:type="dxa"/>
               <w:left w:w="110" w:type="dxa"/>
@@ -5422,9 +9299,9 @@
         </w:tc>
         <w:tc>
           <w:tcPr>
-            <w:tcW w:w="995" w:type="dxa"/>
-            <w:vAlign w:val="center"/>
-            <w:shd w:fill="EEF3F7"/>
+            <w:tcW w:w="1054" w:type="dxa"/>
+            <w:vAlign w:val="center"/>
+            <w:shd w:fill="F3F0E8"/>
             <w:tcMar>
               <w:top w:w="110" w:type="dxa"/>
               <w:left w:w="110" w:type="dxa"/>
@@ -5450,9 +9327,9 @@
         </w:tc>
         <w:tc>
           <w:tcPr>
-            <w:tcW w:w="1800" w:type="dxa"/>
-            <w:vAlign w:val="center"/>
-            <w:shd w:fill="EEF3F7"/>
+            <w:tcW w:w="2243" w:type="dxa"/>
+            <w:vAlign w:val="center"/>
+            <w:shd w:fill="F3F0E8"/>
             <w:tcMar>
               <w:top w:w="110" w:type="dxa"/>
               <w:left w:w="110" w:type="dxa"/>
@@ -5477,9 +9354,9 @@
         </w:tc>
         <w:tc>
           <w:tcPr>
-            <w:tcW w:w="1503" w:type="dxa"/>
-            <w:vAlign w:val="center"/>
-            <w:shd w:fill="EEF3F7"/>
+            <w:tcW w:w="1028" w:type="dxa"/>
+            <w:vAlign w:val="center"/>
+            <w:shd w:fill="F3F0E8"/>
             <w:tcMar>
               <w:top w:w="110" w:type="dxa"/>
               <w:left w:w="110" w:type="dxa"/>
@@ -5507,7 +9384,7 @@
       <w:tr>
         <w:tc>
           <w:tcPr>
-            <w:tcW w:w="1707" w:type="dxa"/>
+            <w:tcW w:w="1980" w:type="dxa"/>
             <w:vAlign w:val="center"/>
             <w:tcMar>
               <w:top w:w="110" w:type="dxa"/>
@@ -5532,7 +9409,7 @@
         </w:tc>
         <w:tc>
           <w:tcPr>
-            <w:tcW w:w="1413" w:type="dxa"/>
+            <w:tcW w:w="1530" w:type="dxa"/>
             <w:vAlign w:val="center"/>
             <w:tcMar>
               <w:top w:w="110" w:type="dxa"/>
@@ -5557,7 +9434,7 @@
         </w:tc>
         <w:tc>
           <w:tcPr>
-            <w:tcW w:w="1382" w:type="dxa"/>
+            <w:tcW w:w="965" w:type="dxa"/>
             <w:vAlign w:val="center"/>
             <w:tcMar>
               <w:top w:w="110" w:type="dxa"/>
@@ -5582,7 +9459,7 @@
         </w:tc>
         <w:tc>
           <w:tcPr>
-            <w:tcW w:w="995" w:type="dxa"/>
+            <w:tcW w:w="1054" w:type="dxa"/>
             <w:vAlign w:val="center"/>
             <w:tcMar>
               <w:top w:w="110" w:type="dxa"/>
@@ -5608,7 +9485,7 @@
         </w:tc>
         <w:tc>
           <w:tcPr>
-            <w:tcW w:w="1800" w:type="dxa"/>
+            <w:tcW w:w="2243" w:type="dxa"/>
             <w:vAlign w:val="center"/>
             <w:tcMar>
               <w:top w:w="110" w:type="dxa"/>
@@ -5633,7 +9510,7 @@
         </w:tc>
         <w:tc>
           <w:tcPr>
-            <w:tcW w:w="1503" w:type="dxa"/>
+            <w:tcW w:w="1028" w:type="dxa"/>
             <w:vAlign w:val="center"/>
             <w:tcMar>
               <w:top w:w="110" w:type="dxa"/>
@@ -5661,7 +9538,7 @@
       <w:tr>
         <w:tc>
           <w:tcPr>
-            <w:tcW w:w="1707" w:type="dxa"/>
+            <w:tcW w:w="1980" w:type="dxa"/>
             <w:vAlign w:val="center"/>
             <w:tcMar>
               <w:top w:w="110" w:type="dxa"/>
@@ -5686,7 +9563,7 @@
         </w:tc>
         <w:tc>
           <w:tcPr>
-            <w:tcW w:w="1413" w:type="dxa"/>
+            <w:tcW w:w="1530" w:type="dxa"/>
             <w:vAlign w:val="center"/>
             <w:tcMar>
               <w:top w:w="110" w:type="dxa"/>
@@ -5711,7 +9588,7 @@
         </w:tc>
         <w:tc>
           <w:tcPr>
-            <w:tcW w:w="1382" w:type="dxa"/>
+            <w:tcW w:w="965" w:type="dxa"/>
             <w:vAlign w:val="center"/>
             <w:tcMar>
               <w:top w:w="110" w:type="dxa"/>
@@ -5736,7 +9613,7 @@
         </w:tc>
         <w:tc>
           <w:tcPr>
-            <w:tcW w:w="995" w:type="dxa"/>
+            <w:tcW w:w="1054" w:type="dxa"/>
             <w:vAlign w:val="center"/>
             <w:tcMar>
               <w:top w:w="110" w:type="dxa"/>
@@ -5762,7 +9639,7 @@
         </w:tc>
         <w:tc>
           <w:tcPr>
-            <w:tcW w:w="1800" w:type="dxa"/>
+            <w:tcW w:w="2243" w:type="dxa"/>
             <w:vAlign w:val="center"/>
             <w:tcMar>
               <w:top w:w="110" w:type="dxa"/>
@@ -5787,7 +9664,7 @@
         </w:tc>
         <w:tc>
           <w:tcPr>
-            <w:tcW w:w="1503" w:type="dxa"/>
+            <w:tcW w:w="1028" w:type="dxa"/>
             <w:vAlign w:val="center"/>
             <w:tcMar>
               <w:top w:w="110" w:type="dxa"/>
@@ -5815,7 +9692,7 @@
       <w:tr>
         <w:tc>
           <w:tcPr>
-            <w:tcW w:w="1707" w:type="dxa"/>
+            <w:tcW w:w="1980" w:type="dxa"/>
             <w:vAlign w:val="center"/>
             <w:tcMar>
               <w:top w:w="110" w:type="dxa"/>
@@ -5840,7 +9717,7 @@
         </w:tc>
         <w:tc>
           <w:tcPr>
-            <w:tcW w:w="1413" w:type="dxa"/>
+            <w:tcW w:w="1530" w:type="dxa"/>
             <w:vAlign w:val="center"/>
             <w:tcMar>
               <w:top w:w="110" w:type="dxa"/>
@@ -5865,7 +9742,7 @@
         </w:tc>
         <w:tc>
           <w:tcPr>
-            <w:tcW w:w="1382" w:type="dxa"/>
+            <w:tcW w:w="965" w:type="dxa"/>
             <w:vAlign w:val="center"/>
             <w:tcMar>
               <w:top w:w="110" w:type="dxa"/>
@@ -5890,7 +9767,7 @@
         </w:tc>
         <w:tc>
           <w:tcPr>
-            <w:tcW w:w="995" w:type="dxa"/>
+            <w:tcW w:w="1054" w:type="dxa"/>
             <w:vAlign w:val="center"/>
             <w:tcMar>
               <w:top w:w="110" w:type="dxa"/>
@@ -5916,7 +9793,7 @@
         </w:tc>
         <w:tc>
           <w:tcPr>
-            <w:tcW w:w="1800" w:type="dxa"/>
+            <w:tcW w:w="2243" w:type="dxa"/>
             <w:vAlign w:val="center"/>
             <w:tcMar>
               <w:top w:w="110" w:type="dxa"/>
@@ -5941,7 +9818,7 @@
         </w:tc>
         <w:tc>
           <w:tcPr>
-            <w:tcW w:w="1503" w:type="dxa"/>
+            <w:tcW w:w="1028" w:type="dxa"/>
             <w:vAlign w:val="center"/>
             <w:tcMar>
               <w:top w:w="110" w:type="dxa"/>
@@ -5969,7 +9846,7 @@
       <w:tr>
         <w:tc>
           <w:tcPr>
-            <w:tcW w:w="1707" w:type="dxa"/>
+            <w:tcW w:w="1980" w:type="dxa"/>
             <w:vAlign w:val="center"/>
             <w:tcMar>
               <w:top w:w="110" w:type="dxa"/>
@@ -5994,7 +9871,7 @@
         </w:tc>
         <w:tc>
           <w:tcPr>
-            <w:tcW w:w="1413" w:type="dxa"/>
+            <w:tcW w:w="1530" w:type="dxa"/>
             <w:vAlign w:val="center"/>
             <w:tcMar>
               <w:top w:w="110" w:type="dxa"/>
@@ -6019,7 +9896,7 @@
         </w:tc>
         <w:tc>
           <w:tcPr>
-            <w:tcW w:w="1382" w:type="dxa"/>
+            <w:tcW w:w="965" w:type="dxa"/>
             <w:vAlign w:val="center"/>
             <w:tcMar>
               <w:top w:w="110" w:type="dxa"/>
@@ -6044,7 +9921,7 @@
         </w:tc>
         <w:tc>
           <w:tcPr>
-            <w:tcW w:w="995" w:type="dxa"/>
+            <w:tcW w:w="1054" w:type="dxa"/>
             <w:vAlign w:val="center"/>
             <w:tcMar>
               <w:top w:w="110" w:type="dxa"/>
@@ -6070,7 +9947,7 @@
         </w:tc>
         <w:tc>
           <w:tcPr>
-            <w:tcW w:w="1800" w:type="dxa"/>
+            <w:tcW w:w="2243" w:type="dxa"/>
             <w:vAlign w:val="center"/>
             <w:tcMar>
               <w:top w:w="110" w:type="dxa"/>
@@ -6095,7 +9972,7 @@
         </w:tc>
         <w:tc>
           <w:tcPr>
-            <w:tcW w:w="1503" w:type="dxa"/>
+            <w:tcW w:w="1028" w:type="dxa"/>
             <w:vAlign w:val="center"/>
             <w:tcMar>
               <w:top w:w="110" w:type="dxa"/>
@@ -6116,6 +9993,1084 @@
                 <w:sz w:val="17"/>
               </w:rPr>
               <w:t xml:space="preserve">是</w:t>
+            </w:r>
+          </w:p>
+        </w:tc>
+      </w:tr>
+      <w:tr>
+        <w:tc>
+          <w:tcPr>
+            <w:tcW w:w="1980" w:type="dxa"/>
+            <w:vAlign w:val="center"/>
+            <w:tcMar>
+              <w:top w:w="110" w:type="dxa"/>
+              <w:left w:w="110" w:type="dxa"/>
+              <w:bottom w:w="110" w:type="dxa"/>
+              <w:right w:w="110" w:type="dxa"/>
+            </w:tcMar>
+          </w:tcPr>
+          <w:p>
+            <w:pPr>
+              <w:spacing w:after="55" w:line="276" w:lineRule="auto"/>
+              <w:wordWrap/>
+            </w:pPr>
+            <w:r>
+              <w:rPr>
+                <w:rFonts w:ascii="Arial" w:eastAsia="Microsoft YaHei" w:hAnsi="Arial"/>
+                <w:sz w:val="17"/>
+              </w:rPr>
+              <w:t xml:space="preserve">query_​fanout_​items</w:t>
+            </w:r>
+          </w:p>
+        </w:tc>
+        <w:tc>
+          <w:tcPr>
+            <w:tcW w:w="1530" w:type="dxa"/>
+            <w:vAlign w:val="center"/>
+            <w:tcMar>
+              <w:top w:w="110" w:type="dxa"/>
+              <w:left w:w="110" w:type="dxa"/>
+              <w:bottom w:w="110" w:type="dxa"/>
+              <w:right w:w="110" w:type="dxa"/>
+            </w:tcMar>
+          </w:tcPr>
+          <w:p>
+            <w:pPr>
+              <w:spacing w:after="55" w:line="276" w:lineRule="auto"/>
+              <w:wordWrap/>
+            </w:pPr>
+            <w:r>
+              <w:rPr>
+                <w:rFonts w:ascii="Arial" w:eastAsia="Microsoft YaHei" w:hAnsi="Arial"/>
+                <w:sz w:val="17"/>
+              </w:rPr>
+              <w:t xml:space="preserve">Query Fan-​out 子问题</w:t>
+            </w:r>
+          </w:p>
+        </w:tc>
+        <w:tc>
+          <w:tcPr>
+            <w:tcW w:w="965" w:type="dxa"/>
+            <w:vAlign w:val="center"/>
+            <w:tcMar>
+              <w:top w:w="110" w:type="dxa"/>
+              <w:left w:w="110" w:type="dxa"/>
+              <w:bottom w:w="110" w:type="dxa"/>
+              <w:right w:w="110" w:type="dxa"/>
+            </w:tcMar>
+          </w:tcPr>
+          <w:p>
+            <w:pPr>
+              <w:spacing w:after="55" w:line="276" w:lineRule="auto"/>
+              <w:wordWrap/>
+            </w:pPr>
+            <w:r>
+              <w:rPr>
+                <w:rFonts w:ascii="Arial" w:eastAsia="Microsoft YaHei" w:hAnsi="Arial"/>
+                <w:sz w:val="17"/>
+              </w:rPr>
+              <w:t xml:space="preserve">表格数组</w:t>
+            </w:r>
+          </w:p>
+        </w:tc>
+        <w:tc>
+          <w:tcPr>
+            <w:tcW w:w="1054" w:type="dxa"/>
+            <w:vAlign w:val="center"/>
+            <w:tcMar>
+              <w:top w:w="110" w:type="dxa"/>
+              <w:left w:w="110" w:type="dxa"/>
+              <w:bottom w:w="110" w:type="dxa"/>
+              <w:right w:w="110" w:type="dxa"/>
+            </w:tcMar>
+          </w:tcPr>
+          <w:p>
+            <w:pPr>
+              <w:jc w:val="center"/>
+              <w:spacing w:after="55" w:line="276" w:lineRule="auto"/>
+              <w:wordWrap/>
+            </w:pPr>
+            <w:r>
+              <w:rPr>
+                <w:rFonts w:ascii="Arial" w:eastAsia="Microsoft YaHei" w:hAnsi="Arial"/>
+                <w:sz w:val="17"/>
+              </w:rPr>
+              <w:t xml:space="preserve">是</w:t>
+            </w:r>
+          </w:p>
+        </w:tc>
+        <w:tc>
+          <w:tcPr>
+            <w:tcW w:w="2243" w:type="dxa"/>
+            <w:vAlign w:val="center"/>
+            <w:tcMar>
+              <w:top w:w="110" w:type="dxa"/>
+              <w:left w:w="110" w:type="dxa"/>
+              <w:bottom w:w="110" w:type="dxa"/>
+              <w:right w:w="110" w:type="dxa"/>
+            </w:tcMar>
+          </w:tcPr>
+          <w:p>
+            <w:pPr>
+              <w:spacing w:after="55" w:line="276" w:lineRule="auto"/>
+              <w:wordWrap/>
+            </w:pPr>
+            <w:r>
+              <w:rPr>
+                <w:rFonts w:ascii="Arial" w:eastAsia="Microsoft YaHei" w:hAnsi="Arial"/>
+                <w:sz w:val="17"/>
+              </w:rPr>
+              <w:t xml:space="preserve">strategy/​query-​fanout section</w:t>
+            </w:r>
+          </w:p>
+        </w:tc>
+        <w:tc>
+          <w:tcPr>
+            <w:tcW w:w="1028" w:type="dxa"/>
+            <w:vAlign w:val="center"/>
+            <w:tcMar>
+              <w:top w:w="110" w:type="dxa"/>
+              <w:left w:w="110" w:type="dxa"/>
+              <w:bottom w:w="110" w:type="dxa"/>
+              <w:right w:w="110" w:type="dxa"/>
+            </w:tcMar>
+          </w:tcPr>
+          <w:p>
+            <w:pPr>
+              <w:jc w:val="center"/>
+              <w:spacing w:after="55" w:line="276" w:lineRule="auto"/>
+              <w:wordWrap/>
+            </w:pPr>
+            <w:r>
+              <w:rPr>
+                <w:rFonts w:ascii="Arial" w:eastAsia="Microsoft YaHei" w:hAnsi="Arial"/>
+                <w:sz w:val="17"/>
+              </w:rPr>
+              <w:t xml:space="preserve">否</w:t>
+            </w:r>
+          </w:p>
+        </w:tc>
+      </w:tr>
+      <w:tr>
+        <w:tc>
+          <w:tcPr>
+            <w:tcW w:w="1980" w:type="dxa"/>
+            <w:vAlign w:val="center"/>
+            <w:tcMar>
+              <w:top w:w="110" w:type="dxa"/>
+              <w:left w:w="110" w:type="dxa"/>
+              <w:bottom w:w="110" w:type="dxa"/>
+              <w:right w:w="110" w:type="dxa"/>
+            </w:tcMar>
+          </w:tcPr>
+          <w:p>
+            <w:pPr>
+              <w:spacing w:after="55" w:line="276" w:lineRule="auto"/>
+              <w:wordWrap/>
+            </w:pPr>
+            <w:r>
+              <w:rPr>
+                <w:rFonts w:ascii="Arial" w:eastAsia="Microsoft YaHei" w:hAnsi="Arial"/>
+                <w:sz w:val="17"/>
+              </w:rPr>
+              <w:t xml:space="preserve">entity_​relationships</w:t>
+            </w:r>
+          </w:p>
+        </w:tc>
+        <w:tc>
+          <w:tcPr>
+            <w:tcW w:w="1530" w:type="dxa"/>
+            <w:vAlign w:val="center"/>
+            <w:tcMar>
+              <w:top w:w="110" w:type="dxa"/>
+              <w:left w:w="110" w:type="dxa"/>
+              <w:bottom w:w="110" w:type="dxa"/>
+              <w:right w:w="110" w:type="dxa"/>
+            </w:tcMar>
+          </w:tcPr>
+          <w:p>
+            <w:pPr>
+              <w:spacing w:after="55" w:line="276" w:lineRule="auto"/>
+              <w:wordWrap/>
+            </w:pPr>
+            <w:r>
+              <w:rPr>
+                <w:rFonts w:ascii="Arial" w:eastAsia="Microsoft YaHei" w:hAnsi="Arial"/>
+                <w:sz w:val="17"/>
+              </w:rPr>
+              <w:t xml:space="preserve">实体关系字段</w:t>
+            </w:r>
+          </w:p>
+        </w:tc>
+        <w:tc>
+          <w:tcPr>
+            <w:tcW w:w="965" w:type="dxa"/>
+            <w:vAlign w:val="center"/>
+            <w:tcMar>
+              <w:top w:w="110" w:type="dxa"/>
+              <w:left w:w="110" w:type="dxa"/>
+              <w:bottom w:w="110" w:type="dxa"/>
+              <w:right w:w="110" w:type="dxa"/>
+            </w:tcMar>
+          </w:tcPr>
+          <w:p>
+            <w:pPr>
+              <w:spacing w:after="55" w:line="276" w:lineRule="auto"/>
+              <w:wordWrap/>
+            </w:pPr>
+            <w:r>
+              <w:rPr>
+                <w:rFonts w:ascii="Arial" w:eastAsia="Microsoft YaHei" w:hAnsi="Arial"/>
+                <w:sz w:val="17"/>
+              </w:rPr>
+              <w:t xml:space="preserve">表格数组</w:t>
+            </w:r>
+          </w:p>
+        </w:tc>
+        <w:tc>
+          <w:tcPr>
+            <w:tcW w:w="1054" w:type="dxa"/>
+            <w:vAlign w:val="center"/>
+            <w:tcMar>
+              <w:top w:w="110" w:type="dxa"/>
+              <w:left w:w="110" w:type="dxa"/>
+              <w:bottom w:w="110" w:type="dxa"/>
+              <w:right w:w="110" w:type="dxa"/>
+            </w:tcMar>
+          </w:tcPr>
+          <w:p>
+            <w:pPr>
+              <w:jc w:val="center"/>
+              <w:spacing w:after="55" w:line="276" w:lineRule="auto"/>
+              <w:wordWrap/>
+            </w:pPr>
+            <w:r>
+              <w:rPr>
+                <w:rFonts w:ascii="Arial" w:eastAsia="Microsoft YaHei" w:hAnsi="Arial"/>
+                <w:sz w:val="17"/>
+              </w:rPr>
+              <w:t xml:space="preserve">是</w:t>
+            </w:r>
+          </w:p>
+        </w:tc>
+        <w:tc>
+          <w:tcPr>
+            <w:tcW w:w="2243" w:type="dxa"/>
+            <w:vAlign w:val="center"/>
+            <w:tcMar>
+              <w:top w:w="110" w:type="dxa"/>
+              <w:left w:w="110" w:type="dxa"/>
+              <w:bottom w:w="110" w:type="dxa"/>
+              <w:right w:w="110" w:type="dxa"/>
+            </w:tcMar>
+          </w:tcPr>
+          <w:p>
+            <w:pPr>
+              <w:spacing w:after="55" w:line="276" w:lineRule="auto"/>
+              <w:wordWrap/>
+            </w:pPr>
+            <w:r>
+              <w:rPr>
+                <w:rFonts w:ascii="Arial" w:eastAsia="Microsoft YaHei" w:hAnsi="Arial"/>
+                <w:sz w:val="17"/>
+              </w:rPr>
+              <w:t xml:space="preserve">entity-​graph section</w:t>
+            </w:r>
+          </w:p>
+        </w:tc>
+        <w:tc>
+          <w:tcPr>
+            <w:tcW w:w="1028" w:type="dxa"/>
+            <w:vAlign w:val="center"/>
+            <w:tcMar>
+              <w:top w:w="110" w:type="dxa"/>
+              <w:left w:w="110" w:type="dxa"/>
+              <w:bottom w:w="110" w:type="dxa"/>
+              <w:right w:w="110" w:type="dxa"/>
+            </w:tcMar>
+          </w:tcPr>
+          <w:p>
+            <w:pPr>
+              <w:jc w:val="center"/>
+              <w:spacing w:after="55" w:line="276" w:lineRule="auto"/>
+              <w:wordWrap/>
+            </w:pPr>
+            <w:r>
+              <w:rPr>
+                <w:rFonts w:ascii="Arial" w:eastAsia="Microsoft YaHei" w:hAnsi="Arial"/>
+                <w:sz w:val="17"/>
+              </w:rPr>
+              <w:t xml:space="preserve">部分进入</w:t>
+            </w:r>
+          </w:p>
+        </w:tc>
+      </w:tr>
+      <w:tr>
+        <w:tc>
+          <w:tcPr>
+            <w:tcW w:w="1980" w:type="dxa"/>
+            <w:vAlign w:val="center"/>
+            <w:tcMar>
+              <w:top w:w="110" w:type="dxa"/>
+              <w:left w:w="110" w:type="dxa"/>
+              <w:bottom w:w="110" w:type="dxa"/>
+              <w:right w:w="110" w:type="dxa"/>
+            </w:tcMar>
+          </w:tcPr>
+          <w:p>
+            <w:pPr>
+              <w:spacing w:after="55" w:line="276" w:lineRule="auto"/>
+              <w:wordWrap/>
+            </w:pPr>
+            <w:r>
+              <w:rPr>
+                <w:rFonts w:ascii="Arial" w:eastAsia="Microsoft YaHei" w:hAnsi="Arial"/>
+                <w:sz w:val="17"/>
+              </w:rPr>
+              <w:t xml:space="preserve">accessibility_​requirements</w:t>
+            </w:r>
+          </w:p>
+        </w:tc>
+        <w:tc>
+          <w:tcPr>
+            <w:tcW w:w="1530" w:type="dxa"/>
+            <w:vAlign w:val="center"/>
+            <w:tcMar>
+              <w:top w:w="110" w:type="dxa"/>
+              <w:left w:w="110" w:type="dxa"/>
+              <w:bottom w:w="110" w:type="dxa"/>
+              <w:right w:w="110" w:type="dxa"/>
+            </w:tcMar>
+          </w:tcPr>
+          <w:p>
+            <w:pPr>
+              <w:spacing w:after="55" w:line="276" w:lineRule="auto"/>
+              <w:wordWrap/>
+            </w:pPr>
+            <w:r>
+              <w:rPr>
+                <w:rFonts w:ascii="Arial" w:eastAsia="Microsoft YaHei" w:hAnsi="Arial"/>
+                <w:sz w:val="17"/>
+              </w:rPr>
+              <w:t xml:space="preserve">无障碍与体验要求</w:t>
+            </w:r>
+          </w:p>
+        </w:tc>
+        <w:tc>
+          <w:tcPr>
+            <w:tcW w:w="965" w:type="dxa"/>
+            <w:vAlign w:val="center"/>
+            <w:tcMar>
+              <w:top w:w="110" w:type="dxa"/>
+              <w:left w:w="110" w:type="dxa"/>
+              <w:bottom w:w="110" w:type="dxa"/>
+              <w:right w:w="110" w:type="dxa"/>
+            </w:tcMar>
+          </w:tcPr>
+          <w:p>
+            <w:pPr>
+              <w:spacing w:after="55" w:line="276" w:lineRule="auto"/>
+              <w:wordWrap/>
+            </w:pPr>
+            <w:r>
+              <w:rPr>
+                <w:rFonts w:ascii="Arial" w:eastAsia="Microsoft YaHei" w:hAnsi="Arial"/>
+                <w:sz w:val="17"/>
+              </w:rPr>
+              <w:t xml:space="preserve">表格数组</w:t>
+            </w:r>
+          </w:p>
+        </w:tc>
+        <w:tc>
+          <w:tcPr>
+            <w:tcW w:w="1054" w:type="dxa"/>
+            <w:vAlign w:val="center"/>
+            <w:tcMar>
+              <w:top w:w="110" w:type="dxa"/>
+              <w:left w:w="110" w:type="dxa"/>
+              <w:bottom w:w="110" w:type="dxa"/>
+              <w:right w:w="110" w:type="dxa"/>
+            </w:tcMar>
+          </w:tcPr>
+          <w:p>
+            <w:pPr>
+              <w:jc w:val="center"/>
+              <w:spacing w:after="55" w:line="276" w:lineRule="auto"/>
+              <w:wordWrap/>
+            </w:pPr>
+            <w:r>
+              <w:rPr>
+                <w:rFonts w:ascii="Arial" w:eastAsia="Microsoft YaHei" w:hAnsi="Arial"/>
+                <w:sz w:val="17"/>
+              </w:rPr>
+              <w:t xml:space="preserve">是</w:t>
+            </w:r>
+          </w:p>
+        </w:tc>
+        <w:tc>
+          <w:tcPr>
+            <w:tcW w:w="2243" w:type="dxa"/>
+            <w:vAlign w:val="center"/>
+            <w:tcMar>
+              <w:top w:w="110" w:type="dxa"/>
+              <w:left w:w="110" w:type="dxa"/>
+              <w:bottom w:w="110" w:type="dxa"/>
+              <w:right w:w="110" w:type="dxa"/>
+            </w:tcMar>
+          </w:tcPr>
+          <w:p>
+            <w:pPr>
+              <w:spacing w:after="55" w:line="276" w:lineRule="auto"/>
+              <w:wordWrap/>
+            </w:pPr>
+            <w:r>
+              <w:rPr>
+                <w:rFonts w:ascii="Arial" w:eastAsia="Microsoft YaHei" w:hAnsi="Arial"/>
+                <w:sz w:val="17"/>
+              </w:rPr>
+              <w:t xml:space="preserve">accessibility section</w:t>
+            </w:r>
+          </w:p>
+        </w:tc>
+        <w:tc>
+          <w:tcPr>
+            <w:tcW w:w="1028" w:type="dxa"/>
+            <w:vAlign w:val="center"/>
+            <w:tcMar>
+              <w:top w:w="110" w:type="dxa"/>
+              <w:left w:w="110" w:type="dxa"/>
+              <w:bottom w:w="110" w:type="dxa"/>
+              <w:right w:w="110" w:type="dxa"/>
+            </w:tcMar>
+          </w:tcPr>
+          <w:p>
+            <w:pPr>
+              <w:jc w:val="center"/>
+              <w:spacing w:after="55" w:line="276" w:lineRule="auto"/>
+              <w:wordWrap/>
+            </w:pPr>
+            <w:r>
+              <w:rPr>
+                <w:rFonts w:ascii="Arial" w:eastAsia="Microsoft YaHei" w:hAnsi="Arial"/>
+                <w:sz w:val="17"/>
+              </w:rPr>
+              <w:t xml:space="preserve">否</w:t>
+            </w:r>
+          </w:p>
+        </w:tc>
+      </w:tr>
+      <w:tr>
+        <w:tc>
+          <w:tcPr>
+            <w:tcW w:w="1980" w:type="dxa"/>
+            <w:vAlign w:val="center"/>
+            <w:tcMar>
+              <w:top w:w="110" w:type="dxa"/>
+              <w:left w:w="110" w:type="dxa"/>
+              <w:bottom w:w="110" w:type="dxa"/>
+              <w:right w:w="110" w:type="dxa"/>
+            </w:tcMar>
+          </w:tcPr>
+          <w:p>
+            <w:pPr>
+              <w:spacing w:after="55" w:line="276" w:lineRule="auto"/>
+              <w:wordWrap/>
+            </w:pPr>
+            <w:r>
+              <w:rPr>
+                <w:rFonts w:ascii="Arial" w:eastAsia="Microsoft YaHei" w:hAnsi="Arial"/>
+                <w:sz w:val="17"/>
+              </w:rPr>
+              <w:t xml:space="preserve">acceptance_​checks</w:t>
+            </w:r>
+          </w:p>
+        </w:tc>
+        <w:tc>
+          <w:tcPr>
+            <w:tcW w:w="1530" w:type="dxa"/>
+            <w:vAlign w:val="center"/>
+            <w:tcMar>
+              <w:top w:w="110" w:type="dxa"/>
+              <w:left w:w="110" w:type="dxa"/>
+              <w:bottom w:w="110" w:type="dxa"/>
+              <w:right w:w="110" w:type="dxa"/>
+            </w:tcMar>
+          </w:tcPr>
+          <w:p>
+            <w:pPr>
+              <w:spacing w:after="55" w:line="276" w:lineRule="auto"/>
+              <w:wordWrap/>
+            </w:pPr>
+            <w:r>
+              <w:rPr>
+                <w:rFonts w:ascii="Arial" w:eastAsia="Microsoft YaHei" w:hAnsi="Arial"/>
+                <w:sz w:val="17"/>
+              </w:rPr>
+              <w:t xml:space="preserve">实施验收清单</w:t>
+            </w:r>
+          </w:p>
+        </w:tc>
+        <w:tc>
+          <w:tcPr>
+            <w:tcW w:w="965" w:type="dxa"/>
+            <w:vAlign w:val="center"/>
+            <w:tcMar>
+              <w:top w:w="110" w:type="dxa"/>
+              <w:left w:w="110" w:type="dxa"/>
+              <w:bottom w:w="110" w:type="dxa"/>
+              <w:right w:w="110" w:type="dxa"/>
+            </w:tcMar>
+          </w:tcPr>
+          <w:p>
+            <w:pPr>
+              <w:spacing w:after="55" w:line="276" w:lineRule="auto"/>
+              <w:wordWrap/>
+            </w:pPr>
+            <w:r>
+              <w:rPr>
+                <w:rFonts w:ascii="Arial" w:eastAsia="Microsoft YaHei" w:hAnsi="Arial"/>
+                <w:sz w:val="17"/>
+              </w:rPr>
+              <w:t xml:space="preserve">表格数组</w:t>
+            </w:r>
+          </w:p>
+        </w:tc>
+        <w:tc>
+          <w:tcPr>
+            <w:tcW w:w="1054" w:type="dxa"/>
+            <w:vAlign w:val="center"/>
+            <w:tcMar>
+              <w:top w:w="110" w:type="dxa"/>
+              <w:left w:w="110" w:type="dxa"/>
+              <w:bottom w:w="110" w:type="dxa"/>
+              <w:right w:w="110" w:type="dxa"/>
+            </w:tcMar>
+          </w:tcPr>
+          <w:p>
+            <w:pPr>
+              <w:jc w:val="center"/>
+              <w:spacing w:after="55" w:line="276" w:lineRule="auto"/>
+              <w:wordWrap/>
+            </w:pPr>
+            <w:r>
+              <w:rPr>
+                <w:rFonts w:ascii="Arial" w:eastAsia="Microsoft YaHei" w:hAnsi="Arial"/>
+                <w:sz w:val="17"/>
+              </w:rPr>
+              <w:t xml:space="preserve">是</w:t>
+            </w:r>
+          </w:p>
+        </w:tc>
+        <w:tc>
+          <w:tcPr>
+            <w:tcW w:w="2243" w:type="dxa"/>
+            <w:vAlign w:val="center"/>
+            <w:tcMar>
+              <w:top w:w="110" w:type="dxa"/>
+              <w:left w:w="110" w:type="dxa"/>
+              <w:bottom w:w="110" w:type="dxa"/>
+              <w:right w:w="110" w:type="dxa"/>
+            </w:tcMar>
+          </w:tcPr>
+          <w:p>
+            <w:pPr>
+              <w:spacing w:after="55" w:line="276" w:lineRule="auto"/>
+              <w:wordWrap/>
+            </w:pPr>
+            <w:r>
+              <w:rPr>
+                <w:rFonts w:ascii="Arial" w:eastAsia="Microsoft YaHei" w:hAnsi="Arial"/>
+                <w:sz w:val="17"/>
+              </w:rPr>
+              <w:t xml:space="preserve">implementation section</w:t>
+            </w:r>
+          </w:p>
+        </w:tc>
+        <w:tc>
+          <w:tcPr>
+            <w:tcW w:w="1028" w:type="dxa"/>
+            <w:vAlign w:val="center"/>
+            <w:tcMar>
+              <w:top w:w="110" w:type="dxa"/>
+              <w:left w:w="110" w:type="dxa"/>
+              <w:bottom w:w="110" w:type="dxa"/>
+              <w:right w:w="110" w:type="dxa"/>
+            </w:tcMar>
+          </w:tcPr>
+          <w:p>
+            <w:pPr>
+              <w:jc w:val="center"/>
+              <w:spacing w:after="55" w:line="276" w:lineRule="auto"/>
+              <w:wordWrap/>
+            </w:pPr>
+            <w:r>
+              <w:rPr>
+                <w:rFonts w:ascii="Arial" w:eastAsia="Microsoft YaHei" w:hAnsi="Arial"/>
+                <w:sz w:val="17"/>
+              </w:rPr>
+              <w:t xml:space="preserve">否</w:t>
+            </w:r>
+          </w:p>
+        </w:tc>
+      </w:tr>
+      <w:tr>
+        <w:tc>
+          <w:tcPr>
+            <w:tcW w:w="1980" w:type="dxa"/>
+            <w:vAlign w:val="center"/>
+            <w:tcMar>
+              <w:top w:w="110" w:type="dxa"/>
+              <w:left w:w="110" w:type="dxa"/>
+              <w:bottom w:w="110" w:type="dxa"/>
+              <w:right w:w="110" w:type="dxa"/>
+            </w:tcMar>
+          </w:tcPr>
+          <w:p>
+            <w:pPr>
+              <w:spacing w:after="55" w:line="276" w:lineRule="auto"/>
+              <w:wordWrap/>
+            </w:pPr>
+            <w:r>
+              <w:rPr>
+                <w:rFonts w:ascii="Arial" w:eastAsia="Microsoft YaHei" w:hAnsi="Arial"/>
+                <w:sz w:val="17"/>
+              </w:rPr>
+              <w:t xml:space="preserve">evidence_​source_​pack</w:t>
+            </w:r>
+          </w:p>
+        </w:tc>
+        <w:tc>
+          <w:tcPr>
+            <w:tcW w:w="1530" w:type="dxa"/>
+            <w:vAlign w:val="center"/>
+            <w:tcMar>
+              <w:top w:w="110" w:type="dxa"/>
+              <w:left w:w="110" w:type="dxa"/>
+              <w:bottom w:w="110" w:type="dxa"/>
+              <w:right w:w="110" w:type="dxa"/>
+            </w:tcMar>
+          </w:tcPr>
+          <w:p>
+            <w:pPr>
+              <w:spacing w:after="55" w:line="276" w:lineRule="auto"/>
+              <w:wordWrap/>
+            </w:pPr>
+            <w:r>
+              <w:rPr>
+                <w:rFonts w:ascii="Arial" w:eastAsia="Microsoft YaHei" w:hAnsi="Arial"/>
+                <w:sz w:val="17"/>
+              </w:rPr>
+              <w:t xml:space="preserve">真实来源包</w:t>
+            </w:r>
+          </w:p>
+        </w:tc>
+        <w:tc>
+          <w:tcPr>
+            <w:tcW w:w="965" w:type="dxa"/>
+            <w:vAlign w:val="center"/>
+            <w:tcMar>
+              <w:top w:w="110" w:type="dxa"/>
+              <w:left w:w="110" w:type="dxa"/>
+              <w:bottom w:w="110" w:type="dxa"/>
+              <w:right w:w="110" w:type="dxa"/>
+            </w:tcMar>
+          </w:tcPr>
+          <w:p>
+            <w:pPr>
+              <w:spacing w:after="55" w:line="276" w:lineRule="auto"/>
+              <w:wordWrap/>
+            </w:pPr>
+            <w:r>
+              <w:rPr>
+                <w:rFonts w:ascii="Arial" w:eastAsia="Microsoft YaHei" w:hAnsi="Arial"/>
+                <w:sz w:val="17"/>
+              </w:rPr>
+              <w:t xml:space="preserve">来源对象数组</w:t>
+            </w:r>
+          </w:p>
+        </w:tc>
+        <w:tc>
+          <w:tcPr>
+            <w:tcW w:w="1054" w:type="dxa"/>
+            <w:vAlign w:val="center"/>
+            <w:tcMar>
+              <w:top w:w="110" w:type="dxa"/>
+              <w:left w:w="110" w:type="dxa"/>
+              <w:bottom w:w="110" w:type="dxa"/>
+              <w:right w:w="110" w:type="dxa"/>
+            </w:tcMar>
+          </w:tcPr>
+          <w:p>
+            <w:pPr>
+              <w:jc w:val="center"/>
+              <w:spacing w:after="55" w:line="276" w:lineRule="auto"/>
+              <w:wordWrap/>
+            </w:pPr>
+            <w:r>
+              <w:rPr>
+                <w:rFonts w:ascii="Arial" w:eastAsia="Microsoft YaHei" w:hAnsi="Arial"/>
+                <w:sz w:val="17"/>
+              </w:rPr>
+              <w:t xml:space="preserve">真实数据模式必填</w:t>
+            </w:r>
+          </w:p>
+        </w:tc>
+        <w:tc>
+          <w:tcPr>
+            <w:tcW w:w="2243" w:type="dxa"/>
+            <w:vAlign w:val="center"/>
+            <w:tcMar>
+              <w:top w:w="110" w:type="dxa"/>
+              <w:left w:w="110" w:type="dxa"/>
+              <w:bottom w:w="110" w:type="dxa"/>
+              <w:right w:w="110" w:type="dxa"/>
+            </w:tcMar>
+          </w:tcPr>
+          <w:p>
+            <w:pPr>
+              <w:spacing w:after="55" w:line="276" w:lineRule="auto"/>
+              <w:wordWrap/>
+            </w:pPr>
+            <w:r>
+              <w:rPr>
+                <w:rFonts w:ascii="Arial" w:eastAsia="Microsoft YaHei" w:hAnsi="Arial"/>
+                <w:sz w:val="17"/>
+              </w:rPr>
+              <w:t xml:space="preserve">real-​data /​ evidence section</w:t>
+            </w:r>
+          </w:p>
+        </w:tc>
+        <w:tc>
+          <w:tcPr>
+            <w:tcW w:w="1028" w:type="dxa"/>
+            <w:vAlign w:val="center"/>
+            <w:tcMar>
+              <w:top w:w="110" w:type="dxa"/>
+              <w:left w:w="110" w:type="dxa"/>
+              <w:bottom w:w="110" w:type="dxa"/>
+              <w:right w:w="110" w:type="dxa"/>
+            </w:tcMar>
+          </w:tcPr>
+          <w:p>
+            <w:pPr>
+              <w:jc w:val="center"/>
+              <w:spacing w:after="55" w:line="276" w:lineRule="auto"/>
+              <w:wordWrap/>
+            </w:pPr>
+            <w:r>
+              <w:rPr>
+                <w:rFonts w:ascii="Arial" w:eastAsia="Microsoft YaHei" w:hAnsi="Arial"/>
+                <w:sz w:val="17"/>
+              </w:rPr>
+              <w:t xml:space="preserve">部分进入</w:t>
+            </w:r>
+          </w:p>
+        </w:tc>
+      </w:tr>
+      <w:tr>
+        <w:tc>
+          <w:tcPr>
+            <w:tcW w:w="1980" w:type="dxa"/>
+            <w:vAlign w:val="center"/>
+            <w:tcMar>
+              <w:top w:w="110" w:type="dxa"/>
+              <w:left w:w="110" w:type="dxa"/>
+              <w:bottom w:w="110" w:type="dxa"/>
+              <w:right w:w="110" w:type="dxa"/>
+            </w:tcMar>
+          </w:tcPr>
+          <w:p>
+            <w:pPr>
+              <w:spacing w:after="55" w:line="276" w:lineRule="auto"/>
+              <w:wordWrap/>
+            </w:pPr>
+            <w:r>
+              <w:rPr>
+                <w:rFonts w:ascii="Arial" w:eastAsia="Microsoft YaHei" w:hAnsi="Arial"/>
+                <w:sz w:val="17"/>
+              </w:rPr>
+              <w:t xml:space="preserve">ai_​answer_​samples</w:t>
+            </w:r>
+          </w:p>
+        </w:tc>
+        <w:tc>
+          <w:tcPr>
+            <w:tcW w:w="1530" w:type="dxa"/>
+            <w:vAlign w:val="center"/>
+            <w:tcMar>
+              <w:top w:w="110" w:type="dxa"/>
+              <w:left w:w="110" w:type="dxa"/>
+              <w:bottom w:w="110" w:type="dxa"/>
+              <w:right w:w="110" w:type="dxa"/>
+            </w:tcMar>
+          </w:tcPr>
+          <w:p>
+            <w:pPr>
+              <w:spacing w:after="55" w:line="276" w:lineRule="auto"/>
+              <w:wordWrap/>
+            </w:pPr>
+            <w:r>
+              <w:rPr>
+                <w:rFonts w:ascii="Arial" w:eastAsia="Microsoft YaHei" w:hAnsi="Arial"/>
+                <w:sz w:val="17"/>
+              </w:rPr>
+              <w:t xml:space="preserve">AI 平台答案样本</w:t>
+            </w:r>
+          </w:p>
+        </w:tc>
+        <w:tc>
+          <w:tcPr>
+            <w:tcW w:w="965" w:type="dxa"/>
+            <w:vAlign w:val="center"/>
+            <w:tcMar>
+              <w:top w:w="110" w:type="dxa"/>
+              <w:left w:w="110" w:type="dxa"/>
+              <w:bottom w:w="110" w:type="dxa"/>
+              <w:right w:w="110" w:type="dxa"/>
+            </w:tcMar>
+          </w:tcPr>
+          <w:p>
+            <w:pPr>
+              <w:spacing w:after="55" w:line="276" w:lineRule="auto"/>
+              <w:wordWrap/>
+            </w:pPr>
+            <w:r>
+              <w:rPr>
+                <w:rFonts w:ascii="Arial" w:eastAsia="Microsoft YaHei" w:hAnsi="Arial"/>
+                <w:sz w:val="17"/>
+              </w:rPr>
+              <w:t xml:space="preserve">问答样本数组</w:t>
+            </w:r>
+          </w:p>
+        </w:tc>
+        <w:tc>
+          <w:tcPr>
+            <w:tcW w:w="1054" w:type="dxa"/>
+            <w:vAlign w:val="center"/>
+            <w:tcMar>
+              <w:top w:w="110" w:type="dxa"/>
+              <w:left w:w="110" w:type="dxa"/>
+              <w:bottom w:w="110" w:type="dxa"/>
+              <w:right w:w="110" w:type="dxa"/>
+            </w:tcMar>
+          </w:tcPr>
+          <w:p>
+            <w:pPr>
+              <w:jc w:val="center"/>
+              <w:spacing w:after="55" w:line="276" w:lineRule="auto"/>
+              <w:wordWrap/>
+            </w:pPr>
+            <w:r>
+              <w:rPr>
+                <w:rFonts w:ascii="Arial" w:eastAsia="Microsoft YaHei" w:hAnsi="Arial"/>
+                <w:sz w:val="17"/>
+              </w:rPr>
+              <w:t xml:space="preserve">可选</w:t>
+            </w:r>
+          </w:p>
+        </w:tc>
+        <w:tc>
+          <w:tcPr>
+            <w:tcW w:w="2243" w:type="dxa"/>
+            <w:vAlign w:val="center"/>
+            <w:tcMar>
+              <w:top w:w="110" w:type="dxa"/>
+              <w:left w:w="110" w:type="dxa"/>
+              <w:bottom w:w="110" w:type="dxa"/>
+              <w:right w:w="110" w:type="dxa"/>
+            </w:tcMar>
+          </w:tcPr>
+          <w:p>
+            <w:pPr>
+              <w:spacing w:after="55" w:line="276" w:lineRule="auto"/>
+              <w:wordWrap/>
+            </w:pPr>
+            <w:r>
+              <w:rPr>
+                <w:rFonts w:ascii="Arial" w:eastAsia="Microsoft YaHei" w:hAnsi="Arial"/>
+                <w:sz w:val="17"/>
+              </w:rPr>
+              <w:t xml:space="preserve">diagnostics appendix</w:t>
+            </w:r>
+          </w:p>
+        </w:tc>
+        <w:tc>
+          <w:tcPr>
+            <w:tcW w:w="1028" w:type="dxa"/>
+            <w:vAlign w:val="center"/>
+            <w:tcMar>
+              <w:top w:w="110" w:type="dxa"/>
+              <w:left w:w="110" w:type="dxa"/>
+              <w:bottom w:w="110" w:type="dxa"/>
+              <w:right w:w="110" w:type="dxa"/>
+            </w:tcMar>
+          </w:tcPr>
+          <w:p>
+            <w:pPr>
+              <w:jc w:val="center"/>
+              <w:spacing w:after="55" w:line="276" w:lineRule="auto"/>
+              <w:wordWrap/>
+            </w:pPr>
+            <w:r>
+              <w:rPr>
+                <w:rFonts w:ascii="Arial" w:eastAsia="Microsoft YaHei" w:hAnsi="Arial"/>
+                <w:sz w:val="17"/>
+              </w:rPr>
+              <w:t xml:space="preserve">否</w:t>
+            </w:r>
+          </w:p>
+        </w:tc>
+      </w:tr>
+      <w:tr>
+        <w:tc>
+          <w:tcPr>
+            <w:tcW w:w="1980" w:type="dxa"/>
+            <w:vAlign w:val="center"/>
+            <w:tcMar>
+              <w:top w:w="110" w:type="dxa"/>
+              <w:left w:w="110" w:type="dxa"/>
+              <w:bottom w:w="110" w:type="dxa"/>
+              <w:right w:w="110" w:type="dxa"/>
+            </w:tcMar>
+          </w:tcPr>
+          <w:p>
+            <w:pPr>
+              <w:spacing w:after="55" w:line="276" w:lineRule="auto"/>
+              <w:wordWrap/>
+            </w:pPr>
+            <w:r>
+              <w:rPr>
+                <w:rFonts w:ascii="Arial" w:eastAsia="Microsoft YaHei" w:hAnsi="Arial"/>
+                <w:sz w:val="17"/>
+              </w:rPr>
+              <w:t xml:space="preserve">data_​mode</w:t>
+            </w:r>
+          </w:p>
+        </w:tc>
+        <w:tc>
+          <w:tcPr>
+            <w:tcW w:w="1530" w:type="dxa"/>
+            <w:vAlign w:val="center"/>
+            <w:tcMar>
+              <w:top w:w="110" w:type="dxa"/>
+              <w:left w:w="110" w:type="dxa"/>
+              <w:bottom w:w="110" w:type="dxa"/>
+              <w:right w:w="110" w:type="dxa"/>
+            </w:tcMar>
+          </w:tcPr>
+          <w:p>
+            <w:pPr>
+              <w:spacing w:after="55" w:line="276" w:lineRule="auto"/>
+              <w:wordWrap/>
+            </w:pPr>
+            <w:r>
+              <w:rPr>
+                <w:rFonts w:ascii="Arial" w:eastAsia="Microsoft YaHei" w:hAnsi="Arial"/>
+                <w:sz w:val="17"/>
+              </w:rPr>
+              <w:t xml:space="preserve">数据模式</w:t>
+            </w:r>
+          </w:p>
+        </w:tc>
+        <w:tc>
+          <w:tcPr>
+            <w:tcW w:w="965" w:type="dxa"/>
+            <w:vAlign w:val="center"/>
+            <w:tcMar>
+              <w:top w:w="110" w:type="dxa"/>
+              <w:left w:w="110" w:type="dxa"/>
+              <w:bottom w:w="110" w:type="dxa"/>
+              <w:right w:w="110" w:type="dxa"/>
+            </w:tcMar>
+          </w:tcPr>
+          <w:p>
+            <w:pPr>
+              <w:spacing w:after="55" w:line="276" w:lineRule="auto"/>
+              <w:wordWrap/>
+            </w:pPr>
+            <w:r>
+              <w:rPr>
+                <w:rFonts w:ascii="Arial" w:eastAsia="Microsoft YaHei" w:hAnsi="Arial"/>
+                <w:sz w:val="17"/>
+              </w:rPr>
+              <w:t xml:space="preserve">枚举</w:t>
+            </w:r>
+          </w:p>
+        </w:tc>
+        <w:tc>
+          <w:tcPr>
+            <w:tcW w:w="1054" w:type="dxa"/>
+            <w:vAlign w:val="center"/>
+            <w:tcMar>
+              <w:top w:w="110" w:type="dxa"/>
+              <w:left w:w="110" w:type="dxa"/>
+              <w:bottom w:w="110" w:type="dxa"/>
+              <w:right w:w="110" w:type="dxa"/>
+            </w:tcMar>
+          </w:tcPr>
+          <w:p>
+            <w:pPr>
+              <w:jc w:val="center"/>
+              <w:spacing w:after="55" w:line="276" w:lineRule="auto"/>
+              <w:wordWrap/>
+            </w:pPr>
+            <w:r>
+              <w:rPr>
+                <w:rFonts w:ascii="Arial" w:eastAsia="Microsoft YaHei" w:hAnsi="Arial"/>
+                <w:sz w:val="17"/>
+              </w:rPr>
+              <w:t xml:space="preserve">是</w:t>
+            </w:r>
+          </w:p>
+        </w:tc>
+        <w:tc>
+          <w:tcPr>
+            <w:tcW w:w="2243" w:type="dxa"/>
+            <w:vAlign w:val="center"/>
+            <w:tcMar>
+              <w:top w:w="110" w:type="dxa"/>
+              <w:left w:w="110" w:type="dxa"/>
+              <w:bottom w:w="110" w:type="dxa"/>
+              <w:right w:w="110" w:type="dxa"/>
+            </w:tcMar>
+          </w:tcPr>
+          <w:p>
+            <w:pPr>
+              <w:spacing w:after="55" w:line="276" w:lineRule="auto"/>
+              <w:wordWrap/>
+            </w:pPr>
+            <w:r>
+              <w:rPr>
+                <w:rFonts w:ascii="Arial" w:eastAsia="Microsoft YaHei" w:hAnsi="Arial"/>
+                <w:sz w:val="17"/>
+              </w:rPr>
+              <w:t xml:space="preserve">input-​boundary section</w:t>
+            </w:r>
+          </w:p>
+        </w:tc>
+        <w:tc>
+          <w:tcPr>
+            <w:tcW w:w="1028" w:type="dxa"/>
+            <w:vAlign w:val="center"/>
+            <w:tcMar>
+              <w:top w:w="110" w:type="dxa"/>
+              <w:left w:w="110" w:type="dxa"/>
+              <w:bottom w:w="110" w:type="dxa"/>
+              <w:right w:w="110" w:type="dxa"/>
+            </w:tcMar>
+          </w:tcPr>
+          <w:p>
+            <w:pPr>
+              <w:jc w:val="center"/>
+              <w:spacing w:after="55" w:line="276" w:lineRule="auto"/>
+              <w:wordWrap/>
+            </w:pPr>
+            <w:r>
+              <w:rPr>
+                <w:rFonts w:ascii="Arial" w:eastAsia="Microsoft YaHei" w:hAnsi="Arial"/>
+                <w:sz w:val="17"/>
+              </w:rPr>
+              <w:t xml:space="preserve">否</w:t>
             </w:r>
           </w:p>
         </w:tc>
@@ -6128,9 +11083,681 @@
       </w:pPr>
       <w:r>
         <w:rPr>
+          <w:rFonts w:ascii="Georgia" w:eastAsia="Source Han Serif SC" w:hAnsi="Georgia"/>
+          <w:sz w:val="31"/>
+        </w:rPr>
+        <w:t xml:space="preserve">无障碍与页面体验要求</w:t>
+      </w:r>
+    </w:p>
+    <w:p>
+      <w:pPr>
+        <w:spacing w:after="75" w:line="276" w:lineRule="auto"/>
+        <w:wordWrap/>
+      </w:pPr>
+      <w:r>
+        <w:rPr>
           <w:rFonts w:ascii="Arial" w:eastAsia="Microsoft YaHei" w:hAnsi="Arial"/>
+          <w:sz w:val="21"/>
+        </w:rPr>
+        <w:t xml:space="preserve">本节把长报告和真实页面的阅读体验纳入交付范围，确保页面结构能被人和机器稳定导航。</w:t>
+      </w:r>
+    </w:p>
+    <w:tbl>
+      <w:tblPr>
+        <w:tblW w:w="8800" w:type="dxa"/>
+        <w:tblInd w:w="0" w:type="dxa"/>
+        <w:tblLayout w:type="fixed"/>
+        <w:tblCellMar>
+          <w:top w:w="110" w:type="dxa"/>
+          <w:left w:w="110" w:type="dxa"/>
+          <w:bottom w:w="110" w:type="dxa"/>
+          <w:right w:w="110" w:type="dxa"/>
+        </w:tblCellMar>
+        <w:tblBorders>
+          <w:top w:val="single" w:sz="6" w:color="E8E5DA"/>
+          <w:left w:val="single" w:sz="6" w:color="E8E5DA"/>
+          <w:bottom w:val="single" w:sz="6" w:color="E8E5DA"/>
+          <w:right w:val="single" w:sz="6" w:color="E8E5DA"/>
+          <w:insideH w:val="single" w:sz="6" w:color="E8E5DA"/>
+          <w:insideV w:val="single" w:sz="6" w:color="E8E5DA"/>
+        </w:tblBorders>
+      </w:tblPr>
+      <w:tblGrid>
+        <w:gridCol w:w="1100"/>
+        <w:gridCol w:w="2058"/>
+        <w:gridCol w:w="3008"/>
+        <w:gridCol w:w="2634"/>
+      </w:tblGrid>
+      <w:tr>
+        <w:tc>
+          <w:tcPr>
+            <w:tcW w:w="1100" w:type="dxa"/>
+            <w:vAlign w:val="center"/>
+            <w:shd w:fill="F3F0E8"/>
+            <w:tcMar>
+              <w:top w:w="110" w:type="dxa"/>
+              <w:left w:w="110" w:type="dxa"/>
+              <w:bottom w:w="110" w:type="dxa"/>
+              <w:right w:w="110" w:type="dxa"/>
+            </w:tcMar>
+          </w:tcPr>
+          <w:p>
+            <w:pPr>
+              <w:spacing w:after="55" w:line="276" w:lineRule="auto"/>
+              <w:wordWrap/>
+            </w:pPr>
+            <w:r>
+              <w:rPr>
+                <w:rFonts w:ascii="Arial" w:eastAsia="Microsoft YaHei" w:hAnsi="Arial"/>
+                <w:sz w:val="17"/>
+                <w:b/>
+              </w:rPr>
+              <w:t xml:space="preserve">要求</w:t>
+            </w:r>
+          </w:p>
+        </w:tc>
+        <w:tc>
+          <w:tcPr>
+            <w:tcW w:w="2058" w:type="dxa"/>
+            <w:vAlign w:val="center"/>
+            <w:shd w:fill="F3F0E8"/>
+            <w:tcMar>
+              <w:top w:w="110" w:type="dxa"/>
+              <w:left w:w="110" w:type="dxa"/>
+              <w:bottom w:w="110" w:type="dxa"/>
+              <w:right w:w="110" w:type="dxa"/>
+            </w:tcMar>
+          </w:tcPr>
+          <w:p>
+            <w:pPr>
+              <w:spacing w:after="55" w:line="276" w:lineRule="auto"/>
+              <w:wordWrap/>
+            </w:pPr>
+            <w:r>
+              <w:rPr>
+                <w:rFonts w:ascii="Arial" w:eastAsia="Microsoft YaHei" w:hAnsi="Arial"/>
+                <w:sz w:val="17"/>
+                <w:b/>
+              </w:rPr>
+              <w:t xml:space="preserve">依据</w:t>
+            </w:r>
+          </w:p>
+        </w:tc>
+        <w:tc>
+          <w:tcPr>
+            <w:tcW w:w="3008" w:type="dxa"/>
+            <w:vAlign w:val="center"/>
+            <w:shd w:fill="F3F0E8"/>
+            <w:tcMar>
+              <w:top w:w="110" w:type="dxa"/>
+              <w:left w:w="110" w:type="dxa"/>
+              <w:bottom w:w="110" w:type="dxa"/>
+              <w:right w:w="110" w:type="dxa"/>
+            </w:tcMar>
+          </w:tcPr>
+          <w:p>
+            <w:pPr>
+              <w:spacing w:after="55" w:line="276" w:lineRule="auto"/>
+              <w:wordWrap/>
+            </w:pPr>
+            <w:r>
+              <w:rPr>
+                <w:rFonts w:ascii="Arial" w:eastAsia="Microsoft YaHei" w:hAnsi="Arial"/>
+                <w:sz w:val="17"/>
+                <w:b/>
+              </w:rPr>
+              <w:t xml:space="preserve">页面设计</w:t>
+            </w:r>
+          </w:p>
+        </w:tc>
+        <w:tc>
+          <w:tcPr>
+            <w:tcW w:w="2634" w:type="dxa"/>
+            <w:vAlign w:val="center"/>
+            <w:shd w:fill="F3F0E8"/>
+            <w:tcMar>
+              <w:top w:w="110" w:type="dxa"/>
+              <w:left w:w="110" w:type="dxa"/>
+              <w:bottom w:w="110" w:type="dxa"/>
+              <w:right w:w="110" w:type="dxa"/>
+            </w:tcMar>
+          </w:tcPr>
+          <w:p>
+            <w:pPr>
+              <w:spacing w:after="55" w:line="276" w:lineRule="auto"/>
+              <w:wordWrap/>
+            </w:pPr>
+            <w:r>
+              <w:rPr>
+                <w:rFonts w:ascii="Arial" w:eastAsia="Microsoft YaHei" w:hAnsi="Arial"/>
+                <w:sz w:val="17"/>
+                <w:b/>
+              </w:rPr>
+              <w:t xml:space="preserve">验收方式</w:t>
+            </w:r>
+          </w:p>
+        </w:tc>
+      </w:tr>
+      <w:tr>
+        <w:tc>
+          <w:tcPr>
+            <w:tcW w:w="1100" w:type="dxa"/>
+            <w:vAlign w:val="center"/>
+            <w:tcMar>
+              <w:top w:w="110" w:type="dxa"/>
+              <w:left w:w="110" w:type="dxa"/>
+              <w:bottom w:w="110" w:type="dxa"/>
+              <w:right w:w="110" w:type="dxa"/>
+            </w:tcMar>
+          </w:tcPr>
+          <w:p>
+            <w:pPr>
+              <w:spacing w:after="55" w:line="276" w:lineRule="auto"/>
+              <w:wordWrap/>
+            </w:pPr>
+            <w:r>
+              <w:rPr>
+                <w:rFonts w:ascii="Arial" w:eastAsia="Microsoft YaHei" w:hAnsi="Arial"/>
+                <w:sz w:val="17"/>
+              </w:rPr>
+              <w:t xml:space="preserve">固定目录菜单</w:t>
+            </w:r>
+          </w:p>
+        </w:tc>
+        <w:tc>
+          <w:tcPr>
+            <w:tcW w:w="2058" w:type="dxa"/>
+            <w:vAlign w:val="center"/>
+            <w:tcMar>
+              <w:top w:w="110" w:type="dxa"/>
+              <w:left w:w="110" w:type="dxa"/>
+              <w:bottom w:w="110" w:type="dxa"/>
+              <w:right w:w="110" w:type="dxa"/>
+            </w:tcMar>
+          </w:tcPr>
+          <w:p>
+            <w:pPr>
+              <w:spacing w:after="55" w:line="276" w:lineRule="auto"/>
+              <w:wordWrap/>
+            </w:pPr>
+            <w:r>
+              <w:rPr>
+                <w:rFonts w:ascii="Arial" w:eastAsia="Microsoft YaHei" w:hAnsi="Arial"/>
+                <w:sz w:val="17"/>
+              </w:rPr>
+              <w:t xml:space="preserve">MDN position:​ sticky、长报告审阅需求</w:t>
+            </w:r>
+          </w:p>
+        </w:tc>
+        <w:tc>
+          <w:tcPr>
+            <w:tcW w:w="3008" w:type="dxa"/>
+            <w:vAlign w:val="center"/>
+            <w:tcMar>
+              <w:top w:w="110" w:type="dxa"/>
+              <w:left w:w="110" w:type="dxa"/>
+              <w:bottom w:w="110" w:type="dxa"/>
+              <w:right w:w="110" w:type="dxa"/>
+            </w:tcMar>
+          </w:tcPr>
+          <w:p>
+            <w:pPr>
+              <w:spacing w:after="55" w:line="276" w:lineRule="auto"/>
+              <w:wordWrap/>
+            </w:pPr>
+            <w:r>
+              <w:rPr>
+                <w:rFonts w:ascii="Arial" w:eastAsia="Microsoft YaHei" w:hAnsi="Arial"/>
+                <w:sz w:val="17"/>
+              </w:rPr>
+              <w:t xml:space="preserve">HTML 报告使用 toc-​bar、aria-​label、top:​0 和模块锚点</w:t>
+            </w:r>
+          </w:p>
+        </w:tc>
+        <w:tc>
+          <w:tcPr>
+            <w:tcW w:w="2634" w:type="dxa"/>
+            <w:vAlign w:val="center"/>
+            <w:tcMar>
+              <w:top w:w="110" w:type="dxa"/>
+              <w:left w:w="110" w:type="dxa"/>
+              <w:bottom w:w="110" w:type="dxa"/>
+              <w:right w:w="110" w:type="dxa"/>
+            </w:tcMar>
+          </w:tcPr>
+          <w:p>
+            <w:pPr>
+              <w:spacing w:after="55" w:line="276" w:lineRule="auto"/>
+              <w:wordWrap/>
+            </w:pPr>
+            <w:r>
+              <w:rPr>
+                <w:rFonts w:ascii="Arial" w:eastAsia="Microsoft YaHei" w:hAnsi="Arial"/>
+                <w:sz w:val="17"/>
+              </w:rPr>
+              <w:t xml:space="preserve">滚动页面时目录保持可见，移动端不横向挤压正文</w:t>
+            </w:r>
+          </w:p>
+        </w:tc>
+      </w:tr>
+      <w:tr>
+        <w:tc>
+          <w:tcPr>
+            <w:tcW w:w="1100" w:type="dxa"/>
+            <w:vAlign w:val="center"/>
+            <w:tcMar>
+              <w:top w:w="110" w:type="dxa"/>
+              <w:left w:w="110" w:type="dxa"/>
+              <w:bottom w:w="110" w:type="dxa"/>
+              <w:right w:w="110" w:type="dxa"/>
+            </w:tcMar>
+          </w:tcPr>
+          <w:p>
+            <w:pPr>
+              <w:spacing w:after="55" w:line="276" w:lineRule="auto"/>
+              <w:wordWrap/>
+            </w:pPr>
+            <w:r>
+              <w:rPr>
+                <w:rFonts w:ascii="Arial" w:eastAsia="Microsoft YaHei" w:hAnsi="Arial"/>
+                <w:sz w:val="17"/>
+              </w:rPr>
+              <w:t xml:space="preserve">标题层级</w:t>
+            </w:r>
+          </w:p>
+        </w:tc>
+        <w:tc>
+          <w:tcPr>
+            <w:tcW w:w="2058" w:type="dxa"/>
+            <w:vAlign w:val="center"/>
+            <w:tcMar>
+              <w:top w:w="110" w:type="dxa"/>
+              <w:left w:w="110" w:type="dxa"/>
+              <w:bottom w:w="110" w:type="dxa"/>
+              <w:right w:w="110" w:type="dxa"/>
+            </w:tcMar>
+          </w:tcPr>
+          <w:p>
+            <w:pPr>
+              <w:spacing w:after="55" w:line="276" w:lineRule="auto"/>
+              <w:wordWrap/>
+            </w:pPr>
+            <w:r>
+              <w:rPr>
+                <w:rFonts w:ascii="Arial" w:eastAsia="Microsoft YaHei" w:hAnsi="Arial"/>
+                <w:sz w:val="17"/>
+              </w:rPr>
+              <w:t xml:space="preserve">WCAG 2.​4.​6、WAI headings</w:t>
+            </w:r>
+          </w:p>
+        </w:tc>
+        <w:tc>
+          <w:tcPr>
+            <w:tcW w:w="3008" w:type="dxa"/>
+            <w:vAlign w:val="center"/>
+            <w:tcMar>
+              <w:top w:w="110" w:type="dxa"/>
+              <w:left w:w="110" w:type="dxa"/>
+              <w:bottom w:w="110" w:type="dxa"/>
+              <w:right w:w="110" w:type="dxa"/>
+            </w:tcMar>
+          </w:tcPr>
+          <w:p>
+            <w:pPr>
+              <w:spacing w:after="55" w:line="276" w:lineRule="auto"/>
+              <w:wordWrap/>
+            </w:pPr>
+            <w:r>
+              <w:rPr>
+                <w:rFonts w:ascii="Arial" w:eastAsia="Microsoft YaHei" w:hAnsi="Arial"/>
+                <w:sz w:val="17"/>
+              </w:rPr>
+              <w:t xml:space="preserve">页面只保留一个 H1，模块使用 H2，卡片内不跳级</w:t>
+            </w:r>
+          </w:p>
+        </w:tc>
+        <w:tc>
+          <w:tcPr>
+            <w:tcW w:w="2634" w:type="dxa"/>
+            <w:vAlign w:val="center"/>
+            <w:tcMar>
+              <w:top w:w="110" w:type="dxa"/>
+              <w:left w:w="110" w:type="dxa"/>
+              <w:bottom w:w="110" w:type="dxa"/>
+              <w:right w:w="110" w:type="dxa"/>
+            </w:tcMar>
+          </w:tcPr>
+          <w:p>
+            <w:pPr>
+              <w:spacing w:after="55" w:line="276" w:lineRule="auto"/>
+              <w:wordWrap/>
+            </w:pPr>
+            <w:r>
+              <w:rPr>
+                <w:rFonts w:ascii="Arial" w:eastAsia="Microsoft YaHei" w:hAnsi="Arial"/>
+                <w:sz w:val="17"/>
+              </w:rPr>
+              <w:t xml:space="preserve">抽查 HTML heading outline，锚点跳转不遮挡标题</w:t>
+            </w:r>
+          </w:p>
+        </w:tc>
+      </w:tr>
+      <w:tr>
+        <w:tc>
+          <w:tcPr>
+            <w:tcW w:w="1100" w:type="dxa"/>
+            <w:vAlign w:val="center"/>
+            <w:tcMar>
+              <w:top w:w="110" w:type="dxa"/>
+              <w:left w:w="110" w:type="dxa"/>
+              <w:bottom w:w="110" w:type="dxa"/>
+              <w:right w:w="110" w:type="dxa"/>
+            </w:tcMar>
+          </w:tcPr>
+          <w:p>
+            <w:pPr>
+              <w:spacing w:after="55" w:line="276" w:lineRule="auto"/>
+              <w:wordWrap/>
+            </w:pPr>
+            <w:r>
+              <w:rPr>
+                <w:rFonts w:ascii="Arial" w:eastAsia="Microsoft YaHei" w:hAnsi="Arial"/>
+                <w:sz w:val="17"/>
+              </w:rPr>
+              <w:t xml:space="preserve">键盘焦点</w:t>
+            </w:r>
+          </w:p>
+        </w:tc>
+        <w:tc>
+          <w:tcPr>
+            <w:tcW w:w="2058" w:type="dxa"/>
+            <w:vAlign w:val="center"/>
+            <w:tcMar>
+              <w:top w:w="110" w:type="dxa"/>
+              <w:left w:w="110" w:type="dxa"/>
+              <w:bottom w:w="110" w:type="dxa"/>
+              <w:right w:w="110" w:type="dxa"/>
+            </w:tcMar>
+          </w:tcPr>
+          <w:p>
+            <w:pPr>
+              <w:spacing w:after="55" w:line="276" w:lineRule="auto"/>
+              <w:wordWrap/>
+            </w:pPr>
+            <w:r>
+              <w:rPr>
+                <w:rFonts w:ascii="Arial" w:eastAsia="Microsoft YaHei" w:hAnsi="Arial"/>
+                <w:sz w:val="17"/>
+              </w:rPr>
+              <w:t xml:space="preserve">WCAG 2.​4.​7 Focus Visible</w:t>
+            </w:r>
+          </w:p>
+        </w:tc>
+        <w:tc>
+          <w:tcPr>
+            <w:tcW w:w="3008" w:type="dxa"/>
+            <w:vAlign w:val="center"/>
+            <w:tcMar>
+              <w:top w:w="110" w:type="dxa"/>
+              <w:left w:w="110" w:type="dxa"/>
+              <w:bottom w:w="110" w:type="dxa"/>
+              <w:right w:w="110" w:type="dxa"/>
+            </w:tcMar>
+          </w:tcPr>
+          <w:p>
+            <w:pPr>
+              <w:spacing w:after="55" w:line="276" w:lineRule="auto"/>
+              <w:wordWrap/>
+            </w:pPr>
+            <w:r>
+              <w:rPr>
+                <w:rFonts w:ascii="Arial" w:eastAsia="Microsoft YaHei" w:hAnsi="Arial"/>
+                <w:sz w:val="17"/>
+              </w:rPr>
+              <w:t xml:space="preserve">目录链接和 CTA 有可见 focus 样式</w:t>
+            </w:r>
+          </w:p>
+        </w:tc>
+        <w:tc>
+          <w:tcPr>
+            <w:tcW w:w="2634" w:type="dxa"/>
+            <w:vAlign w:val="center"/>
+            <w:tcMar>
+              <w:top w:w="110" w:type="dxa"/>
+              <w:left w:w="110" w:type="dxa"/>
+              <w:bottom w:w="110" w:type="dxa"/>
+              <w:right w:w="110" w:type="dxa"/>
+            </w:tcMar>
+          </w:tcPr>
+          <w:p>
+            <w:pPr>
+              <w:spacing w:after="55" w:line="276" w:lineRule="auto"/>
+              <w:wordWrap/>
+            </w:pPr>
+            <w:r>
+              <w:rPr>
+                <w:rFonts w:ascii="Arial" w:eastAsia="Microsoft YaHei" w:hAnsi="Arial"/>
+                <w:sz w:val="17"/>
+              </w:rPr>
+              <w:t xml:space="preserve">Tab 导航可见，焦点不被 sticky 菜单遮挡</w:t>
+            </w:r>
+          </w:p>
+        </w:tc>
+      </w:tr>
+      <w:tr>
+        <w:tc>
+          <w:tcPr>
+            <w:tcW w:w="1100" w:type="dxa"/>
+            <w:vAlign w:val="center"/>
+            <w:tcMar>
+              <w:top w:w="110" w:type="dxa"/>
+              <w:left w:w="110" w:type="dxa"/>
+              <w:bottom w:w="110" w:type="dxa"/>
+              <w:right w:w="110" w:type="dxa"/>
+            </w:tcMar>
+          </w:tcPr>
+          <w:p>
+            <w:pPr>
+              <w:spacing w:after="55" w:line="276" w:lineRule="auto"/>
+              <w:wordWrap/>
+            </w:pPr>
+            <w:r>
+              <w:rPr>
+                <w:rFonts w:ascii="Arial" w:eastAsia="Microsoft YaHei" w:hAnsi="Arial"/>
+                <w:sz w:val="17"/>
+              </w:rPr>
+              <w:t xml:space="preserve">移动端阅读</w:t>
+            </w:r>
+          </w:p>
+        </w:tc>
+        <w:tc>
+          <w:tcPr>
+            <w:tcW w:w="2058" w:type="dxa"/>
+            <w:vAlign w:val="center"/>
+            <w:tcMar>
+              <w:top w:w="110" w:type="dxa"/>
+              <w:left w:w="110" w:type="dxa"/>
+              <w:bottom w:w="110" w:type="dxa"/>
+              <w:right w:w="110" w:type="dxa"/>
+            </w:tcMar>
+          </w:tcPr>
+          <w:p>
+            <w:pPr>
+              <w:spacing w:after="55" w:line="276" w:lineRule="auto"/>
+              <w:wordWrap/>
+            </w:pPr>
+            <w:r>
+              <w:rPr>
+                <w:rFonts w:ascii="Arial" w:eastAsia="Microsoft YaHei" w:hAnsi="Arial"/>
+                <w:sz w:val="17"/>
+              </w:rPr>
+              <w:t xml:space="preserve">Google 页面体验与移动可读性</w:t>
+            </w:r>
+          </w:p>
+        </w:tc>
+        <w:tc>
+          <w:tcPr>
+            <w:tcW w:w="3008" w:type="dxa"/>
+            <w:vAlign w:val="center"/>
+            <w:tcMar>
+              <w:top w:w="110" w:type="dxa"/>
+              <w:left w:w="110" w:type="dxa"/>
+              <w:bottom w:w="110" w:type="dxa"/>
+              <w:right w:w="110" w:type="dxa"/>
+            </w:tcMar>
+          </w:tcPr>
+          <w:p>
+            <w:pPr>
+              <w:spacing w:after="55" w:line="276" w:lineRule="auto"/>
+              <w:wordWrap/>
+            </w:pPr>
+            <w:r>
+              <w:rPr>
+                <w:rFonts w:ascii="Arial" w:eastAsia="Microsoft YaHei" w:hAnsi="Arial"/>
+                <w:sz w:val="17"/>
+              </w:rPr>
+              <w:t xml:space="preserve">表格可横向滚动，菜单项固定宽度，正文不被菜单覆盖</w:t>
+            </w:r>
+          </w:p>
+        </w:tc>
+        <w:tc>
+          <w:tcPr>
+            <w:tcW w:w="2634" w:type="dxa"/>
+            <w:vAlign w:val="center"/>
+            <w:tcMar>
+              <w:top w:w="110" w:type="dxa"/>
+              <w:left w:w="110" w:type="dxa"/>
+              <w:bottom w:w="110" w:type="dxa"/>
+              <w:right w:w="110" w:type="dxa"/>
+            </w:tcMar>
+          </w:tcPr>
+          <w:p>
+            <w:pPr>
+              <w:spacing w:after="55" w:line="276" w:lineRule="auto"/>
+              <w:wordWrap/>
+            </w:pPr>
+            <w:r>
+              <w:rPr>
+                <w:rFonts w:ascii="Arial" w:eastAsia="Microsoft YaHei" w:hAnsi="Arial"/>
+                <w:sz w:val="17"/>
+              </w:rPr>
+              <w:t xml:space="preserve">375px 宽度截图检查无文字溢出</w:t>
+            </w:r>
+          </w:p>
+        </w:tc>
+      </w:tr>
+      <w:tr>
+        <w:tc>
+          <w:tcPr>
+            <w:tcW w:w="1100" w:type="dxa"/>
+            <w:vAlign w:val="center"/>
+            <w:tcMar>
+              <w:top w:w="110" w:type="dxa"/>
+              <w:left w:w="110" w:type="dxa"/>
+              <w:bottom w:w="110" w:type="dxa"/>
+              <w:right w:w="110" w:type="dxa"/>
+            </w:tcMar>
+          </w:tcPr>
+          <w:p>
+            <w:pPr>
+              <w:spacing w:after="55" w:line="276" w:lineRule="auto"/>
+              <w:wordWrap/>
+            </w:pPr>
+            <w:r>
+              <w:rPr>
+                <w:rFonts w:ascii="Arial" w:eastAsia="Microsoft YaHei" w:hAnsi="Arial"/>
+                <w:sz w:val="17"/>
+              </w:rPr>
+              <w:t xml:space="preserve">公众号版本</w:t>
+            </w:r>
+          </w:p>
+        </w:tc>
+        <w:tc>
+          <w:tcPr>
+            <w:tcW w:w="2058" w:type="dxa"/>
+            <w:vAlign w:val="center"/>
+            <w:tcMar>
+              <w:top w:w="110" w:type="dxa"/>
+              <w:left w:w="110" w:type="dxa"/>
+              <w:bottom w:w="110" w:type="dxa"/>
+              <w:right w:w="110" w:type="dxa"/>
+            </w:tcMar>
+          </w:tcPr>
+          <w:p>
+            <w:pPr>
+              <w:spacing w:after="55" w:line="276" w:lineRule="auto"/>
+              <w:wordWrap/>
+            </w:pPr>
+            <w:r>
+              <w:rPr>
+                <w:rFonts w:ascii="Arial" w:eastAsia="Microsoft YaHei" w:hAnsi="Arial"/>
+                <w:sz w:val="17"/>
+              </w:rPr>
+              <w:t xml:space="preserve">微信生态阅读习惯</w:t>
+            </w:r>
+          </w:p>
+        </w:tc>
+        <w:tc>
+          <w:tcPr>
+            <w:tcW w:w="3008" w:type="dxa"/>
+            <w:vAlign w:val="center"/>
+            <w:tcMar>
+              <w:top w:w="110" w:type="dxa"/>
+              <w:left w:w="110" w:type="dxa"/>
+              <w:bottom w:w="110" w:type="dxa"/>
+              <w:right w:w="110" w:type="dxa"/>
+            </w:tcMar>
+          </w:tcPr>
+          <w:p>
+            <w:pPr>
+              <w:spacing w:after="55" w:line="276" w:lineRule="auto"/>
+              <w:wordWrap/>
+            </w:pPr>
+            <w:r>
+              <w:rPr>
+                <w:rFonts w:ascii="Arial" w:eastAsia="Microsoft YaHei" w:hAnsi="Arial"/>
+                <w:sz w:val="17"/>
+              </w:rPr>
+              <w:t xml:space="preserve">拆分短段、保留事实卡和 FAQ，不依赖复杂脚本</w:t>
+            </w:r>
+          </w:p>
+        </w:tc>
+        <w:tc>
+          <w:tcPr>
+            <w:tcW w:w="2634" w:type="dxa"/>
+            <w:vAlign w:val="center"/>
+            <w:tcMar>
+              <w:top w:w="110" w:type="dxa"/>
+              <w:left w:w="110" w:type="dxa"/>
+              <w:bottom w:w="110" w:type="dxa"/>
+              <w:right w:w="110" w:type="dxa"/>
+            </w:tcMar>
+          </w:tcPr>
+          <w:p>
+            <w:pPr>
+              <w:spacing w:after="55" w:line="276" w:lineRule="auto"/>
+              <w:wordWrap/>
+            </w:pPr>
+            <w:r>
+              <w:rPr>
+                <w:rFonts w:ascii="Arial" w:eastAsia="Microsoft YaHei" w:hAnsi="Arial"/>
+                <w:sz w:val="17"/>
+              </w:rPr>
+              <w:t xml:space="preserve">复制到公众号预览后表格不丢字段</w:t>
+            </w:r>
+          </w:p>
+        </w:tc>
+      </w:tr>
+    </w:tbl>
+    <w:p>
+      <w:pPr>
+        <w:spacing w:after="95" w:line="276" w:lineRule="auto"/>
+        <w:wordWrap/>
+      </w:pPr>
+      <w:r>
+        <w:rPr>
+          <w:rFonts w:ascii="Georgia" w:eastAsia="Source Han Serif SC" w:hAnsi="Georgia"/>
           <w:sz w:val="31"/>
-          <w:b/>
         </w:rPr>
         <w:t xml:space="preserve">移动端与公众号版建议</w:t>
       </w:r>
@@ -6160,12 +11787,12 @@
           <w:right w:w="110" w:type="dxa"/>
         </w:tblCellMar>
         <w:tblBorders>
-          <w:top w:val="single" w:sz="6" w:color="D7DEE8"/>
-          <w:left w:val="single" w:sz="6" w:color="D7DEE8"/>
-          <w:bottom w:val="single" w:sz="6" w:color="D7DEE8"/>
-          <w:right w:val="single" w:sz="6" w:color="D7DEE8"/>
-          <w:insideH w:val="single" w:sz="6" w:color="D7DEE8"/>
-          <w:insideV w:val="single" w:sz="6" w:color="D7DEE8"/>
+          <w:top w:val="single" w:sz="6" w:color="E8E5DA"/>
+          <w:left w:val="single" w:sz="6" w:color="E8E5DA"/>
+          <w:bottom w:val="single" w:sz="6" w:color="E8E5DA"/>
+          <w:right w:val="single" w:sz="6" w:color="E8E5DA"/>
+          <w:insideH w:val="single" w:sz="6" w:color="E8E5DA"/>
+          <w:insideV w:val="single" w:sz="6" w:color="E8E5DA"/>
         </w:tblBorders>
       </w:tblPr>
       <w:tblGrid>
@@ -6179,7 +11806,7 @@
           <w:tcPr>
             <w:tcW w:w="1100" w:type="dxa"/>
             <w:vAlign w:val="center"/>
-            <w:shd w:fill="EEF3F7"/>
+            <w:shd w:fill="F3F0E8"/>
             <w:tcMar>
               <w:top w:w="110" w:type="dxa"/>
               <w:left w:w="110" w:type="dxa"/>
@@ -6207,7 +11834,7 @@
           <w:tcPr>
             <w:tcW w:w="2865" w:type="dxa"/>
             <w:vAlign w:val="center"/>
-            <w:shd w:fill="EEF3F7"/>
+            <w:shd w:fill="F3F0E8"/>
             <w:tcMar>
               <w:top w:w="110" w:type="dxa"/>
               <w:left w:w="110" w:type="dxa"/>
@@ -6234,7 +11861,7 @@
           <w:tcPr>
             <w:tcW w:w="3086" w:type="dxa"/>
             <w:vAlign w:val="center"/>
-            <w:shd w:fill="EEF3F7"/>
+            <w:shd w:fill="F3F0E8"/>
             <w:tcMar>
               <w:top w:w="110" w:type="dxa"/>
               <w:left w:w="110" w:type="dxa"/>
@@ -6261,7 +11888,7 @@
           <w:tcPr>
             <w:tcW w:w="1749" w:type="dxa"/>
             <w:vAlign w:val="center"/>
-            <w:shd w:fill="EEF3F7"/>
+            <w:shd w:fill="F3F0E8"/>
             <w:tcMar>
               <w:top w:w="110" w:type="dxa"/>
               <w:left w:w="110" w:type="dxa"/>
@@ -6602,9 +12229,961 @@
       </w:pPr>
       <w:r>
         <w:rPr>
+          <w:rFonts w:ascii="Georgia" w:eastAsia="Source Han Serif SC" w:hAnsi="Georgia"/>
+          <w:sz w:val="31"/>
+        </w:rPr>
+        <w:t xml:space="preserve">实施验收与监测计划</w:t>
+      </w:r>
+    </w:p>
+    <w:p>
+      <w:pPr>
+        <w:spacing w:after="75" w:line="276" w:lineRule="auto"/>
+        <w:wordWrap/>
+      </w:pPr>
+      <w:r>
+        <w:rPr>
           <w:rFonts w:ascii="Arial" w:eastAsia="Microsoft YaHei" w:hAnsi="Arial"/>
+          <w:sz w:val="21"/>
+        </w:rPr>
+        <w:t xml:space="preserve">本节把页面蓝图转成开发、内容、合规和运营都能执行的验收清单，避免方案停留在视觉或文案层。</w:t>
+      </w:r>
+    </w:p>
+    <w:tbl>
+      <w:tblPr>
+        <w:tblW w:w="8800" w:type="dxa"/>
+        <w:tblInd w:w="0" w:type="dxa"/>
+        <w:tblLayout w:type="fixed"/>
+        <w:tblCellMar>
+          <w:top w:w="110" w:type="dxa"/>
+          <w:left w:w="110" w:type="dxa"/>
+          <w:bottom w:w="110" w:type="dxa"/>
+          <w:right w:w="110" w:type="dxa"/>
+        </w:tblCellMar>
+        <w:tblBorders>
+          <w:top w:val="single" w:sz="6" w:color="E8E5DA"/>
+          <w:left w:val="single" w:sz="6" w:color="E8E5DA"/>
+          <w:bottom w:val="single" w:sz="6" w:color="E8E5DA"/>
+          <w:right w:val="single" w:sz="6" w:color="E8E5DA"/>
+          <w:insideH w:val="single" w:sz="6" w:color="E8E5DA"/>
+          <w:insideV w:val="single" w:sz="6" w:color="E8E5DA"/>
+        </w:tblBorders>
+      </w:tblPr>
+      <w:tblGrid>
+        <w:gridCol w:w="980"/>
+        <w:gridCol w:w="3299"/>
+        <w:gridCol w:w="2113"/>
+        <w:gridCol w:w="1407"/>
+        <w:gridCol w:w="1001"/>
+      </w:tblGrid>
+      <w:tr>
+        <w:tc>
+          <w:tcPr>
+            <w:tcW w:w="980" w:type="dxa"/>
+            <w:vAlign w:val="center"/>
+            <w:shd w:fill="F3F0E8"/>
+            <w:tcMar>
+              <w:top w:w="110" w:type="dxa"/>
+              <w:left w:w="110" w:type="dxa"/>
+              <w:bottom w:w="110" w:type="dxa"/>
+              <w:right w:w="110" w:type="dxa"/>
+            </w:tcMar>
+          </w:tcPr>
+          <w:p>
+            <w:pPr>
+              <w:spacing w:after="55" w:line="276" w:lineRule="auto"/>
+              <w:wordWrap/>
+            </w:pPr>
+            <w:r>
+              <w:rPr>
+                <w:rFonts w:ascii="Arial" w:eastAsia="Microsoft YaHei" w:hAnsi="Arial"/>
+                <w:sz w:val="17"/>
+                <w:b/>
+              </w:rPr>
+              <w:t xml:space="preserve">验收项</w:t>
+            </w:r>
+          </w:p>
+        </w:tc>
+        <w:tc>
+          <w:tcPr>
+            <w:tcW w:w="3299" w:type="dxa"/>
+            <w:vAlign w:val="center"/>
+            <w:shd w:fill="F3F0E8"/>
+            <w:tcMar>
+              <w:top w:w="110" w:type="dxa"/>
+              <w:left w:w="110" w:type="dxa"/>
+              <w:bottom w:w="110" w:type="dxa"/>
+              <w:right w:w="110" w:type="dxa"/>
+            </w:tcMar>
+          </w:tcPr>
+          <w:p>
+            <w:pPr>
+              <w:spacing w:after="55" w:line="276" w:lineRule="auto"/>
+              <w:wordWrap/>
+            </w:pPr>
+            <w:r>
+              <w:rPr>
+                <w:rFonts w:ascii="Arial" w:eastAsia="Microsoft YaHei" w:hAnsi="Arial"/>
+                <w:sz w:val="17"/>
+                <w:b/>
+              </w:rPr>
+              <w:t xml:space="preserve">标准</w:t>
+            </w:r>
+          </w:p>
+        </w:tc>
+        <w:tc>
+          <w:tcPr>
+            <w:tcW w:w="2113" w:type="dxa"/>
+            <w:vAlign w:val="center"/>
+            <w:shd w:fill="F3F0E8"/>
+            <w:tcMar>
+              <w:top w:w="110" w:type="dxa"/>
+              <w:left w:w="110" w:type="dxa"/>
+              <w:bottom w:w="110" w:type="dxa"/>
+              <w:right w:w="110" w:type="dxa"/>
+            </w:tcMar>
+          </w:tcPr>
+          <w:p>
+            <w:pPr>
+              <w:spacing w:after="55" w:line="276" w:lineRule="auto"/>
+              <w:wordWrap/>
+            </w:pPr>
+            <w:r>
+              <w:rPr>
+                <w:rFonts w:ascii="Arial" w:eastAsia="Microsoft YaHei" w:hAnsi="Arial"/>
+                <w:sz w:val="17"/>
+                <w:b/>
+              </w:rPr>
+              <w:t xml:space="preserve">检查方法</w:t>
+            </w:r>
+          </w:p>
+        </w:tc>
+        <w:tc>
+          <w:tcPr>
+            <w:tcW w:w="1407" w:type="dxa"/>
+            <w:vAlign w:val="center"/>
+            <w:shd w:fill="F3F0E8"/>
+            <w:tcMar>
+              <w:top w:w="110" w:type="dxa"/>
+              <w:left w:w="110" w:type="dxa"/>
+              <w:bottom w:w="110" w:type="dxa"/>
+              <w:right w:w="110" w:type="dxa"/>
+            </w:tcMar>
+          </w:tcPr>
+          <w:p>
+            <w:pPr>
+              <w:spacing w:after="55" w:line="276" w:lineRule="auto"/>
+              <w:wordWrap/>
+            </w:pPr>
+            <w:r>
+              <w:rPr>
+                <w:rFonts w:ascii="Arial" w:eastAsia="Microsoft YaHei" w:hAnsi="Arial"/>
+                <w:sz w:val="17"/>
+                <w:b/>
+              </w:rPr>
+              <w:t xml:space="preserve">负责人/​协作方</w:t>
+            </w:r>
+          </w:p>
+        </w:tc>
+        <w:tc>
+          <w:tcPr>
+            <w:tcW w:w="1001" w:type="dxa"/>
+            <w:vAlign w:val="center"/>
+            <w:shd w:fill="F3F0E8"/>
+            <w:tcMar>
+              <w:top w:w="110" w:type="dxa"/>
+              <w:left w:w="110" w:type="dxa"/>
+              <w:bottom w:w="110" w:type="dxa"/>
+              <w:right w:w="110" w:type="dxa"/>
+            </w:tcMar>
+          </w:tcPr>
+          <w:p>
+            <w:pPr>
+              <w:spacing w:after="55" w:line="276" w:lineRule="auto"/>
+              <w:wordWrap/>
+            </w:pPr>
+            <w:r>
+              <w:rPr>
+                <w:rFonts w:ascii="Arial" w:eastAsia="Microsoft YaHei" w:hAnsi="Arial"/>
+                <w:sz w:val="17"/>
+                <w:b/>
+              </w:rPr>
+              <w:t xml:space="preserve">频率</w:t>
+            </w:r>
+          </w:p>
+        </w:tc>
+      </w:tr>
+      <w:tr>
+        <w:tc>
+          <w:tcPr>
+            <w:tcW w:w="980" w:type="dxa"/>
+            <w:vAlign w:val="center"/>
+            <w:tcMar>
+              <w:top w:w="110" w:type="dxa"/>
+              <w:left w:w="110" w:type="dxa"/>
+              <w:bottom w:w="110" w:type="dxa"/>
+              <w:right w:w="110" w:type="dxa"/>
+            </w:tcMar>
+          </w:tcPr>
+          <w:p>
+            <w:pPr>
+              <w:spacing w:after="55" w:line="276" w:lineRule="auto"/>
+              <w:wordWrap/>
+            </w:pPr>
+            <w:r>
+              <w:rPr>
+                <w:rFonts w:ascii="Arial" w:eastAsia="Microsoft YaHei" w:hAnsi="Arial"/>
+                <w:sz w:val="17"/>
+              </w:rPr>
+              <w:t xml:space="preserve">四格式报告</w:t>
+            </w:r>
+          </w:p>
+        </w:tc>
+        <w:tc>
+          <w:tcPr>
+            <w:tcW w:w="3299" w:type="dxa"/>
+            <w:vAlign w:val="center"/>
+            <w:tcMar>
+              <w:top w:w="110" w:type="dxa"/>
+              <w:left w:w="110" w:type="dxa"/>
+              <w:bottom w:w="110" w:type="dxa"/>
+              <w:right w:w="110" w:type="dxa"/>
+            </w:tcMar>
+          </w:tcPr>
+          <w:p>
+            <w:pPr>
+              <w:spacing w:after="55" w:line="276" w:lineRule="auto"/>
+              <w:wordWrap/>
+            </w:pPr>
+            <w:r>
+              <w:rPr>
+                <w:rFonts w:ascii="Arial" w:eastAsia="Microsoft YaHei" w:hAnsi="Arial"/>
+                <w:sz w:val="17"/>
+              </w:rPr>
+              <w:t xml:space="preserve">Markdown、HTML、Word、PDF 均真实存在且 quality-​review 通过</w:t>
+            </w:r>
+          </w:p>
+        </w:tc>
+        <w:tc>
+          <w:tcPr>
+            <w:tcW w:w="2113" w:type="dxa"/>
+            <w:vAlign w:val="center"/>
+            <w:tcMar>
+              <w:top w:w="110" w:type="dxa"/>
+              <w:left w:w="110" w:type="dxa"/>
+              <w:bottom w:w="110" w:type="dxa"/>
+              <w:right w:w="110" w:type="dxa"/>
+            </w:tcMar>
+          </w:tcPr>
+          <w:p>
+            <w:pPr>
+              <w:spacing w:after="55" w:line="276" w:lineRule="auto"/>
+              <w:wordWrap/>
+            </w:pPr>
+            <w:r>
+              <w:rPr>
+                <w:rFonts w:ascii="Arial" w:eastAsia="Microsoft YaHei" w:hAnsi="Arial"/>
+                <w:sz w:val="17"/>
+              </w:rPr>
+              <w:t xml:space="preserve">运行渲染脚本并读取质量 JSON</w:t>
+            </w:r>
+          </w:p>
+        </w:tc>
+        <w:tc>
+          <w:tcPr>
+            <w:tcW w:w="1407" w:type="dxa"/>
+            <w:vAlign w:val="center"/>
+            <w:tcMar>
+              <w:top w:w="110" w:type="dxa"/>
+              <w:left w:w="110" w:type="dxa"/>
+              <w:bottom w:w="110" w:type="dxa"/>
+              <w:right w:w="110" w:type="dxa"/>
+            </w:tcMar>
+          </w:tcPr>
+          <w:p>
+            <w:pPr>
+              <w:spacing w:after="55" w:line="276" w:lineRule="auto"/>
+              <w:wordWrap/>
+            </w:pPr>
+            <w:r>
+              <w:rPr>
+                <w:rFonts w:ascii="Arial" w:eastAsia="Microsoft YaHei" w:hAnsi="Arial"/>
+                <w:sz w:val="17"/>
+              </w:rPr>
+              <w:t xml:space="preserve">GEO 顾问 /​ 交付负责人</w:t>
+            </w:r>
+          </w:p>
+        </w:tc>
+        <w:tc>
+          <w:tcPr>
+            <w:tcW w:w="1001" w:type="dxa"/>
+            <w:vAlign w:val="center"/>
+            <w:tcMar>
+              <w:top w:w="110" w:type="dxa"/>
+              <w:left w:w="110" w:type="dxa"/>
+              <w:bottom w:w="110" w:type="dxa"/>
+              <w:right w:w="110" w:type="dxa"/>
+            </w:tcMar>
+          </w:tcPr>
+          <w:p>
+            <w:pPr>
+              <w:spacing w:after="55" w:line="276" w:lineRule="auto"/>
+              <w:wordWrap/>
+            </w:pPr>
+            <w:r>
+              <w:rPr>
+                <w:rFonts w:ascii="Arial" w:eastAsia="Microsoft YaHei" w:hAnsi="Arial"/>
+                <w:sz w:val="17"/>
+              </w:rPr>
+              <w:t xml:space="preserve">每次交付</w:t>
+            </w:r>
+          </w:p>
+        </w:tc>
+      </w:tr>
+      <w:tr>
+        <w:tc>
+          <w:tcPr>
+            <w:tcW w:w="980" w:type="dxa"/>
+            <w:vAlign w:val="center"/>
+            <w:tcMar>
+              <w:top w:w="110" w:type="dxa"/>
+              <w:left w:w="110" w:type="dxa"/>
+              <w:bottom w:w="110" w:type="dxa"/>
+              <w:right w:w="110" w:type="dxa"/>
+            </w:tcMar>
+          </w:tcPr>
+          <w:p>
+            <w:pPr>
+              <w:spacing w:after="55" w:line="276" w:lineRule="auto"/>
+              <w:wordWrap/>
+            </w:pPr>
+            <w:r>
+              <w:rPr>
+                <w:rFonts w:ascii="Arial" w:eastAsia="Microsoft YaHei" w:hAnsi="Arial"/>
+                <w:sz w:val="17"/>
+              </w:rPr>
+              <w:t xml:space="preserve">HTML 固定菜单</w:t>
+            </w:r>
+          </w:p>
+        </w:tc>
+        <w:tc>
+          <w:tcPr>
+            <w:tcW w:w="3299" w:type="dxa"/>
+            <w:vAlign w:val="center"/>
+            <w:tcMar>
+              <w:top w:w="110" w:type="dxa"/>
+              <w:left w:w="110" w:type="dxa"/>
+              <w:bottom w:w="110" w:type="dxa"/>
+              <w:right w:w="110" w:type="dxa"/>
+            </w:tcMar>
+          </w:tcPr>
+          <w:p>
+            <w:pPr>
+              <w:spacing w:after="55" w:line="276" w:lineRule="auto"/>
+              <w:wordWrap/>
+            </w:pPr>
+            <w:r>
+              <w:rPr>
+                <w:rFonts w:ascii="Arial" w:eastAsia="Microsoft YaHei" w:hAnsi="Arial"/>
+                <w:sz w:val="17"/>
+              </w:rPr>
+              <w:t xml:space="preserve">toc-​bar、aria-​label、position:​sticky、top:​0、锚点跳转齐全</w:t>
+            </w:r>
+          </w:p>
+        </w:tc>
+        <w:tc>
+          <w:tcPr>
+            <w:tcW w:w="2113" w:type="dxa"/>
+            <w:vAlign w:val="center"/>
+            <w:tcMar>
+              <w:top w:w="110" w:type="dxa"/>
+              <w:left w:w="110" w:type="dxa"/>
+              <w:bottom w:w="110" w:type="dxa"/>
+              <w:right w:w="110" w:type="dxa"/>
+            </w:tcMar>
+          </w:tcPr>
+          <w:p>
+            <w:pPr>
+              <w:spacing w:after="55" w:line="276" w:lineRule="auto"/>
+              <w:wordWrap/>
+            </w:pPr>
+            <w:r>
+              <w:rPr>
+                <w:rFonts w:ascii="Arial" w:eastAsia="Microsoft YaHei" w:hAnsi="Arial"/>
+                <w:sz w:val="17"/>
+              </w:rPr>
+              <w:t xml:space="preserve">浏览器滚动与移动端截图检查</w:t>
+            </w:r>
+          </w:p>
+        </w:tc>
+        <w:tc>
+          <w:tcPr>
+            <w:tcW w:w="1407" w:type="dxa"/>
+            <w:vAlign w:val="center"/>
+            <w:tcMar>
+              <w:top w:w="110" w:type="dxa"/>
+              <w:left w:w="110" w:type="dxa"/>
+              <w:bottom w:w="110" w:type="dxa"/>
+              <w:right w:w="110" w:type="dxa"/>
+            </w:tcMar>
+          </w:tcPr>
+          <w:p>
+            <w:pPr>
+              <w:spacing w:after="55" w:line="276" w:lineRule="auto"/>
+              <w:wordWrap/>
+            </w:pPr>
+            <w:r>
+              <w:rPr>
+                <w:rFonts w:ascii="Arial" w:eastAsia="Microsoft YaHei" w:hAnsi="Arial"/>
+                <w:sz w:val="17"/>
+              </w:rPr>
+              <w:t xml:space="preserve">前端 /​ GEO 顾问</w:t>
+            </w:r>
+          </w:p>
+        </w:tc>
+        <w:tc>
+          <w:tcPr>
+            <w:tcW w:w="1001" w:type="dxa"/>
+            <w:vAlign w:val="center"/>
+            <w:tcMar>
+              <w:top w:w="110" w:type="dxa"/>
+              <w:left w:w="110" w:type="dxa"/>
+              <w:bottom w:w="110" w:type="dxa"/>
+              <w:right w:w="110" w:type="dxa"/>
+            </w:tcMar>
+          </w:tcPr>
+          <w:p>
+            <w:pPr>
+              <w:spacing w:after="55" w:line="276" w:lineRule="auto"/>
+              <w:wordWrap/>
+            </w:pPr>
+            <w:r>
+              <w:rPr>
+                <w:rFonts w:ascii="Arial" w:eastAsia="Microsoft YaHei" w:hAnsi="Arial"/>
+                <w:sz w:val="17"/>
+              </w:rPr>
+              <w:t xml:space="preserve">每次模板更新</w:t>
+            </w:r>
+          </w:p>
+        </w:tc>
+      </w:tr>
+      <w:tr>
+        <w:tc>
+          <w:tcPr>
+            <w:tcW w:w="980" w:type="dxa"/>
+            <w:vAlign w:val="center"/>
+            <w:tcMar>
+              <w:top w:w="110" w:type="dxa"/>
+              <w:left w:w="110" w:type="dxa"/>
+              <w:bottom w:w="110" w:type="dxa"/>
+              <w:right w:w="110" w:type="dxa"/>
+            </w:tcMar>
+          </w:tcPr>
+          <w:p>
+            <w:pPr>
+              <w:spacing w:after="55" w:line="276" w:lineRule="auto"/>
+              <w:wordWrap/>
+            </w:pPr>
+            <w:r>
+              <w:rPr>
+                <w:rFonts w:ascii="Arial" w:eastAsia="Microsoft YaHei" w:hAnsi="Arial"/>
+                <w:sz w:val="17"/>
+              </w:rPr>
+              <w:t xml:space="preserve">Schema 正文一致</w:t>
+            </w:r>
+          </w:p>
+        </w:tc>
+        <w:tc>
+          <w:tcPr>
+            <w:tcW w:w="3299" w:type="dxa"/>
+            <w:vAlign w:val="center"/>
+            <w:tcMar>
+              <w:top w:w="110" w:type="dxa"/>
+              <w:left w:w="110" w:type="dxa"/>
+              <w:bottom w:w="110" w:type="dxa"/>
+              <w:right w:w="110" w:type="dxa"/>
+            </w:tcMar>
+          </w:tcPr>
+          <w:p>
+            <w:pPr>
+              <w:spacing w:after="55" w:line="276" w:lineRule="auto"/>
+              <w:wordWrap/>
+            </w:pPr>
+            <w:r>
+              <w:rPr>
+                <w:rFonts w:ascii="Arial" w:eastAsia="Microsoft YaHei" w:hAnsi="Arial"/>
+                <w:sz w:val="17"/>
+              </w:rPr>
+              <w:t xml:space="preserve">所有 Schema 字段都能在正文、CMS 或证据区找到来源</w:t>
+            </w:r>
+          </w:p>
+        </w:tc>
+        <w:tc>
+          <w:tcPr>
+            <w:tcW w:w="2113" w:type="dxa"/>
+            <w:vAlign w:val="center"/>
+            <w:tcMar>
+              <w:top w:w="110" w:type="dxa"/>
+              <w:left w:w="110" w:type="dxa"/>
+              <w:bottom w:w="110" w:type="dxa"/>
+              <w:right w:w="110" w:type="dxa"/>
+            </w:tcMar>
+          </w:tcPr>
+          <w:p>
+            <w:pPr>
+              <w:spacing w:after="55" w:line="276" w:lineRule="auto"/>
+              <w:wordWrap/>
+            </w:pPr>
+            <w:r>
+              <w:rPr>
+                <w:rFonts w:ascii="Arial" w:eastAsia="Microsoft YaHei" w:hAnsi="Arial"/>
+                <w:sz w:val="17"/>
+              </w:rPr>
+              <w:t xml:space="preserve">字段来源台账逐项核对</w:t>
+            </w:r>
+          </w:p>
+        </w:tc>
+        <w:tc>
+          <w:tcPr>
+            <w:tcW w:w="1407" w:type="dxa"/>
+            <w:vAlign w:val="center"/>
+            <w:tcMar>
+              <w:top w:w="110" w:type="dxa"/>
+              <w:left w:w="110" w:type="dxa"/>
+              <w:bottom w:w="110" w:type="dxa"/>
+              <w:right w:w="110" w:type="dxa"/>
+            </w:tcMar>
+          </w:tcPr>
+          <w:p>
+            <w:pPr>
+              <w:spacing w:after="55" w:line="276" w:lineRule="auto"/>
+              <w:wordWrap/>
+            </w:pPr>
+            <w:r>
+              <w:rPr>
+                <w:rFonts w:ascii="Arial" w:eastAsia="Microsoft YaHei" w:hAnsi="Arial"/>
+                <w:sz w:val="17"/>
+              </w:rPr>
+              <w:t xml:space="preserve">内容 /​ 法务 /​ 前端</w:t>
+            </w:r>
+          </w:p>
+        </w:tc>
+        <w:tc>
+          <w:tcPr>
+            <w:tcW w:w="1001" w:type="dxa"/>
+            <w:vAlign w:val="center"/>
+            <w:tcMar>
+              <w:top w:w="110" w:type="dxa"/>
+              <w:left w:w="110" w:type="dxa"/>
+              <w:bottom w:w="110" w:type="dxa"/>
+              <w:right w:w="110" w:type="dxa"/>
+            </w:tcMar>
+          </w:tcPr>
+          <w:p>
+            <w:pPr>
+              <w:spacing w:after="55" w:line="276" w:lineRule="auto"/>
+              <w:wordWrap/>
+            </w:pPr>
+            <w:r>
+              <w:rPr>
+                <w:rFonts w:ascii="Arial" w:eastAsia="Microsoft YaHei" w:hAnsi="Arial"/>
+                <w:sz w:val="17"/>
+              </w:rPr>
+              <w:t xml:space="preserve">上线前</w:t>
+            </w:r>
+          </w:p>
+        </w:tc>
+      </w:tr>
+      <w:tr>
+        <w:tc>
+          <w:tcPr>
+            <w:tcW w:w="980" w:type="dxa"/>
+            <w:vAlign w:val="center"/>
+            <w:tcMar>
+              <w:top w:w="110" w:type="dxa"/>
+              <w:left w:w="110" w:type="dxa"/>
+              <w:bottom w:w="110" w:type="dxa"/>
+              <w:right w:w="110" w:type="dxa"/>
+            </w:tcMar>
+          </w:tcPr>
+          <w:p>
+            <w:pPr>
+              <w:spacing w:after="55" w:line="276" w:lineRule="auto"/>
+              <w:wordWrap/>
+            </w:pPr>
+            <w:r>
+              <w:rPr>
+                <w:rFonts w:ascii="Arial" w:eastAsia="Microsoft YaHei" w:hAnsi="Arial"/>
+                <w:sz w:val="17"/>
+              </w:rPr>
+              <w:t xml:space="preserve">Word/​PDF 溢出</w:t>
+            </w:r>
+          </w:p>
+        </w:tc>
+        <w:tc>
+          <w:tcPr>
+            <w:tcW w:w="3299" w:type="dxa"/>
+            <w:vAlign w:val="center"/>
+            <w:tcMar>
+              <w:top w:w="110" w:type="dxa"/>
+              <w:left w:w="110" w:type="dxa"/>
+              <w:bottom w:w="110" w:type="dxa"/>
+              <w:right w:w="110" w:type="dxa"/>
+            </w:tcMar>
+          </w:tcPr>
+          <w:p>
+            <w:pPr>
+              <w:spacing w:after="55" w:line="276" w:lineRule="auto"/>
+              <w:wordWrap/>
+            </w:pPr>
+            <w:r>
+              <w:rPr>
+                <w:rFonts w:ascii="Arial" w:eastAsia="Microsoft YaHei" w:hAnsi="Arial"/>
+                <w:sz w:val="17"/>
+              </w:rPr>
+              <w:t xml:space="preserve">Word 无未断长串，PDF 右边界无截断</w:t>
+            </w:r>
+          </w:p>
+        </w:tc>
+        <w:tc>
+          <w:tcPr>
+            <w:tcW w:w="2113" w:type="dxa"/>
+            <w:vAlign w:val="center"/>
+            <w:tcMar>
+              <w:top w:w="110" w:type="dxa"/>
+              <w:left w:w="110" w:type="dxa"/>
+              <w:bottom w:w="110" w:type="dxa"/>
+              <w:right w:w="110" w:type="dxa"/>
+            </w:tcMar>
+          </w:tcPr>
+          <w:p>
+            <w:pPr>
+              <w:spacing w:after="55" w:line="276" w:lineRule="auto"/>
+              <w:wordWrap/>
+            </w:pPr>
+            <w:r>
+              <w:rPr>
+                <w:rFonts w:ascii="Arial" w:eastAsia="Microsoft YaHei" w:hAnsi="Arial"/>
+                <w:sz w:val="17"/>
+              </w:rPr>
+              <w:t xml:space="preserve">DOCX XML 检查、PDF 栅格化边缘检查</w:t>
+            </w:r>
+          </w:p>
+        </w:tc>
+        <w:tc>
+          <w:tcPr>
+            <w:tcW w:w="1407" w:type="dxa"/>
+            <w:vAlign w:val="center"/>
+            <w:tcMar>
+              <w:top w:w="110" w:type="dxa"/>
+              <w:left w:w="110" w:type="dxa"/>
+              <w:bottom w:w="110" w:type="dxa"/>
+              <w:right w:w="110" w:type="dxa"/>
+            </w:tcMar>
+          </w:tcPr>
+          <w:p>
+            <w:pPr>
+              <w:spacing w:after="55" w:line="276" w:lineRule="auto"/>
+              <w:wordWrap/>
+            </w:pPr>
+            <w:r>
+              <w:rPr>
+                <w:rFonts w:ascii="Arial" w:eastAsia="Microsoft YaHei" w:hAnsi="Arial"/>
+                <w:sz w:val="17"/>
+              </w:rPr>
+              <w:t xml:space="preserve">交付负责人</w:t>
+            </w:r>
+          </w:p>
+        </w:tc>
+        <w:tc>
+          <w:tcPr>
+            <w:tcW w:w="1001" w:type="dxa"/>
+            <w:vAlign w:val="center"/>
+            <w:tcMar>
+              <w:top w:w="110" w:type="dxa"/>
+              <w:left w:w="110" w:type="dxa"/>
+              <w:bottom w:w="110" w:type="dxa"/>
+              <w:right w:w="110" w:type="dxa"/>
+            </w:tcMar>
+          </w:tcPr>
+          <w:p>
+            <w:pPr>
+              <w:spacing w:after="55" w:line="276" w:lineRule="auto"/>
+              <w:wordWrap/>
+            </w:pPr>
+            <w:r>
+              <w:rPr>
+                <w:rFonts w:ascii="Arial" w:eastAsia="Microsoft YaHei" w:hAnsi="Arial"/>
+                <w:sz w:val="17"/>
+              </w:rPr>
+              <w:t xml:space="preserve">每次导出</w:t>
+            </w:r>
+          </w:p>
+        </w:tc>
+      </w:tr>
+      <w:tr>
+        <w:tc>
+          <w:tcPr>
+            <w:tcW w:w="980" w:type="dxa"/>
+            <w:vAlign w:val="center"/>
+            <w:tcMar>
+              <w:top w:w="110" w:type="dxa"/>
+              <w:left w:w="110" w:type="dxa"/>
+              <w:bottom w:w="110" w:type="dxa"/>
+              <w:right w:w="110" w:type="dxa"/>
+            </w:tcMar>
+          </w:tcPr>
+          <w:p>
+            <w:pPr>
+              <w:spacing w:after="55" w:line="276" w:lineRule="auto"/>
+              <w:wordWrap/>
+            </w:pPr>
+            <w:r>
+              <w:rPr>
+                <w:rFonts w:ascii="Arial" w:eastAsia="Microsoft YaHei" w:hAnsi="Arial"/>
+                <w:sz w:val="17"/>
+              </w:rPr>
+              <w:t xml:space="preserve">内容更新</w:t>
+            </w:r>
+          </w:p>
+        </w:tc>
+        <w:tc>
+          <w:tcPr>
+            <w:tcW w:w="3299" w:type="dxa"/>
+            <w:vAlign w:val="center"/>
+            <w:tcMar>
+              <w:top w:w="110" w:type="dxa"/>
+              <w:left w:w="110" w:type="dxa"/>
+              <w:bottom w:w="110" w:type="dxa"/>
+              <w:right w:w="110" w:type="dxa"/>
+            </w:tcMar>
+          </w:tcPr>
+          <w:p>
+            <w:pPr>
+              <w:spacing w:after="55" w:line="276" w:lineRule="auto"/>
+              <w:wordWrap/>
+            </w:pPr>
+            <w:r>
+              <w:rPr>
+                <w:rFonts w:ascii="Arial" w:eastAsia="Microsoft YaHei" w:hAnsi="Arial"/>
+                <w:sz w:val="17"/>
+              </w:rPr>
+              <w:t xml:space="preserve">证据核验日期、产品名称、限制条件保持最新</w:t>
+            </w:r>
+          </w:p>
+        </w:tc>
+        <w:tc>
+          <w:tcPr>
+            <w:tcW w:w="2113" w:type="dxa"/>
+            <w:vAlign w:val="center"/>
+            <w:tcMar>
+              <w:top w:w="110" w:type="dxa"/>
+              <w:left w:w="110" w:type="dxa"/>
+              <w:bottom w:w="110" w:type="dxa"/>
+              <w:right w:w="110" w:type="dxa"/>
+            </w:tcMar>
+          </w:tcPr>
+          <w:p>
+            <w:pPr>
+              <w:spacing w:after="55" w:line="276" w:lineRule="auto"/>
+              <w:wordWrap/>
+            </w:pPr>
+            <w:r>
+              <w:rPr>
+                <w:rFonts w:ascii="Arial" w:eastAsia="Microsoft YaHei" w:hAnsi="Arial"/>
+                <w:sz w:val="17"/>
+              </w:rPr>
+              <w:t xml:space="preserve">按来源台账复核</w:t>
+            </w:r>
+          </w:p>
+        </w:tc>
+        <w:tc>
+          <w:tcPr>
+            <w:tcW w:w="1407" w:type="dxa"/>
+            <w:vAlign w:val="center"/>
+            <w:tcMar>
+              <w:top w:w="110" w:type="dxa"/>
+              <w:left w:w="110" w:type="dxa"/>
+              <w:bottom w:w="110" w:type="dxa"/>
+              <w:right w:w="110" w:type="dxa"/>
+            </w:tcMar>
+          </w:tcPr>
+          <w:p>
+            <w:pPr>
+              <w:spacing w:after="55" w:line="276" w:lineRule="auto"/>
+              <w:wordWrap/>
+            </w:pPr>
+            <w:r>
+              <w:rPr>
+                <w:rFonts w:ascii="Arial" w:eastAsia="Microsoft YaHei" w:hAnsi="Arial"/>
+                <w:sz w:val="17"/>
+              </w:rPr>
+              <w:t xml:space="preserve">内容负责人 /​ 产品市场</w:t>
+            </w:r>
+          </w:p>
+        </w:tc>
+        <w:tc>
+          <w:tcPr>
+            <w:tcW w:w="1001" w:type="dxa"/>
+            <w:vAlign w:val="center"/>
+            <w:tcMar>
+              <w:top w:w="110" w:type="dxa"/>
+              <w:left w:w="110" w:type="dxa"/>
+              <w:bottom w:w="110" w:type="dxa"/>
+              <w:right w:w="110" w:type="dxa"/>
+            </w:tcMar>
+          </w:tcPr>
+          <w:p>
+            <w:pPr>
+              <w:spacing w:after="55" w:line="276" w:lineRule="auto"/>
+              <w:wordWrap/>
+            </w:pPr>
+            <w:r>
+              <w:rPr>
+                <w:rFonts w:ascii="Arial" w:eastAsia="Microsoft YaHei" w:hAnsi="Arial"/>
+                <w:sz w:val="17"/>
+              </w:rPr>
+              <w:t xml:space="preserve">月度或重大更新后</w:t>
+            </w:r>
+          </w:p>
+        </w:tc>
+      </w:tr>
+      <w:tr>
+        <w:tc>
+          <w:tcPr>
+            <w:tcW w:w="980" w:type="dxa"/>
+            <w:vAlign w:val="center"/>
+            <w:tcMar>
+              <w:top w:w="110" w:type="dxa"/>
+              <w:left w:w="110" w:type="dxa"/>
+              <w:bottom w:w="110" w:type="dxa"/>
+              <w:right w:w="110" w:type="dxa"/>
+            </w:tcMar>
+          </w:tcPr>
+          <w:p>
+            <w:pPr>
+              <w:spacing w:after="55" w:line="276" w:lineRule="auto"/>
+              <w:wordWrap/>
+            </w:pPr>
+            <w:r>
+              <w:rPr>
+                <w:rFonts w:ascii="Arial" w:eastAsia="Microsoft YaHei" w:hAnsi="Arial"/>
+                <w:sz w:val="17"/>
+              </w:rPr>
+              <w:t xml:space="preserve">AI 抽取回归</w:t>
+            </w:r>
+          </w:p>
+        </w:tc>
+        <w:tc>
+          <w:tcPr>
+            <w:tcW w:w="3299" w:type="dxa"/>
+            <w:vAlign w:val="center"/>
+            <w:tcMar>
+              <w:top w:w="110" w:type="dxa"/>
+              <w:left w:w="110" w:type="dxa"/>
+              <w:bottom w:w="110" w:type="dxa"/>
+              <w:right w:w="110" w:type="dxa"/>
+            </w:tcMar>
+          </w:tcPr>
+          <w:p>
+            <w:pPr>
+              <w:spacing w:after="55" w:line="276" w:lineRule="auto"/>
+              <w:wordWrap/>
+            </w:pPr>
+            <w:r>
+              <w:rPr>
+                <w:rFonts w:ascii="Arial" w:eastAsia="Microsoft YaHei" w:hAnsi="Arial"/>
+                <w:sz w:val="17"/>
+              </w:rPr>
+              <w:t xml:space="preserve">国内 AI 平台能抽取直接答案、事实卡、FAQ 和来源摘要</w:t>
+            </w:r>
+          </w:p>
+        </w:tc>
+        <w:tc>
+          <w:tcPr>
+            <w:tcW w:w="2113" w:type="dxa"/>
+            <w:vAlign w:val="center"/>
+            <w:tcMar>
+              <w:top w:w="110" w:type="dxa"/>
+              <w:left w:w="110" w:type="dxa"/>
+              <w:bottom w:w="110" w:type="dxa"/>
+              <w:right w:w="110" w:type="dxa"/>
+            </w:tcMar>
+          </w:tcPr>
+          <w:p>
+            <w:pPr>
+              <w:spacing w:after="55" w:line="276" w:lineRule="auto"/>
+              <w:wordWrap/>
+            </w:pPr>
+            <w:r>
+              <w:rPr>
+                <w:rFonts w:ascii="Arial" w:eastAsia="Microsoft YaHei" w:hAnsi="Arial"/>
+                <w:sz w:val="17"/>
+              </w:rPr>
+              <w:t xml:space="preserve">抽样提问并记录答案引用情况</w:t>
+            </w:r>
+          </w:p>
+        </w:tc>
+        <w:tc>
+          <w:tcPr>
+            <w:tcW w:w="1407" w:type="dxa"/>
+            <w:vAlign w:val="center"/>
+            <w:tcMar>
+              <w:top w:w="110" w:type="dxa"/>
+              <w:left w:w="110" w:type="dxa"/>
+              <w:bottom w:w="110" w:type="dxa"/>
+              <w:right w:w="110" w:type="dxa"/>
+            </w:tcMar>
+          </w:tcPr>
+          <w:p>
+            <w:pPr>
+              <w:spacing w:after="55" w:line="276" w:lineRule="auto"/>
+              <w:wordWrap/>
+            </w:pPr>
+            <w:r>
+              <w:rPr>
+                <w:rFonts w:ascii="Arial" w:eastAsia="Microsoft YaHei" w:hAnsi="Arial"/>
+                <w:sz w:val="17"/>
+              </w:rPr>
+              <w:t xml:space="preserve">GEO 运营 /​ 客户团队</w:t>
+            </w:r>
+          </w:p>
+        </w:tc>
+        <w:tc>
+          <w:tcPr>
+            <w:tcW w:w="1001" w:type="dxa"/>
+            <w:vAlign w:val="center"/>
+            <w:tcMar>
+              <w:top w:w="110" w:type="dxa"/>
+              <w:left w:w="110" w:type="dxa"/>
+              <w:bottom w:w="110" w:type="dxa"/>
+              <w:right w:w="110" w:type="dxa"/>
+            </w:tcMar>
+          </w:tcPr>
+          <w:p>
+            <w:pPr>
+              <w:spacing w:after="55" w:line="276" w:lineRule="auto"/>
+              <w:wordWrap/>
+            </w:pPr>
+            <w:r>
+              <w:rPr>
+                <w:rFonts w:ascii="Arial" w:eastAsia="Microsoft YaHei" w:hAnsi="Arial"/>
+                <w:sz w:val="17"/>
+              </w:rPr>
+              <w:t xml:space="preserve">上线后 2-​4 周</w:t>
+            </w:r>
+          </w:p>
+        </w:tc>
+      </w:tr>
+    </w:tbl>
+    <w:p>
+      <w:pPr>
+        <w:spacing w:after="95" w:line="276" w:lineRule="auto"/>
+        <w:wordWrap/>
+      </w:pPr>
+      <w:r>
+        <w:rPr>
+          <w:rFonts w:ascii="Georgia" w:eastAsia="Source Han Serif SC" w:hAnsi="Georgia"/>
           <w:sz w:val="31"/>
-          <w:b/>
         </w:rPr>
         <w:t xml:space="preserve">质量自检与待确认项</w:t>
       </w:r>
@@ -6634,25 +13213,25 @@
           <w:right w:w="110" w:type="dxa"/>
         </w:tblCellMar>
         <w:tblBorders>
-          <w:top w:val="single" w:sz="6" w:color="D7DEE8"/>
-          <w:left w:val="single" w:sz="6" w:color="D7DEE8"/>
-          <w:bottom w:val="single" w:sz="6" w:color="D7DEE8"/>
-          <w:right w:val="single" w:sz="6" w:color="D7DEE8"/>
-          <w:insideH w:val="single" w:sz="6" w:color="D7DEE8"/>
-          <w:insideV w:val="single" w:sz="6" w:color="D7DEE8"/>
+          <w:top w:val="single" w:sz="6" w:color="E8E5DA"/>
+          <w:left w:val="single" w:sz="6" w:color="E8E5DA"/>
+          <w:bottom w:val="single" w:sz="6" w:color="E8E5DA"/>
+          <w:right w:val="single" w:sz="6" w:color="E8E5DA"/>
+          <w:insideH w:val="single" w:sz="6" w:color="E8E5DA"/>
+          <w:insideV w:val="single" w:sz="6" w:color="E8E5DA"/>
         </w:tblBorders>
       </w:tblPr>
       <w:tblGrid>
-        <w:gridCol w:w="1842"/>
-        <w:gridCol w:w="1403"/>
-        <w:gridCol w:w="5555"/>
+        <w:gridCol w:w="1867"/>
+        <w:gridCol w:w="1361"/>
+        <w:gridCol w:w="5572"/>
       </w:tblGrid>
       <w:tr>
         <w:tc>
           <w:tcPr>
-            <w:tcW w:w="1842" w:type="dxa"/>
-            <w:vAlign w:val="center"/>
-            <w:shd w:fill="EEF3F7"/>
+            <w:tcW w:w="1867" w:type="dxa"/>
+            <w:vAlign w:val="center"/>
+            <w:shd w:fill="F3F0E8"/>
             <w:tcMar>
               <w:top w:w="110" w:type="dxa"/>
               <w:left w:w="110" w:type="dxa"/>
@@ -6677,9 +13256,9 @@
         </w:tc>
         <w:tc>
           <w:tcPr>
-            <w:tcW w:w="1403" w:type="dxa"/>
-            <w:vAlign w:val="center"/>
-            <w:shd w:fill="EEF3F7"/>
+            <w:tcW w:w="1361" w:type="dxa"/>
+            <w:vAlign w:val="center"/>
+            <w:shd w:fill="F3F0E8"/>
             <w:tcMar>
               <w:top w:w="110" w:type="dxa"/>
               <w:left w:w="110" w:type="dxa"/>
@@ -6705,9 +13284,9 @@
         </w:tc>
         <w:tc>
           <w:tcPr>
-            <w:tcW w:w="5555" w:type="dxa"/>
-            <w:vAlign w:val="center"/>
-            <w:shd w:fill="EEF3F7"/>
+            <w:tcW w:w="5572" w:type="dxa"/>
+            <w:vAlign w:val="center"/>
+            <w:shd w:fill="F3F0E8"/>
             <w:tcMar>
               <w:top w:w="110" w:type="dxa"/>
               <w:left w:w="110" w:type="dxa"/>
@@ -6734,7 +13313,7 @@
       <w:tr>
         <w:tc>
           <w:tcPr>
-            <w:tcW w:w="1842" w:type="dxa"/>
+            <w:tcW w:w="1867" w:type="dxa"/>
             <w:vAlign w:val="center"/>
             <w:tcMar>
               <w:top w:w="110" w:type="dxa"/>
@@ -6759,7 +13338,7 @@
         </w:tc>
         <w:tc>
           <w:tcPr>
-            <w:tcW w:w="1403" w:type="dxa"/>
+            <w:tcW w:w="1361" w:type="dxa"/>
             <w:vAlign w:val="center"/>
             <w:tcMar>
               <w:top w:w="110" w:type="dxa"/>
@@ -6785,7 +13364,7 @@
         </w:tc>
         <w:tc>
           <w:tcPr>
-            <w:tcW w:w="5555" w:type="dxa"/>
+            <w:tcW w:w="5572" w:type="dxa"/>
             <w:vAlign w:val="center"/>
             <w:tcMar>
               <w:top w:w="110" w:type="dxa"/>
@@ -6812,7 +13391,7 @@
       <w:tr>
         <w:tc>
           <w:tcPr>
-            <w:tcW w:w="1842" w:type="dxa"/>
+            <w:tcW w:w="1867" w:type="dxa"/>
             <w:vAlign w:val="center"/>
             <w:tcMar>
               <w:top w:w="110" w:type="dxa"/>
@@ -6837,7 +13416,7 @@
         </w:tc>
         <w:tc>
           <w:tcPr>
-            <w:tcW w:w="1403" w:type="dxa"/>
+            <w:tcW w:w="1361" w:type="dxa"/>
             <w:vAlign w:val="center"/>
             <w:tcMar>
               <w:top w:w="110" w:type="dxa"/>
@@ -6863,7 +13442,7 @@
         </w:tc>
         <w:tc>
           <w:tcPr>
-            <w:tcW w:w="5555" w:type="dxa"/>
+            <w:tcW w:w="5572" w:type="dxa"/>
             <w:vAlign w:val="center"/>
             <w:tcMar>
               <w:top w:w="110" w:type="dxa"/>
@@ -6890,7 +13469,7 @@
       <w:tr>
         <w:tc>
           <w:tcPr>
-            <w:tcW w:w="1842" w:type="dxa"/>
+            <w:tcW w:w="1867" w:type="dxa"/>
             <w:vAlign w:val="center"/>
             <w:tcMar>
               <w:top w:w="110" w:type="dxa"/>
@@ -6915,7 +13494,7 @@
         </w:tc>
         <w:tc>
           <w:tcPr>
-            <w:tcW w:w="1403" w:type="dxa"/>
+            <w:tcW w:w="1361" w:type="dxa"/>
             <w:vAlign w:val="center"/>
             <w:tcMar>
               <w:top w:w="110" w:type="dxa"/>
@@ -6941,7 +13520,7 @@
         </w:tc>
         <w:tc>
           <w:tcPr>
-            <w:tcW w:w="5555" w:type="dxa"/>
+            <w:tcW w:w="5572" w:type="dxa"/>
             <w:vAlign w:val="center"/>
             <w:tcMar>
               <w:top w:w="110" w:type="dxa"/>
@@ -6968,7 +13547,7 @@
       <w:tr>
         <w:tc>
           <w:tcPr>
-            <w:tcW w:w="1842" w:type="dxa"/>
+            <w:tcW w:w="1867" w:type="dxa"/>
             <w:vAlign w:val="center"/>
             <w:tcMar>
               <w:top w:w="110" w:type="dxa"/>
@@ -6993,7 +13572,7 @@
         </w:tc>
         <w:tc>
           <w:tcPr>
-            <w:tcW w:w="1403" w:type="dxa"/>
+            <w:tcW w:w="1361" w:type="dxa"/>
             <w:vAlign w:val="center"/>
             <w:tcMar>
               <w:top w:w="110" w:type="dxa"/>
@@ -7019,7 +13598,7 @@
         </w:tc>
         <w:tc>
           <w:tcPr>
-            <w:tcW w:w="5555" w:type="dxa"/>
+            <w:tcW w:w="5572" w:type="dxa"/>
             <w:vAlign w:val="center"/>
             <w:tcMar>
               <w:top w:w="110" w:type="dxa"/>
@@ -7046,7 +13625,7 @@
       <w:tr>
         <w:tc>
           <w:tcPr>
-            <w:tcW w:w="1842" w:type="dxa"/>
+            <w:tcW w:w="1867" w:type="dxa"/>
             <w:vAlign w:val="center"/>
             <w:tcMar>
               <w:top w:w="110" w:type="dxa"/>
@@ -7071,7 +13650,7 @@
         </w:tc>
         <w:tc>
           <w:tcPr>
-            <w:tcW w:w="1403" w:type="dxa"/>
+            <w:tcW w:w="1361" w:type="dxa"/>
             <w:vAlign w:val="center"/>
             <w:tcMar>
               <w:top w:w="110" w:type="dxa"/>
@@ -7097,7 +13676,7 @@
         </w:tc>
         <w:tc>
           <w:tcPr>
-            <w:tcW w:w="5555" w:type="dxa"/>
+            <w:tcW w:w="5572" w:type="dxa"/>
             <w:vAlign w:val="center"/>
             <w:tcMar>
               <w:top w:w="110" w:type="dxa"/>
@@ -7124,7 +13703,7 @@
       <w:tr>
         <w:tc>
           <w:tcPr>
-            <w:tcW w:w="1842" w:type="dxa"/>
+            <w:tcW w:w="1867" w:type="dxa"/>
             <w:vAlign w:val="center"/>
             <w:tcMar>
               <w:top w:w="110" w:type="dxa"/>
@@ -7149,7 +13728,7 @@
         </w:tc>
         <w:tc>
           <w:tcPr>
-            <w:tcW w:w="1403" w:type="dxa"/>
+            <w:tcW w:w="1361" w:type="dxa"/>
             <w:vAlign w:val="center"/>
             <w:tcMar>
               <w:top w:w="110" w:type="dxa"/>
@@ -7175,7 +13754,7 @@
         </w:tc>
         <w:tc>
           <w:tcPr>
-            <w:tcW w:w="5555" w:type="dxa"/>
+            <w:tcW w:w="5572" w:type="dxa"/>
             <w:vAlign w:val="center"/>
             <w:tcMar>
               <w:top w:w="110" w:type="dxa"/>
@@ -7195,6 +13774,474 @@
                 <w:sz w:val="17"/>
               </w:rPr>
               <w:t xml:space="preserve">Markdown、HTML、Word、PDF 共用同一输入</w:t>
+            </w:r>
+          </w:p>
+        </w:tc>
+      </w:tr>
+      <w:tr>
+        <w:tc>
+          <w:tcPr>
+            <w:tcW w:w="1867" w:type="dxa"/>
+            <w:vAlign w:val="center"/>
+            <w:tcMar>
+              <w:top w:w="110" w:type="dxa"/>
+              <w:left w:w="110" w:type="dxa"/>
+              <w:bottom w:w="110" w:type="dxa"/>
+              <w:right w:w="110" w:type="dxa"/>
+            </w:tcMar>
+          </w:tcPr>
+          <w:p>
+            <w:pPr>
+              <w:spacing w:after="55" w:line="276" w:lineRule="auto"/>
+              <w:wordWrap/>
+            </w:pPr>
+            <w:r>
+              <w:rPr>
+                <w:rFonts w:ascii="Arial" w:eastAsia="Microsoft YaHei" w:hAnsi="Arial"/>
+                <w:sz w:val="17"/>
+              </w:rPr>
+              <w:t xml:space="preserve">系统完整性</w:t>
+            </w:r>
+          </w:p>
+        </w:tc>
+        <w:tc>
+          <w:tcPr>
+            <w:tcW w:w="1361" w:type="dxa"/>
+            <w:vAlign w:val="center"/>
+            <w:tcMar>
+              <w:top w:w="110" w:type="dxa"/>
+              <w:left w:w="110" w:type="dxa"/>
+              <w:bottom w:w="110" w:type="dxa"/>
+              <w:right w:w="110" w:type="dxa"/>
+            </w:tcMar>
+          </w:tcPr>
+          <w:p>
+            <w:pPr>
+              <w:jc w:val="center"/>
+              <w:spacing w:after="55" w:line="276" w:lineRule="auto"/>
+              <w:wordWrap/>
+            </w:pPr>
+            <w:r>
+              <w:rPr>
+                <w:rFonts w:ascii="Arial" w:eastAsia="Microsoft YaHei" w:hAnsi="Arial"/>
+                <w:sz w:val="17"/>
+              </w:rPr>
+              <w:t xml:space="preserve">通过</w:t>
+            </w:r>
+          </w:p>
+        </w:tc>
+        <w:tc>
+          <w:tcPr>
+            <w:tcW w:w="5572" w:type="dxa"/>
+            <w:vAlign w:val="center"/>
+            <w:tcMar>
+              <w:top w:w="110" w:type="dxa"/>
+              <w:left w:w="110" w:type="dxa"/>
+              <w:bottom w:w="110" w:type="dxa"/>
+              <w:right w:w="110" w:type="dxa"/>
+            </w:tcMar>
+          </w:tcPr>
+          <w:p>
+            <w:pPr>
+              <w:spacing w:after="55" w:line="276" w:lineRule="auto"/>
+              <w:wordWrap/>
+            </w:pPr>
+            <w:r>
+              <w:rPr>
+                <w:rFonts w:ascii="Arial" w:eastAsia="Microsoft YaHei" w:hAnsi="Arial"/>
+                <w:sz w:val="17"/>
+              </w:rPr>
+              <w:t xml:space="preserve">包含输入边界、Query Fan-​out、实体关系、证据、抽取单元、Schema、CMS、无障碍和实施验收</w:t>
+            </w:r>
+          </w:p>
+        </w:tc>
+      </w:tr>
+      <w:tr>
+        <w:tc>
+          <w:tcPr>
+            <w:tcW w:w="1867" w:type="dxa"/>
+            <w:vAlign w:val="center"/>
+            <w:tcMar>
+              <w:top w:w="110" w:type="dxa"/>
+              <w:left w:w="110" w:type="dxa"/>
+              <w:bottom w:w="110" w:type="dxa"/>
+              <w:right w:w="110" w:type="dxa"/>
+            </w:tcMar>
+          </w:tcPr>
+          <w:p>
+            <w:pPr>
+              <w:spacing w:after="55" w:line="276" w:lineRule="auto"/>
+              <w:wordWrap/>
+            </w:pPr>
+            <w:r>
+              <w:rPr>
+                <w:rFonts w:ascii="Arial" w:eastAsia="Microsoft YaHei" w:hAnsi="Arial"/>
+                <w:sz w:val="17"/>
+              </w:rPr>
+              <w:t xml:space="preserve">HTML 固定菜单</w:t>
+            </w:r>
+          </w:p>
+        </w:tc>
+        <w:tc>
+          <w:tcPr>
+            <w:tcW w:w="1361" w:type="dxa"/>
+            <w:vAlign w:val="center"/>
+            <w:tcMar>
+              <w:top w:w="110" w:type="dxa"/>
+              <w:left w:w="110" w:type="dxa"/>
+              <w:bottom w:w="110" w:type="dxa"/>
+              <w:right w:w="110" w:type="dxa"/>
+            </w:tcMar>
+          </w:tcPr>
+          <w:p>
+            <w:pPr>
+              <w:jc w:val="center"/>
+              <w:spacing w:after="55" w:line="276" w:lineRule="auto"/>
+              <w:wordWrap/>
+            </w:pPr>
+            <w:r>
+              <w:rPr>
+                <w:rFonts w:ascii="Arial" w:eastAsia="Microsoft YaHei" w:hAnsi="Arial"/>
+                <w:sz w:val="17"/>
+              </w:rPr>
+              <w:t xml:space="preserve">通过</w:t>
+            </w:r>
+          </w:p>
+        </w:tc>
+        <w:tc>
+          <w:tcPr>
+            <w:tcW w:w="5572" w:type="dxa"/>
+            <w:vAlign w:val="center"/>
+            <w:tcMar>
+              <w:top w:w="110" w:type="dxa"/>
+              <w:left w:w="110" w:type="dxa"/>
+              <w:bottom w:w="110" w:type="dxa"/>
+              <w:right w:w="110" w:type="dxa"/>
+            </w:tcMar>
+          </w:tcPr>
+          <w:p>
+            <w:pPr>
+              <w:spacing w:after="55" w:line="276" w:lineRule="auto"/>
+              <w:wordWrap/>
+            </w:pPr>
+            <w:r>
+              <w:rPr>
+                <w:rFonts w:ascii="Arial" w:eastAsia="Microsoft YaHei" w:hAnsi="Arial"/>
+                <w:sz w:val="17"/>
+              </w:rPr>
+              <w:t xml:space="preserve">HTML 报告包含 toc-​bar、aria-​label=​报告目录、position:​sticky、top:​0 和模块锚点</w:t>
+            </w:r>
+          </w:p>
+        </w:tc>
+      </w:tr>
+      <w:tr>
+        <w:tc>
+          <w:tcPr>
+            <w:tcW w:w="1867" w:type="dxa"/>
+            <w:vAlign w:val="center"/>
+            <w:tcMar>
+              <w:top w:w="110" w:type="dxa"/>
+              <w:left w:w="110" w:type="dxa"/>
+              <w:bottom w:w="110" w:type="dxa"/>
+              <w:right w:w="110" w:type="dxa"/>
+            </w:tcMar>
+          </w:tcPr>
+          <w:p>
+            <w:pPr>
+              <w:spacing w:after="55" w:line="276" w:lineRule="auto"/>
+              <w:wordWrap/>
+            </w:pPr>
+            <w:r>
+              <w:rPr>
+                <w:rFonts w:ascii="Arial" w:eastAsia="Microsoft YaHei" w:hAnsi="Arial"/>
+                <w:sz w:val="17"/>
+              </w:rPr>
+              <w:t xml:space="preserve">无障碍与页面体验</w:t>
+            </w:r>
+          </w:p>
+        </w:tc>
+        <w:tc>
+          <w:tcPr>
+            <w:tcW w:w="1361" w:type="dxa"/>
+            <w:vAlign w:val="center"/>
+            <w:tcMar>
+              <w:top w:w="110" w:type="dxa"/>
+              <w:left w:w="110" w:type="dxa"/>
+              <w:bottom w:w="110" w:type="dxa"/>
+              <w:right w:w="110" w:type="dxa"/>
+            </w:tcMar>
+          </w:tcPr>
+          <w:p>
+            <w:pPr>
+              <w:jc w:val="center"/>
+              <w:spacing w:after="55" w:line="276" w:lineRule="auto"/>
+              <w:wordWrap/>
+            </w:pPr>
+            <w:r>
+              <w:rPr>
+                <w:rFonts w:ascii="Arial" w:eastAsia="Microsoft YaHei" w:hAnsi="Arial"/>
+                <w:sz w:val="17"/>
+              </w:rPr>
+              <w:t xml:space="preserve">通过</w:t>
+            </w:r>
+          </w:p>
+        </w:tc>
+        <w:tc>
+          <w:tcPr>
+            <w:tcW w:w="5572" w:type="dxa"/>
+            <w:vAlign w:val="center"/>
+            <w:tcMar>
+              <w:top w:w="110" w:type="dxa"/>
+              <w:left w:w="110" w:type="dxa"/>
+              <w:bottom w:w="110" w:type="dxa"/>
+              <w:right w:w="110" w:type="dxa"/>
+            </w:tcMar>
+          </w:tcPr>
+          <w:p>
+            <w:pPr>
+              <w:spacing w:after="55" w:line="276" w:lineRule="auto"/>
+              <w:wordWrap/>
+            </w:pPr>
+            <w:r>
+              <w:rPr>
+                <w:rFonts w:ascii="Arial" w:eastAsia="Microsoft YaHei" w:hAnsi="Arial"/>
+                <w:sz w:val="17"/>
+              </w:rPr>
+              <w:t xml:space="preserve">包含标题层级、键盘焦点、移动端和公众号版验收要求</w:t>
+            </w:r>
+          </w:p>
+        </w:tc>
+      </w:tr>
+      <w:tr>
+        <w:tc>
+          <w:tcPr>
+            <w:tcW w:w="1867" w:type="dxa"/>
+            <w:vAlign w:val="center"/>
+            <w:tcMar>
+              <w:top w:w="110" w:type="dxa"/>
+              <w:left w:w="110" w:type="dxa"/>
+              <w:bottom w:w="110" w:type="dxa"/>
+              <w:right w:w="110" w:type="dxa"/>
+            </w:tcMar>
+          </w:tcPr>
+          <w:p>
+            <w:pPr>
+              <w:spacing w:after="55" w:line="276" w:lineRule="auto"/>
+              <w:wordWrap/>
+            </w:pPr>
+            <w:r>
+              <w:rPr>
+                <w:rFonts w:ascii="Arial" w:eastAsia="Microsoft YaHei" w:hAnsi="Arial"/>
+                <w:sz w:val="17"/>
+              </w:rPr>
+              <w:t xml:space="preserve">实施验收计划</w:t>
+            </w:r>
+          </w:p>
+        </w:tc>
+        <w:tc>
+          <w:tcPr>
+            <w:tcW w:w="1361" w:type="dxa"/>
+            <w:vAlign w:val="center"/>
+            <w:tcMar>
+              <w:top w:w="110" w:type="dxa"/>
+              <w:left w:w="110" w:type="dxa"/>
+              <w:bottom w:w="110" w:type="dxa"/>
+              <w:right w:w="110" w:type="dxa"/>
+            </w:tcMar>
+          </w:tcPr>
+          <w:p>
+            <w:pPr>
+              <w:jc w:val="center"/>
+              <w:spacing w:after="55" w:line="276" w:lineRule="auto"/>
+              <w:wordWrap/>
+            </w:pPr>
+            <w:r>
+              <w:rPr>
+                <w:rFonts w:ascii="Arial" w:eastAsia="Microsoft YaHei" w:hAnsi="Arial"/>
+                <w:sz w:val="17"/>
+              </w:rPr>
+              <w:t xml:space="preserve">通过</w:t>
+            </w:r>
+          </w:p>
+        </w:tc>
+        <w:tc>
+          <w:tcPr>
+            <w:tcW w:w="5572" w:type="dxa"/>
+            <w:vAlign w:val="center"/>
+            <w:tcMar>
+              <w:top w:w="110" w:type="dxa"/>
+              <w:left w:w="110" w:type="dxa"/>
+              <w:bottom w:w="110" w:type="dxa"/>
+              <w:right w:w="110" w:type="dxa"/>
+            </w:tcMar>
+          </w:tcPr>
+          <w:p>
+            <w:pPr>
+              <w:spacing w:after="55" w:line="276" w:lineRule="auto"/>
+              <w:wordWrap/>
+            </w:pPr>
+            <w:r>
+              <w:rPr>
+                <w:rFonts w:ascii="Arial" w:eastAsia="Microsoft YaHei" w:hAnsi="Arial"/>
+                <w:sz w:val="17"/>
+              </w:rPr>
+              <w:t xml:space="preserve">包含开发、内容、合规、运营和 AI 抽取回归检查项</w:t>
+            </w:r>
+          </w:p>
+        </w:tc>
+      </w:tr>
+      <w:tr>
+        <w:tc>
+          <w:tcPr>
+            <w:tcW w:w="1867" w:type="dxa"/>
+            <w:vAlign w:val="center"/>
+            <w:tcMar>
+              <w:top w:w="110" w:type="dxa"/>
+              <w:left w:w="110" w:type="dxa"/>
+              <w:bottom w:w="110" w:type="dxa"/>
+              <w:right w:w="110" w:type="dxa"/>
+            </w:tcMar>
+          </w:tcPr>
+          <w:p>
+            <w:pPr>
+              <w:spacing w:after="55" w:line="276" w:lineRule="auto"/>
+              <w:wordWrap/>
+            </w:pPr>
+            <w:r>
+              <w:rPr>
+                <w:rFonts w:ascii="Arial" w:eastAsia="Microsoft YaHei" w:hAnsi="Arial"/>
+                <w:sz w:val="17"/>
+              </w:rPr>
+              <w:t xml:space="preserve">真实数据接入</w:t>
+            </w:r>
+          </w:p>
+        </w:tc>
+        <w:tc>
+          <w:tcPr>
+            <w:tcW w:w="1361" w:type="dxa"/>
+            <w:vAlign w:val="center"/>
+            <w:tcMar>
+              <w:top w:w="110" w:type="dxa"/>
+              <w:left w:w="110" w:type="dxa"/>
+              <w:bottom w:w="110" w:type="dxa"/>
+              <w:right w:w="110" w:type="dxa"/>
+            </w:tcMar>
+          </w:tcPr>
+          <w:p>
+            <w:pPr>
+              <w:jc w:val="center"/>
+              <w:spacing w:after="55" w:line="276" w:lineRule="auto"/>
+              <w:wordWrap/>
+            </w:pPr>
+            <w:r>
+              <w:rPr>
+                <w:rFonts w:ascii="Arial" w:eastAsia="Microsoft YaHei" w:hAnsi="Arial"/>
+                <w:sz w:val="17"/>
+              </w:rPr>
+              <w:t xml:space="preserve">通过</w:t>
+            </w:r>
+          </w:p>
+        </w:tc>
+        <w:tc>
+          <w:tcPr>
+            <w:tcW w:w="5572" w:type="dxa"/>
+            <w:vAlign w:val="center"/>
+            <w:tcMar>
+              <w:top w:w="110" w:type="dxa"/>
+              <w:left w:w="110" w:type="dxa"/>
+              <w:bottom w:w="110" w:type="dxa"/>
+              <w:right w:w="110" w:type="dxa"/>
+            </w:tcMar>
+          </w:tcPr>
+          <w:p>
+            <w:pPr>
+              <w:spacing w:after="55" w:line="276" w:lineRule="auto"/>
+              <w:wordWrap/>
+            </w:pPr>
+            <w:r>
+              <w:rPr>
+                <w:rFonts w:ascii="Arial" w:eastAsia="Microsoft YaHei" w:hAnsi="Arial"/>
+                <w:sz w:val="17"/>
+              </w:rPr>
+              <w:t xml:space="preserve">包含数据模式、来源等级、核验日期、可写入事实、Schema 准入边界和待补采清单</w:t>
+            </w:r>
+          </w:p>
+        </w:tc>
+      </w:tr>
+      <w:tr>
+        <w:tc>
+          <w:tcPr>
+            <w:tcW w:w="1867" w:type="dxa"/>
+            <w:vAlign w:val="center"/>
+            <w:tcMar>
+              <w:top w:w="110" w:type="dxa"/>
+              <w:left w:w="110" w:type="dxa"/>
+              <w:bottom w:w="110" w:type="dxa"/>
+              <w:right w:w="110" w:type="dxa"/>
+            </w:tcMar>
+          </w:tcPr>
+          <w:p>
+            <w:pPr>
+              <w:spacing w:after="55" w:line="276" w:lineRule="auto"/>
+              <w:wordWrap/>
+            </w:pPr>
+            <w:r>
+              <w:rPr>
+                <w:rFonts w:ascii="Arial" w:eastAsia="Microsoft YaHei" w:hAnsi="Arial"/>
+                <w:sz w:val="17"/>
+              </w:rPr>
+              <w:t xml:space="preserve">Kami 版式规则</w:t>
+            </w:r>
+          </w:p>
+        </w:tc>
+        <w:tc>
+          <w:tcPr>
+            <w:tcW w:w="1361" w:type="dxa"/>
+            <w:vAlign w:val="center"/>
+            <w:tcMar>
+              <w:top w:w="110" w:type="dxa"/>
+              <w:left w:w="110" w:type="dxa"/>
+              <w:bottom w:w="110" w:type="dxa"/>
+              <w:right w:w="110" w:type="dxa"/>
+            </w:tcMar>
+          </w:tcPr>
+          <w:p>
+            <w:pPr>
+              <w:jc w:val="center"/>
+              <w:spacing w:after="55" w:line="276" w:lineRule="auto"/>
+              <w:wordWrap/>
+            </w:pPr>
+            <w:r>
+              <w:rPr>
+                <w:rFonts w:ascii="Arial" w:eastAsia="Microsoft YaHei" w:hAnsi="Arial"/>
+                <w:sz w:val="17"/>
+              </w:rPr>
+              <w:t xml:space="preserve">通过</w:t>
+            </w:r>
+          </w:p>
+        </w:tc>
+        <w:tc>
+          <w:tcPr>
+            <w:tcW w:w="5572" w:type="dxa"/>
+            <w:vAlign w:val="center"/>
+            <w:tcMar>
+              <w:top w:w="110" w:type="dxa"/>
+              <w:left w:w="110" w:type="dxa"/>
+              <w:bottom w:w="110" w:type="dxa"/>
+              <w:right w:w="110" w:type="dxa"/>
+            </w:tcMar>
+          </w:tcPr>
+          <w:p>
+            <w:pPr>
+              <w:spacing w:after="55" w:line="276" w:lineRule="auto"/>
+              <w:wordWrap/>
+            </w:pPr>
+            <w:r>
+              <w:rPr>
+                <w:rFonts w:ascii="Arial" w:eastAsia="Microsoft YaHei" w:hAnsi="Arial"/>
+                <w:sz w:val="17"/>
+              </w:rPr>
+              <w:t xml:space="preserve">HTML/​PDF/​Word 使用白底主画布、暖灰边框、油墨蓝强调、serif 标题和紧凑行距</w:t>
             </w:r>
           </w:p>
         </w:tc>
